--- a/old/Chobits Translation Notes.docx
+++ b/old/Chobits Translation Notes.docx
@@ -4,18 +4,15 @@
   <w:body>
     <w:p>
       <w:r>
-        <w:t>PS2 Game Dumping notes:</w:t>
+        <w:t>Chobits Translation Notes</w:t>
+      </w:r>
+      <w:r>
+        <w:t>:</w:t>
       </w:r>
     </w:p>
     <w:p/>
     <w:p>
       <w:r>
-        <w:t>Current notes:</w:t>
-      </w:r>
-    </w:p>
-    <w:p/>
-    <w:p>
-      <w:r>
         <w:t>Todo:</w:t>
       </w:r>
     </w:p>
@@ -24,935 +21,2086 @@
         <w:ind w:left="720"/>
       </w:pPr>
       <w:r>
-        <w:t xml:space="preserve">Find </w:t>
-      </w:r>
-      <w:r>
-        <w:t xml:space="preserve">Kanji </w:t>
-      </w:r>
-      <w:r>
-        <w:t xml:space="preserve">images/bitmap </w:t>
-      </w:r>
-      <w:r>
-        <w:t>in game files</w:t>
-      </w:r>
-    </w:p>
-    <w:p>
-      <w:pPr>
-        <w:ind w:left="1440"/>
-      </w:pPr>
-      <w:r>
-        <w:t xml:space="preserve">So </w:t>
-      </w:r>
-      <w:proofErr w:type="gramStart"/>
-      <w:r>
-        <w:t>far</w:t>
-      </w:r>
-      <w:proofErr w:type="gramEnd"/>
-      <w:r>
-        <w:t xml:space="preserve"> I think I’ve looked through all of them and haven’t fo</w:t>
-      </w:r>
-      <w:r>
-        <w:t>und it</w:t>
-      </w:r>
-    </w:p>
-    <w:p>
-      <w:pPr>
-        <w:ind w:left="1440"/>
-      </w:pPr>
-      <w:r>
-        <w:t>Is it in the PS2 itself somehow?</w:t>
-      </w:r>
-    </w:p>
-    <w:p>
-      <w:pPr>
-        <w:ind w:left="1440"/>
-      </w:pPr>
-      <w:r>
-        <w:t>May also be a table with bits, perhaps I could rewrite the bit length for English characters?</w:t>
-      </w:r>
-    </w:p>
-    <w:p>
-      <w:pPr>
-        <w:ind w:left="720"/>
-      </w:pPr>
-      <w:r>
-        <w:t>Write sanity check for Tim extractor</w:t>
-      </w:r>
-    </w:p>
-    <w:p>
-      <w:pPr>
-        <w:ind w:left="720"/>
-      </w:pPr>
-      <w:r>
-        <w:t xml:space="preserve">See if there’s a way to programmatically make the </w:t>
-      </w:r>
-      <w:r>
-        <w:t>text table</w:t>
-      </w:r>
-      <w:r>
-        <w:t xml:space="preserve"> and encoding scheme</w:t>
-      </w:r>
-    </w:p>
-    <w:p>
-      <w:pPr>
-        <w:ind w:left="720"/>
-      </w:pPr>
-      <w:r>
-        <w:t>Make a program to extract the text boxes and translate them</w:t>
-      </w:r>
-    </w:p>
-    <w:p>
-      <w:pPr>
-        <w:ind w:left="720"/>
-      </w:pPr>
-      <w:r>
-        <w:t xml:space="preserve">Make a program to convert English text to </w:t>
-      </w:r>
-      <w:r>
-        <w:t>the 2-byte encoding scheme</w:t>
-      </w:r>
-    </w:p>
-    <w:p/>
-    <w:p>
-      <w:r>
-        <w:t>Have program to extract images</w:t>
-      </w:r>
-    </w:p>
-    <w:p>
-      <w:pPr>
-        <w:ind w:left="720"/>
-      </w:pPr>
-      <w:r>
-        <w:t xml:space="preserve">After looking through all </w:t>
-      </w:r>
-      <w:proofErr w:type="gramStart"/>
-      <w:r>
-        <w:t>images</w:t>
-      </w:r>
-      <w:proofErr w:type="gramEnd"/>
-      <w:r>
-        <w:t xml:space="preserve"> files I have not found a Kanji Table</w:t>
-      </w:r>
-    </w:p>
-    <w:p>
-      <w:pPr>
-        <w:ind w:left="1440"/>
-      </w:pPr>
-      <w:r>
-        <w:t>(</w:t>
-      </w:r>
-      <w:r>
-        <w:t>A001</w:t>
-      </w:r>
-      <w:r>
-        <w:t xml:space="preserve">?) may be a roman table but it’s the wrong font for </w:t>
-      </w:r>
-      <w:proofErr w:type="spellStart"/>
-      <w:r>
-        <w:t>ingame</w:t>
-      </w:r>
-      <w:proofErr w:type="spellEnd"/>
-    </w:p>
-    <w:p>
-      <w:pPr>
-        <w:ind w:left="1440"/>
-      </w:pPr>
-      <w:r>
-        <w:t xml:space="preserve">A005 is in the same folder as all the images but doesn’t contain </w:t>
-      </w:r>
-      <w:proofErr w:type="gramStart"/>
-      <w:r>
-        <w:t>images—</w:t>
-      </w:r>
-      <w:proofErr w:type="gramEnd"/>
-      <w:r>
-        <w:t>maybe the text is in there?</w:t>
-      </w:r>
-    </w:p>
-    <w:p>
-      <w:r>
-        <w:tab/>
-      </w:r>
-      <w:r>
-        <w:tab/>
-      </w:r>
-      <w:r>
-        <w:tab/>
-        <w:t>Not obvious if so</w:t>
-      </w:r>
-    </w:p>
-    <w:p>
-      <w:pPr>
-        <w:ind w:left="1440"/>
-      </w:pPr>
-      <w:r>
-        <w:t>Maybe try to GREP in another folder?</w:t>
-      </w:r>
-    </w:p>
-    <w:p>
-      <w:pPr>
-        <w:ind w:left="1440"/>
-      </w:pPr>
-      <w:r>
-        <w:t xml:space="preserve">Is it built </w:t>
-      </w:r>
-      <w:proofErr w:type="gramStart"/>
-      <w:r>
-        <w:t>in to</w:t>
-      </w:r>
-      <w:proofErr w:type="gramEnd"/>
-      <w:r>
-        <w:t xml:space="preserve"> the PS2?</w:t>
-      </w:r>
-      <w:r>
-        <w:t xml:space="preserve"> If so, why wouldn’t it have support for the half-width characters?</w:t>
-      </w:r>
-    </w:p>
-    <w:p>
-      <w:pPr>
-        <w:ind w:left="720"/>
-      </w:pPr>
-      <w:r>
-        <w:t>May want to make it a function to make it more automated to scan all files in folder</w:t>
-      </w:r>
-    </w:p>
-    <w:p>
-      <w:pPr>
-        <w:ind w:left="720"/>
-      </w:pPr>
-      <w:r>
-        <w:t>A003 is mostly prefix and shows up blank in rainbow</w:t>
-      </w:r>
-    </w:p>
-    <w:p>
-      <w:pPr>
-        <w:ind w:left="720"/>
-      </w:pPr>
-      <w:r>
-        <w:t>Decompressor e</w:t>
-      </w:r>
-      <w:r>
-        <w:t xml:space="preserve">rrors on </w:t>
-      </w:r>
-      <w:r>
-        <w:t>the following files:</w:t>
-      </w:r>
-      <w:r>
-        <w:t xml:space="preserve"> </w:t>
-      </w:r>
-      <w:r>
-        <w:t xml:space="preserve">A002, </w:t>
-      </w:r>
-      <w:r>
-        <w:t xml:space="preserve">A00F, </w:t>
-      </w:r>
-      <w:r>
-        <w:t>A00A</w:t>
-      </w:r>
-      <w:r>
-        <w:t>, A00</w:t>
-      </w:r>
-      <w:r>
-        <w:t>1, A020</w:t>
-      </w:r>
-    </w:p>
-    <w:p>
-      <w:pPr>
-        <w:ind w:left="720"/>
-      </w:pPr>
-      <w:r>
-        <w:lastRenderedPageBreak/>
-        <w:tab/>
-      </w:r>
-      <w:r>
-        <w:t>A020 gets most of the way through and errors out on #324</w:t>
-      </w:r>
-    </w:p>
-    <w:p>
-      <w:pPr>
-        <w:ind w:left="1440"/>
-      </w:pPr>
-      <w:r>
-        <w:t>First mod I made to decompressor borked the output</w:t>
-      </w:r>
-    </w:p>
-    <w:p>
-      <w:pPr>
-        <w:ind w:left="1440"/>
-      </w:pPr>
-      <w:r>
-        <w:t>Could be related to file extractor</w:t>
-      </w:r>
-    </w:p>
-    <w:p>
-      <w:pPr>
-        <w:ind w:left="2160"/>
-      </w:pPr>
-      <w:r>
-        <w:t>Try to make a sanity check that re</w:t>
-      </w:r>
-      <w:r>
-        <w:t>-inserts the files, see if it’s the same as the original file data</w:t>
-      </w:r>
-    </w:p>
-    <w:p>
-      <w:pPr>
-        <w:ind w:left="1440"/>
-      </w:pPr>
-      <w:r>
-        <w:t xml:space="preserve">I put in an if statement to avoid this, but it will drop the last </w:t>
-      </w:r>
-      <w:r>
-        <w:t>byte</w:t>
-      </w:r>
-      <w:r>
-        <w:t xml:space="preserve"> in the event of that occurrence, maybe </w:t>
-      </w:r>
-      <w:proofErr w:type="gramStart"/>
-      <w:r>
-        <w:t>look into</w:t>
-      </w:r>
-      <w:proofErr w:type="gramEnd"/>
-      <w:r>
-        <w:t xml:space="preserve"> keeping that</w:t>
-      </w:r>
-    </w:p>
-    <w:p>
-      <w:pPr>
-        <w:ind w:left="720"/>
-      </w:pPr>
-      <w:r>
-        <w:t>Use the following to find TIM files:</w:t>
-      </w:r>
-      <w:r>
-        <w:t xml:space="preserve"> </w:t>
-      </w:r>
-      <w:proofErr w:type="gramStart"/>
-      <w:r>
-        <w:t>grep .</w:t>
-      </w:r>
-      <w:proofErr w:type="gramEnd"/>
-      <w:r>
-        <w:t>/ -r -e "TIM2"</w:t>
-      </w:r>
-    </w:p>
-    <w:p/>
-    <w:p>
-      <w:r>
-        <w:t>Created</w:t>
-      </w:r>
-      <w:r>
-        <w:t xml:space="preserve"> bad</w:t>
-      </w:r>
-      <w:r>
-        <w:t xml:space="preserve"> compressor</w:t>
-      </w:r>
-      <w:r>
-        <w:t xml:space="preserve"> for testing</w:t>
-      </w:r>
-    </w:p>
-    <w:p>
-      <w:r>
-        <w:tab/>
-        <w:t>Sanity check with quick recompressing succeeds</w:t>
-      </w:r>
-    </w:p>
-    <w:p>
-      <w:r>
-        <w:tab/>
-      </w:r>
-      <w:r>
-        <w:t>Game boots even with poorly recompressed images</w:t>
-      </w:r>
-    </w:p>
-    <w:p>
-      <w:r>
-        <w:tab/>
-      </w:r>
-      <w:r>
-        <w:t>Game still boots with edited images from rainbow</w:t>
-      </w:r>
-    </w:p>
-    <w:p>
-      <w:pPr>
-        <w:ind w:left="1440"/>
-      </w:pPr>
-      <w:r>
-        <w:t xml:space="preserve">Still need the 4-byte prefixes for the images </w:t>
-      </w:r>
-      <w:r>
-        <w:t>afaik</w:t>
-      </w:r>
-    </w:p>
-    <w:p>
-      <w:pPr>
-        <w:ind w:left="720"/>
-      </w:pPr>
-    </w:p>
-    <w:p/>
-    <w:p>
-      <w:r>
-        <w:t>Created decompressor, works on Broccoli logo</w:t>
-      </w:r>
-    </w:p>
-    <w:p>
-      <w:pPr>
-        <w:ind w:left="720"/>
-      </w:pPr>
-      <w:proofErr w:type="gramStart"/>
-      <w:r>
-        <w:t>Didn’t</w:t>
-      </w:r>
-      <w:proofErr w:type="gramEnd"/>
-      <w:r>
-        <w:t xml:space="preserve"> work at </w:t>
-      </w:r>
-      <w:proofErr w:type="gramStart"/>
-      <w:r>
-        <w:t>first</w:t>
-      </w:r>
-      <w:proofErr w:type="gramEnd"/>
-      <w:r>
-        <w:t xml:space="preserve"> I think because there are bits at the end that were necessary, which I didn’t copy from the memory of the game</w:t>
-      </w:r>
-    </w:p>
-    <w:p>
-      <w:pPr>
-        <w:ind w:left="720"/>
-      </w:pPr>
-      <w:r>
-        <w:t>Reverse engineered compression</w:t>
-      </w:r>
-    </w:p>
-    <w:p>
-      <w:pPr>
-        <w:ind w:left="1440"/>
-      </w:pPr>
-      <w:r>
-        <w:t>It uses a strange encoding scheme—the 2-byte instructions should be read as binary, where the first 6 bits are 29 more than the number of bytes to copy, and the second 10 bits are one less than the number of bytes to count back</w:t>
-      </w:r>
-    </w:p>
-    <w:p>
-      <w:pPr>
-        <w:ind w:left="1440"/>
-      </w:pPr>
-      <w:r>
-        <w:t xml:space="preserve">Details in the hexExploration.txt file </w:t>
-      </w:r>
-    </w:p>
-    <w:p>
-      <w:pPr>
-        <w:ind w:left="720"/>
-      </w:pPr>
-      <w:r>
-        <w:t xml:space="preserve">Haven’t verified if its byte-for-byte yet but eyeballing it </w:t>
-      </w:r>
-      <w:proofErr w:type="spellStart"/>
-      <w:r>
-        <w:t>it</w:t>
-      </w:r>
-      <w:proofErr w:type="spellEnd"/>
-      <w:r>
-        <w:t xml:space="preserve"> looks pretty </w:t>
-      </w:r>
-      <w:proofErr w:type="gramStart"/>
-      <w:r>
-        <w:t>close</w:t>
-      </w:r>
-      <w:proofErr w:type="gramEnd"/>
-    </w:p>
-    <w:p/>
-    <w:p>
-      <w:r>
-        <w:t>Current thread:</w:t>
-      </w:r>
-    </w:p>
-    <w:p>
-      <w:pPr>
-        <w:ind w:left="720"/>
-      </w:pPr>
-      <w:r>
-        <w:lastRenderedPageBreak/>
-        <w:t xml:space="preserve">Replace all Kanji with </w:t>
-      </w:r>
-      <w:r>
-        <w:t xml:space="preserve">pairs of 2 </w:t>
-      </w:r>
-      <w:proofErr w:type="spellStart"/>
-      <w:r>
-        <w:t>english</w:t>
-      </w:r>
-      <w:proofErr w:type="spellEnd"/>
-      <w:r>
-        <w:t xml:space="preserve"> letters, (e.g., ab, </w:t>
-      </w:r>
-      <w:proofErr w:type="spellStart"/>
-      <w:r>
-        <w:t>ba</w:t>
-      </w:r>
-      <w:proofErr w:type="spellEnd"/>
-      <w:r>
-        <w:t>, ac, ca, etc.) and reference those by address</w:t>
-      </w:r>
-    </w:p>
-    <w:p>
-      <w:pPr>
-        <w:ind w:left="1440"/>
-      </w:pPr>
-      <w:proofErr w:type="gramStart"/>
-      <w:r>
-        <w:t>Would</w:t>
-      </w:r>
-      <w:proofErr w:type="gramEnd"/>
-      <w:r>
-        <w:t xml:space="preserve"> fix the spacing problem and memory size problem</w:t>
-      </w:r>
-    </w:p>
-    <w:p>
-      <w:pPr>
-        <w:ind w:left="1440"/>
-      </w:pPr>
-      <w:r>
-        <w:t xml:space="preserve">Would need to find the sprites for the kanji and </w:t>
-      </w:r>
-      <w:r>
-        <w:t>replace them</w:t>
-      </w:r>
-    </w:p>
-    <w:p>
-      <w:pPr>
-        <w:ind w:left="1440"/>
-      </w:pPr>
-      <w:proofErr w:type="gramStart"/>
-      <w:r>
-        <w:t>Probably</w:t>
-      </w:r>
-      <w:proofErr w:type="gramEnd"/>
-      <w:r>
-        <w:t xml:space="preserve"> would have to automate them</w:t>
-      </w:r>
-    </w:p>
-    <w:p>
-      <w:pPr>
-        <w:ind w:left="2160"/>
-      </w:pPr>
-      <w:r>
-        <w:t>~4000 combinations exist</w:t>
-      </w:r>
-      <w:r>
-        <w:t xml:space="preserve"> (including capital and lowercase, and punctuation)</w:t>
-      </w:r>
-    </w:p>
-    <w:p>
-      <w:pPr>
-        <w:ind w:left="720"/>
-      </w:pPr>
-      <w:r>
-        <w:t xml:space="preserve">This would not fix the FMV </w:t>
-      </w:r>
-      <w:proofErr w:type="gramStart"/>
-      <w:r>
-        <w:t>cutscenes</w:t>
-      </w:r>
-      <w:proofErr w:type="gramEnd"/>
-      <w:r>
-        <w:t xml:space="preserve">, those would still need to </w:t>
-      </w:r>
-      <w:r>
-        <w:t>be decompressed and have subtitles added, then re-compressed and re-inserted</w:t>
-      </w:r>
-    </w:p>
-    <w:p>
-      <w:pPr>
-        <w:ind w:left="720"/>
-      </w:pPr>
-      <w:r>
-        <w:t>Have a script to grab TIM2 files, testing to see if I can load any in Rainbow</w:t>
-      </w:r>
-    </w:p>
-    <w:p>
-      <w:pPr>
-        <w:ind w:left="1440"/>
-      </w:pPr>
-      <w:r>
-        <w:t>I found some that Rainbow tries to open, but it calls them ‘</w:t>
-      </w:r>
-      <w:r>
-        <w:t>mipmaps’</w:t>
-      </w:r>
-    </w:p>
-    <w:p>
-      <w:pPr>
-        <w:ind w:left="1440"/>
-      </w:pPr>
-      <w:r>
-        <w:t>The header looks more like what Racoon Sam said were compressed files, maybe I need to decompress them</w:t>
-      </w:r>
-    </w:p>
-    <w:p>
-      <w:pPr>
-        <w:ind w:left="2160"/>
-      </w:pPr>
-      <w:r>
-        <w:t>After reviewing what he said, it sounds like only one image is uncompressed in memory at a time</w:t>
-      </w:r>
-    </w:p>
-    <w:p>
-      <w:pPr>
-        <w:ind w:left="2160"/>
-      </w:pPr>
-      <w:r>
-        <w:t xml:space="preserve">That’s what I found, the first image was </w:t>
-      </w:r>
-      <w:proofErr w:type="gramStart"/>
-      <w:r>
-        <w:t>extracted</w:t>
-      </w:r>
-      <w:proofErr w:type="gramEnd"/>
-      <w:r>
-        <w:t xml:space="preserve"> and I was able to copy/paste that block of memory into a .tm2 file and it opens in Rainbow</w:t>
-      </w:r>
-    </w:p>
-    <w:p>
-      <w:pPr>
-        <w:ind w:left="720"/>
-      </w:pPr>
-      <w:r>
-        <w:t xml:space="preserve">Next steps: extract uncompressed broccoli image and </w:t>
-      </w:r>
-      <w:proofErr w:type="gramStart"/>
-      <w:r>
-        <w:t>compare</w:t>
-      </w:r>
-      <w:proofErr w:type="gramEnd"/>
-      <w:r>
-        <w:t xml:space="preserve"> to file, see if I can reverse engineer the compression algorithm like </w:t>
-      </w:r>
-      <w:proofErr w:type="spellStart"/>
-      <w:r>
-        <w:t>Raccon</w:t>
-      </w:r>
-      <w:proofErr w:type="spellEnd"/>
-      <w:r>
-        <w:t xml:space="preserve"> Sam and automate the extraction of the TIM2 files</w:t>
-      </w:r>
-    </w:p>
-    <w:p/>
-    <w:p>
-      <w:r>
-        <w:t xml:space="preserve">Working on decompiling ELF file with </w:t>
-      </w:r>
-      <w:proofErr w:type="spellStart"/>
-      <w:r>
-        <w:t>Ghidra</w:t>
-      </w:r>
-      <w:proofErr w:type="spellEnd"/>
-    </w:p>
-    <w:p>
-      <w:pPr>
-        <w:ind w:left="720"/>
-      </w:pPr>
-      <w:proofErr w:type="gramStart"/>
-      <w:r>
-        <w:t>Ultimate goal</w:t>
-      </w:r>
-      <w:proofErr w:type="gramEnd"/>
-      <w:r>
-        <w:t xml:space="preserve"> is to find where it references the data related to the text and see if I can point it elsewhere</w:t>
-      </w:r>
-    </w:p>
-    <w:p>
-      <w:pPr>
-        <w:ind w:left="720"/>
-      </w:pPr>
-      <w:r>
-        <w:t>Make sure to select experimental aggressive option</w:t>
-      </w:r>
-    </w:p>
-    <w:p>
-      <w:pPr>
-        <w:ind w:left="720"/>
-      </w:pPr>
-      <w:proofErr w:type="spellStart"/>
-      <w:r>
-        <w:t>Ghidra</w:t>
-      </w:r>
-      <w:proofErr w:type="spellEnd"/>
-      <w:r>
-        <w:t xml:space="preserve"> addresses are 00100000 above other hex editors</w:t>
-      </w:r>
-    </w:p>
-    <w:p>
-      <w:pPr>
-        <w:ind w:left="720"/>
-      </w:pPr>
-      <w:r>
-        <w:t>This turned out to be a lot more difficult than I thought</w:t>
-      </w:r>
-    </w:p>
-    <w:p>
-      <w:pPr>
-        <w:ind w:left="1440"/>
-      </w:pPr>
-      <w:r>
-        <w:lastRenderedPageBreak/>
-        <w:t xml:space="preserve">I’m not sure </w:t>
-      </w:r>
-      <w:proofErr w:type="gramStart"/>
-      <w:r>
-        <w:t>how to</w:t>
-      </w:r>
-      <w:proofErr w:type="gramEnd"/>
-      <w:r>
-        <w:t xml:space="preserve"> re-compile it once </w:t>
-      </w:r>
-      <w:proofErr w:type="spellStart"/>
-      <w:proofErr w:type="gramStart"/>
-      <w:r>
-        <w:t>its</w:t>
-      </w:r>
-      <w:proofErr w:type="spellEnd"/>
-      <w:proofErr w:type="gramEnd"/>
-      <w:r>
-        <w:t xml:space="preserve"> been decompiled, if that’s even possible</w:t>
-      </w:r>
-    </w:p>
-    <w:p>
-      <w:pPr>
-        <w:ind w:left="1440"/>
-      </w:pPr>
-      <w:r>
-        <w:t>Do more research on that—best case scenario, I can add data back in without a problem</w:t>
-      </w:r>
+        <w:t>Update reserved ranges in script.json file</w:t>
+      </w:r>
+    </w:p>
+    <w:p>
+      <w:pPr>
+        <w:ind w:left="720"/>
+      </w:pPr>
+      <w:r>
+        <w:t>Make program to</w:t>
+      </w:r>
+      <w:r>
+        <w:t xml:space="preserve"> translate t</w:t>
+      </w:r>
+      <w:r>
+        <w:t>ext boxes</w:t>
+      </w:r>
+    </w:p>
+    <w:p>
+      <w:pPr>
+        <w:ind w:left="720"/>
+      </w:pPr>
+      <w:r>
+        <w:t xml:space="preserve">Consider redoing the DoubleShift-RIS to preserve dakuten and handakuten </w:t>
+      </w:r>
+    </w:p>
+    <w:p>
+      <w:pPr>
+        <w:ind w:left="1440"/>
+      </w:pPr>
+      <w:r>
+        <w:t>Would help with the text box</w:t>
+      </w:r>
+    </w:p>
+    <w:p>
+      <w:pPr>
+        <w:ind w:left="1440"/>
+      </w:pPr>
+      <w:r>
+        <w:t xml:space="preserve">Or replace them with </w:t>
+      </w:r>
+      <w:r>
+        <w:t>relevant symbols</w:t>
+      </w:r>
+    </w:p>
+    <w:p>
+      <w:pPr>
+        <w:ind w:left="720"/>
+      </w:pPr>
+      <w:r>
+        <w:t>Write re-inserter for multiple TIM2 images</w:t>
+      </w:r>
+    </w:p>
+    <w:p>
+      <w:pPr>
+        <w:ind w:left="720"/>
+      </w:pPr>
+      <w:r>
+        <w:t>Translate text in TIM images</w:t>
+      </w:r>
+    </w:p>
+    <w:p>
+      <w:pPr>
+        <w:ind w:left="720"/>
+      </w:pPr>
+      <w:r>
+        <w:t>Figure out video extraction</w:t>
+      </w:r>
+    </w:p>
+    <w:p>
+      <w:pPr>
+        <w:rPr>
+          <w:rFonts w:ascii="Migu 2M" w:eastAsia="Migu 2M" w:hAnsi="Migu 2M"/>
+        </w:rPr>
+      </w:pPr>
+    </w:p>
+    <w:p>
+      <w:pPr>
+        <w:ind w:left="720"/>
+        <w:rPr>
+          <w:rFonts w:ascii="Migu 2M" w:eastAsia="Migu 2M" w:hAnsi="Migu 2M"/>
+        </w:rPr>
+      </w:pPr>
     </w:p>
     <w:p/>
     <w:p/>
     <w:p>
       <w:r>
-        <w:t>Can unpack .iso with Apache 2</w:t>
-      </w:r>
-    </w:p>
-    <w:p>
-      <w:r>
-        <w:t xml:space="preserve">Can repack with </w:t>
-      </w:r>
-      <w:proofErr w:type="spellStart"/>
-      <w:r>
-        <w:t>IMGburn</w:t>
-      </w:r>
-      <w:proofErr w:type="spellEnd"/>
-    </w:p>
-    <w:p>
-      <w:r>
-        <w:tab/>
-        <w:t>May not produce perfect files, but whatever</w:t>
-      </w:r>
+        <w:t>Done:</w:t>
+      </w:r>
+    </w:p>
+    <w:p>
+      <w:pPr>
+        <w:ind w:left="720"/>
+      </w:pPr>
+      <w:r>
+        <w:t>Create encoding table for DoubleShift-RIS</w:t>
+      </w:r>
+    </w:p>
+    <w:p>
+      <w:pPr>
+        <w:tabs>
+          <w:tab w:val="center" w:pos="5040"/>
+        </w:tabs>
+        <w:ind w:left="720"/>
+      </w:pPr>
+      <w:r>
+        <w:t>Create half-width English font</w:t>
+      </w:r>
+      <w:r>
+        <w:tab/>
+      </w:r>
+    </w:p>
+    <w:p>
+      <w:pPr>
+        <w:ind w:left="720"/>
+      </w:pPr>
+      <w:r>
+        <w:t>Make a program to create combinations of English font and overwrite the game’s font</w:t>
+      </w:r>
+    </w:p>
+    <w:p>
+      <w:pPr>
+        <w:ind w:left="720"/>
+      </w:pPr>
+      <w:r>
+        <w:t>Figure out why game crashes (hideki looking at ceiling textbox, second one)</w:t>
+      </w:r>
+    </w:p>
+    <w:p>
+      <w:pPr>
+        <w:ind w:left="720"/>
+      </w:pPr>
+      <w:r>
+        <w:t>Make a program to extract the text boxes</w:t>
+      </w:r>
+    </w:p>
+    <w:p>
+      <w:pPr>
+        <w:ind w:left="720"/>
+      </w:pPr>
+      <w:r>
+        <w:t>Make program to re-insert translated text boxes</w:t>
+      </w:r>
+    </w:p>
+    <w:p>
+      <w:pPr>
+        <w:ind w:left="720"/>
+      </w:pPr>
+      <w:r>
+        <w:t>Make text look better</w:t>
+      </w:r>
+    </w:p>
+    <w:p>
+      <w:pPr>
+        <w:ind w:left="720"/>
+      </w:pPr>
     </w:p>
     <w:p/>
     <w:p>
       <w:r>
-        <w:t>Text is in the SLPM_652.55 file, not compressed</w:t>
-      </w:r>
-    </w:p>
-    <w:p>
-      <w:pPr>
-        <w:ind w:left="720"/>
-      </w:pPr>
-      <w:r>
-        <w:t xml:space="preserve">Data block above the </w:t>
-      </w:r>
-      <w:r>
-        <w:t>text</w:t>
-      </w:r>
-      <w:r>
-        <w:t xml:space="preserve"> starts at 001024C0</w:t>
-      </w:r>
-    </w:p>
-    <w:p>
-      <w:pPr>
-        <w:ind w:left="720"/>
-      </w:pPr>
-      <w:r>
-        <w:tab/>
-        <w:t xml:space="preserve">??? ps2dis and </w:t>
-      </w:r>
-      <w:proofErr w:type="spellStart"/>
-      <w:r>
-        <w:t>wxMEdit</w:t>
-      </w:r>
-      <w:proofErr w:type="spellEnd"/>
-      <w:r>
-        <w:t xml:space="preserve"> show different </w:t>
-      </w:r>
-      <w:r>
-        <w:t>hex value data here</w:t>
-      </w:r>
-    </w:p>
-    <w:p>
-      <w:pPr>
-        <w:ind w:left="720"/>
-      </w:pPr>
-      <w:r>
-        <w:tab/>
-        <w:t xml:space="preserve">Even in the top pane where ps2dis should </w:t>
-      </w:r>
-      <w:proofErr w:type="spellStart"/>
-      <w:r>
-        <w:t>jst</w:t>
-      </w:r>
-      <w:proofErr w:type="spellEnd"/>
-      <w:r>
-        <w:t xml:space="preserve"> be showing the raw hex</w:t>
-      </w:r>
-    </w:p>
-    <w:p>
-      <w:pPr>
-        <w:ind w:left="720"/>
-      </w:pPr>
-      <w:r>
-        <w:t>Actual script s</w:t>
-      </w:r>
-      <w:r>
-        <w:t>tarts at 00103</w:t>
-      </w:r>
-      <w:r>
-        <w:t>2D0</w:t>
-      </w:r>
-      <w:proofErr w:type="gramStart"/>
-      <w:r>
-        <w:t>, e</w:t>
-      </w:r>
-      <w:r>
-        <w:t>nds</w:t>
-      </w:r>
-      <w:proofErr w:type="gramEnd"/>
-      <w:r>
-        <w:t xml:space="preserve"> at 00195EF</w:t>
-      </w:r>
-      <w:r>
-        <w:t>0</w:t>
-      </w:r>
-    </w:p>
-    <w:p>
-      <w:pPr>
-        <w:ind w:left="720"/>
-      </w:pPr>
-      <w:r>
-        <w:t>Options text located at 001CA930</w:t>
-      </w:r>
-    </w:p>
-    <w:p>
-      <w:pPr>
-        <w:ind w:left="720"/>
-      </w:pPr>
-      <w:r>
-        <w:t>001E69</w:t>
-      </w:r>
-      <w:r>
-        <w:t>B0 has what I think are names</w:t>
-      </w:r>
-    </w:p>
-    <w:p>
-      <w:r>
-        <w:tab/>
-        <w:t>Several places with text tables:</w:t>
-      </w:r>
-    </w:p>
-    <w:p>
-      <w:r>
-        <w:tab/>
-      </w:r>
-      <w:r>
-        <w:tab/>
-      </w:r>
-      <w:r>
-        <w:t>00</w:t>
-      </w:r>
-      <w:r>
-        <w:t>101C40</w:t>
-      </w:r>
-      <w:r>
-        <w:t xml:space="preserve"> – U</w:t>
-      </w:r>
-      <w:r>
-        <w:t>TF-16 LE makes this legible in kanji</w:t>
-      </w:r>
-    </w:p>
-    <w:p>
-      <w:pPr>
-        <w:ind w:left="1440"/>
-      </w:pPr>
-      <w:r>
-        <w:t>00</w:t>
-      </w:r>
-      <w:r>
-        <w:t>1E8680</w:t>
-      </w:r>
-    </w:p>
-    <w:p/>
-    <w:p>
-      <w:r>
-        <w:t>See if adding certain amounts works (e.g., 4 pairs of hex values)</w:t>
-      </w:r>
-    </w:p>
-    <w:p>
-      <w:pPr>
-        <w:ind w:left="720"/>
-      </w:pPr>
-      <w:r>
-        <w:t>Did not work—removing an empty line still broke it</w:t>
-      </w:r>
-    </w:p>
-    <w:p>
-      <w:pPr>
-        <w:ind w:left="1440"/>
-      </w:pPr>
-      <w:r>
-        <w:t>Seems like offset isn’t the issue, it must be memory/file addresses</w:t>
+        <w:lastRenderedPageBreak/>
+        <w:t>Last boxes at:</w:t>
+      </w:r>
+    </w:p>
+    <w:p>
+      <w:pPr>
+        <w:ind w:left="360"/>
+      </w:pPr>
+      <w:r>
+        <w:rPr>
+          <w:rFonts w:ascii="Aptos" w:hAnsi="Aptos"/>
+          <w:highlight w:val="lightGray"/>
+        </w:rPr>
+        <w:t>1061803</w:t>
+      </w:r>
+      <w:r>
+        <w:rPr>
+          <w:rFonts w:ascii="Aptos" w:hAnsi="Aptos"/>
+        </w:rPr>
+        <w:t xml:space="preserve"> – </w:t>
+      </w:r>
+      <w:r>
+        <w:t>2852664</w:t>
+      </w:r>
+      <w:r>
+        <w:t xml:space="preserve"> (</w:t>
+      </w:r>
+      <w:r>
+        <w:rPr>
+          <w:rFonts w:ascii="Aptos" w:hAnsi="Aptos"/>
+        </w:rPr>
+        <w:t>1033AB</w:t>
+      </w:r>
+      <w:r>
+        <w:rPr>
+          <w:rFonts w:ascii="Aptos" w:hAnsi="Aptos"/>
+        </w:rPr>
+        <w:t xml:space="preserve"> - </w:t>
+      </w:r>
+      <w:r>
+        <w:rPr>
+          <w:rFonts w:ascii="Aptos" w:hAnsi="Aptos"/>
+        </w:rPr>
+        <w:t>2B8738</w:t>
+      </w:r>
+      <w:r>
+        <w:rPr>
+          <w:rFonts w:ascii="Aptos" w:hAnsi="Aptos"/>
+        </w:rPr>
+        <w:t>)</w:t>
+      </w:r>
+    </w:p>
+    <w:p>
+      <w:pPr>
+        <w:ind w:left="360"/>
+        <w:rPr>
+          <w:rFonts w:ascii="Aptos" w:hAnsi="Aptos"/>
+        </w:rPr>
+      </w:pPr>
+      <w:r>
+        <w:rPr>
+          <w:rFonts w:ascii="Aptos" w:hAnsi="Aptos"/>
+        </w:rPr>
+        <w:t>May want to review character names and search for them:</w:t>
+      </w:r>
+    </w:p>
+    <w:p>
+      <w:pPr>
+        <w:ind w:left="360"/>
+        <w:rPr>
+          <w:rFonts w:ascii="Aptos" w:hAnsi="Aptos"/>
+          <w:highlight w:val="lightGray"/>
+        </w:rPr>
+      </w:pPr>
+      <w:hyperlink r:id="rId5" w:history="1">
+        <w:r>
+          <w:rPr>
+            <w:rStyle w:val="Hyperlink"/>
+            <w:rFonts w:ascii="Aptos" w:hAnsi="Aptos"/>
+          </w:rPr>
+          <w:t>https://ja.wikipedia.org/wiki/%E3%81%A1%E3%82%87%E3%81%B3%E3%81%A3%E3%83%84</w:t>
+        </w:r>
+      </w:hyperlink>
+      <w:r>
+        <w:rPr>
+          <w:rFonts w:ascii="Aptos" w:hAnsi="Aptos"/>
+        </w:rPr>
+        <w:t xml:space="preserve"> </w:t>
+      </w:r>
+    </w:p>
+    <w:p>
+      <w:pPr>
+        <w:ind w:left="360"/>
+      </w:pPr>
+      <w:r>
+        <w:t>1DFFAB0 – may be a missed ‘yes’ and ‘no’ response just before this</w:t>
+      </w:r>
+    </w:p>
+    <w:p>
+      <w:pPr>
+        <w:ind w:left="360"/>
+      </w:pPr>
+      <w:r>
+        <w:t>May be some informational text from 1E69B0 - 1E7E40</w:t>
       </w:r>
     </w:p>
     <w:p/>
     <w:p/>
     <w:p>
-      <w:r>
-        <w:t xml:space="preserve">Currently trying to edit SLMP with </w:t>
-      </w:r>
-      <w:r>
-        <w:t>English text</w:t>
-      </w:r>
-    </w:p>
-    <w:p>
-      <w:pPr>
-        <w:ind w:left="720"/>
-      </w:pPr>
-      <w:r>
+      <w:pPr>
+        <w:rPr>
+          <w:rFonts w:ascii="Migu 2M" w:eastAsia="Migu 2M" w:hAnsi="Migu 2M"/>
+        </w:rPr>
+      </w:pPr>
+      <w:r>
+        <w:rPr>
+          <w:rFonts w:ascii="Migu 2M" w:eastAsia="Migu 2M" w:hAnsi="Migu 2M"/>
+        </w:rPr>
+        <w:t>Debugging:</w:t>
+      </w:r>
+    </w:p>
+    <w:p>
+      <w:pPr>
+        <w:ind w:left="720"/>
+        <w:rPr>
+          <w:rFonts w:ascii="Migu 2M" w:eastAsia="Migu 2M" w:hAnsi="Migu 2M"/>
+        </w:rPr>
+      </w:pPr>
+      <w:r>
+        <w:rPr>
+          <w:rFonts w:ascii="Migu 2M" w:eastAsia="Migu 2M" w:hAnsi="Migu 2M"/>
+        </w:rPr>
+        <w:t>Write TIM2 inserter, test</w:t>
+      </w:r>
+      <w:r>
+        <w:rPr>
+          <w:rFonts w:ascii="Migu 2M" w:eastAsia="Migu 2M" w:hAnsi="Migu 2M"/>
+        </w:rPr>
+        <w:t xml:space="preserve"> </w:t>
+      </w:r>
+      <w:r>
+        <w:rPr>
+          <w:rFonts w:ascii="Migu 2M" w:eastAsia="Migu 2M" w:hAnsi="Migu 2M" w:hint="eastAsia"/>
+        </w:rPr>
+        <w:t>これ</w:t>
+      </w:r>
+      <w:r>
+        <w:rPr>
+          <w:rFonts w:ascii="Migu 2M" w:eastAsia="Migu 2M" w:hAnsi="Migu 2M"/>
+        </w:rPr>
+        <w:t xml:space="preserve"> dazzling</w:t>
+      </w:r>
+    </w:p>
+    <w:p>
+      <w:pPr>
+        <w:ind w:left="720"/>
+        <w:rPr>
+          <w:rFonts w:ascii="Migu 2M" w:eastAsia="Migu 2M" w:hAnsi="Migu 2M"/>
+        </w:rPr>
+      </w:pPr>
+      <w:r>
+        <w:rPr>
+          <w:rFonts w:ascii="Migu 2M" w:eastAsia="Migu 2M" w:hAnsi="Migu 2M" w:hint="eastAsia"/>
+        </w:rPr>
+        <w:t>Tokyo... Its the big city,\nhuh? Back home was all grass\nand cows, so</w:t>
+      </w:r>
+      <w:r>
+        <w:rPr>
+          <w:rFonts w:ascii="Migu 2M" w:eastAsia="Migu 2M" w:hAnsi="Migu 2M"/>
+        </w:rPr>
+        <w:t xml:space="preserve"> </w:t>
+      </w:r>
+      <w:r>
+        <w:rPr>
+          <w:rFonts w:ascii="Migu 2M" w:eastAsia="Migu 2M" w:hAnsi="Migu 2M" w:hint="eastAsia"/>
+        </w:rPr>
+        <w:t>it was pretty lax.</w:t>
+      </w:r>
+    </w:p>
+    <w:p>
+      <w:pPr>
+        <w:ind w:left="720"/>
+        <w:rPr>
+          <w:rFonts w:ascii="Migu 2M" w:eastAsia="Migu 2M" w:hAnsi="Migu 2M"/>
+        </w:rPr>
+      </w:pPr>
+      <w:r>
+        <w:rPr>
+          <w:rFonts w:ascii="Migu 2M" w:eastAsia="Migu 2M" w:hAnsi="Migu 2M"/>
+        </w:rPr>
+        <w:t>8cc5 91e9 9354 9746 9841 94ad 9866 90e7 9854 9163 9855 9170 9657 0A</w:t>
+      </w:r>
+    </w:p>
+    <w:p>
+      <w:pPr>
+        <w:ind w:left="720"/>
+        <w:rPr>
+          <w:rFonts w:ascii="Migu 2M" w:eastAsia="Migu 2M" w:hAnsi="Migu 2M"/>
+        </w:rPr>
+      </w:pPr>
+      <w:r>
+        <w:rPr>
+          <w:rFonts w:ascii="Migu 2M" w:eastAsia="Migu 2M" w:hAnsi="Migu 2M"/>
+        </w:rPr>
+        <w:t>90f7 90ff 97fa 8ecf 91f0 90f1 9289 9869 8edf 9853 9256 9859 93e7 9473 0A</w:t>
+      </w:r>
+    </w:p>
+    <w:p>
+      <w:pPr>
+        <w:ind w:left="720"/>
+        <w:rPr>
+          <w:rFonts w:ascii="Migu 2M" w:eastAsia="Migu 2M" w:hAnsi="Migu 2M"/>
+        </w:rPr>
+      </w:pPr>
+      <w:r>
+        <w:rPr>
+          <w:rFonts w:ascii="Migu 2M" w:eastAsia="Migu 2M" w:hAnsi="Migu 2M"/>
+        </w:rPr>
+        <w:t>8eda 8fda 8f8f 959b 96d0 946f 985b 94ba 9589 9480 9384 9048 94b3 985e 8ee4 974a?</w:t>
+      </w:r>
+    </w:p>
+    <w:p>
+      <w:pPr>
+        <w:ind w:firstLine="720"/>
+      </w:pPr>
+      <w:r>
+        <w:t>Input data is missing half its first char (1 byte)</w:t>
+      </w:r>
+    </w:p>
+    <w:p>
+      <w:r>
+        <w:tab/>
+        <w:t>Output data is missing one full byte</w:t>
+      </w:r>
+    </w:p>
+    <w:p/>
+    <w:p/>
+    <w:p>
+      <w:r>
+        <w:t>Crashing notes:</w:t>
+      </w:r>
+    </w:p>
+    <w:p>
+      <w:pPr>
+        <w:ind w:left="720"/>
+      </w:pPr>
+      <w:r>
+        <w:t>Hideki is looking at the ceiling, second text box</w:t>
+      </w:r>
+    </w:p>
+    <w:p>
+      <w:pPr>
+        <w:ind w:left="720"/>
+      </w:pPr>
+      <w:r>
+        <w:rPr>
+          <w:noProof/>
+        </w:rPr>
         <w:lastRenderedPageBreak/>
-        <w:t xml:space="preserve">From the Shift JIS table, it looks like Japanese </w:t>
-      </w:r>
-      <w:r>
-        <w:t xml:space="preserve">text (kanji and kana) are written in </w:t>
-      </w:r>
-      <w:r>
-        <w:t>4 hex digits</w:t>
-      </w:r>
-      <w:r>
-        <w:t xml:space="preserve"> (2 bytes), where English characters are written in 2 hex digits (1 byte)</w:t>
-      </w:r>
-    </w:p>
-    <w:p>
-      <w:pPr>
-        <w:ind w:left="1440"/>
-      </w:pPr>
-      <w:proofErr w:type="gramStart"/>
-      <w:r>
-        <w:t>Actually</w:t>
-      </w:r>
-      <w:proofErr w:type="gramEnd"/>
-      <w:r>
-        <w:t xml:space="preserve"> there may be ‘kana’ English characters written in </w:t>
-      </w:r>
-      <w:r>
-        <w:t>4 hex digits, I will have to experiment with whether the game engine can work with just 2</w:t>
+        <w:drawing>
+          <wp:inline distT="0" distB="0" distL="0" distR="0" wp14:anchorId="31B7261B" wp14:editId="5A3D9813">
+            <wp:extent cx="3670300" cy="2064152"/>
+            <wp:effectExtent l="0" t="0" r="6350" b="0"/>
+            <wp:docPr id="1946944560" name="Picture 1" descr="A screenshot of a video game&#10;&#10;AI-generated content may be incorrect."/>
+            <wp:cNvGraphicFramePr>
+              <a:graphicFrameLocks xmlns:a="http://schemas.openxmlformats.org/drawingml/2006/main" noChangeAspect="1"/>
+            </wp:cNvGraphicFramePr>
+            <a:graphic xmlns:a="http://schemas.openxmlformats.org/drawingml/2006/main">
+              <a:graphicData uri="http://schemas.openxmlformats.org/drawingml/2006/picture">
+                <pic:pic xmlns:pic="http://schemas.openxmlformats.org/drawingml/2006/picture">
+                  <pic:nvPicPr>
+                    <pic:cNvPr id="1946944560" name="Picture 1" descr="A screenshot of a video game&#10;&#10;AI-generated content may be incorrect."/>
+                    <pic:cNvPicPr/>
+                  </pic:nvPicPr>
+                  <pic:blipFill>
+                    <a:blip r:embed="rId6"/>
+                    <a:stretch>
+                      <a:fillRect/>
+                    </a:stretch>
+                  </pic:blipFill>
+                  <pic:spPr>
+                    <a:xfrm>
+                      <a:off x="0" y="0"/>
+                      <a:ext cx="3675125" cy="2066866"/>
+                    </a:xfrm>
+                    <a:prstGeom prst="rect">
+                      <a:avLst/>
+                    </a:prstGeom>
+                  </pic:spPr>
+                </pic:pic>
+              </a:graphicData>
+            </a:graphic>
+          </wp:inline>
+        </w:drawing>
+      </w:r>
+    </w:p>
+    <w:p>
+      <w:pPr>
+        <w:ind w:left="720"/>
+      </w:pPr>
+      <w:r>
+        <w:t>If going fast enough, nothing bad happens</w:t>
+      </w:r>
+    </w:p>
+    <w:p>
+      <w:pPr>
+        <w:ind w:left="720"/>
+      </w:pPr>
+      <w:r>
+        <w:t>If not going fast enough, the game slows, then crashes</w:t>
+      </w:r>
+    </w:p>
+    <w:p>
+      <w:pPr>
+        <w:ind w:left="720"/>
+      </w:pPr>
+      <w:r>
+        <w:t xml:space="preserve">Associated with these types of errors in PCSX2 log: </w:t>
+      </w:r>
+    </w:p>
+    <w:p>
+      <w:pPr>
+        <w:ind w:left="1440"/>
+      </w:pPr>
+      <w:r>
+        <w:t>[24038.1348] TLB Miss, pc=0x13897c addr=0x6abea194 [load]</w:t>
+      </w:r>
+      <w:r>
+        <w:t xml:space="preserve"> …</w:t>
+      </w:r>
+    </w:p>
+    <w:p>
+      <w:pPr>
+        <w:ind w:left="1440"/>
+      </w:pPr>
+      <w:r>
+        <w:t>[24038.2832] TLB Miss, pc=0x138658 addr=0x2000000 [store]</w:t>
+      </w:r>
+      <w:r>
+        <w:t>…</w:t>
+      </w:r>
+    </w:p>
+    <w:p>
+      <w:pPr>
+        <w:ind w:left="720"/>
+      </w:pPr>
+      <w:r>
+        <w:t>Does it happen in the original game?</w:t>
+      </w:r>
+    </w:p>
+    <w:p>
+      <w:pPr>
+        <w:ind w:left="720"/>
+      </w:pPr>
+      <w:r>
+        <w:t>Does it happen in an unmodified but recompiled version of the game?</w:t>
+      </w:r>
+    </w:p>
+    <w:p>
+      <w:pPr>
+        <w:ind w:left="720"/>
+      </w:pPr>
+      <w:r>
+        <w:t>Is A003 still modified?</w:t>
+      </w:r>
+    </w:p>
+    <w:p>
+      <w:pPr>
+        <w:ind w:left="1440"/>
+      </w:pPr>
+      <w:r>
+        <w:t>YES – try fixing then loading from savestate and see if that avoids it</w:t>
+      </w:r>
+    </w:p>
+    <w:p>
+      <w:pPr>
+        <w:ind w:left="1440"/>
+      </w:pPr>
+      <w:r>
+        <w:t>Actually, don’t load from savestate—the bad file would probably still be in mem (do after work, not time rn)</w:t>
+      </w:r>
+    </w:p>
+    <w:p>
+      <w:pPr>
+        <w:ind w:left="1440"/>
+      </w:pPr>
+      <w:r>
+        <w:t>Once fixed it stops crashing</w:t>
+      </w:r>
+    </w:p>
+    <w:p>
+      <w:pPr>
+        <w:ind w:left="720"/>
+      </w:pPr>
+    </w:p>
+    <w:p/>
+    <w:p>
+      <w:r>
+        <w:t xml:space="preserve">Reverse engineering allowed character ranges from </w:t>
+      </w:r>
+      <w:r>
+        <w:t>kanjiRomAddrOriginal function:</w:t>
+      </w:r>
+    </w:p>
+    <w:p>
+      <w:r>
+        <w:t xml:space="preserve">Characters </w:t>
+      </w:r>
+      <w:r>
+        <w:t>range</w:t>
+      </w:r>
+      <w:r>
+        <w:t xml:space="preserve"> [character offset]</w:t>
+      </w:r>
+      <w:r>
+        <w:t xml:space="preserve"> (calculated end)</w:t>
+      </w:r>
+      <w:r>
+        <w:t xml:space="preserve"> number of chars</w:t>
+      </w:r>
+      <w:r>
+        <w:t>:</w:t>
+      </w:r>
+    </w:p>
+    <w:p>
+      <w:pPr>
+        <w:ind w:left="720"/>
+      </w:pPr>
+      <w:r>
+        <w:t>8140</w:t>
+      </w:r>
+      <w:r>
+        <w:t xml:space="preserve"> </w:t>
+      </w:r>
+      <w:r>
+        <w:t xml:space="preserve">– </w:t>
+      </w:r>
+      <w:r>
+        <w:t>81F1</w:t>
+      </w:r>
+      <w:r>
+        <w:t xml:space="preserve"> </w:t>
+      </w:r>
+      <w:r>
+        <w:t>[</w:t>
+      </w:r>
+      <w:r>
+        <w:t>-40</w:t>
+      </w:r>
+      <w:r>
+        <w:t xml:space="preserve">] </w:t>
+      </w:r>
+      <w:r>
+        <w:t>(</w:t>
+      </w:r>
+      <w:r>
+        <w:t>calc:</w:t>
+      </w:r>
+      <w:r>
+        <w:t>81F1)</w:t>
+      </w:r>
+      <w:r>
+        <w:t>, 17</w:t>
+      </w:r>
+      <w:r>
+        <w:t>7</w:t>
+      </w:r>
+    </w:p>
+    <w:p>
+      <w:pPr>
+        <w:ind w:left="1440"/>
+      </w:pPr>
+      <w:r>
+        <w:t xml:space="preserve">Save: </w:t>
+      </w:r>
+      <w:r>
+        <w:t>none</w:t>
+      </w:r>
+    </w:p>
+    <w:p>
+      <w:pPr>
+        <w:ind w:left="720"/>
+      </w:pPr>
+      <w:r>
+        <w:t xml:space="preserve">Original offset: </w:t>
+      </w:r>
+      <w:r>
+        <w:t>6932F</w:t>
+      </w:r>
+    </w:p>
+    <w:p>
+      <w:pPr>
+        <w:tabs>
+          <w:tab w:val="center" w:pos="5040"/>
+        </w:tabs>
+        <w:ind w:left="720"/>
+      </w:pPr>
+      <w:r>
+        <w:lastRenderedPageBreak/>
+        <w:t>824f</w:t>
+      </w:r>
+      <w:r>
+        <w:t xml:space="preserve"> </w:t>
+      </w:r>
+      <w:r>
+        <w:t xml:space="preserve">– </w:t>
+      </w:r>
+      <w:r>
+        <w:t>82f</w:t>
+      </w:r>
+      <w:r>
+        <w:t>1</w:t>
+      </w:r>
+      <w:r>
+        <w:t xml:space="preserve"> [+71]</w:t>
+      </w:r>
+      <w:r>
+        <w:t xml:space="preserve"> (</w:t>
+      </w:r>
+      <w:r>
+        <w:t>calc:</w:t>
+      </w:r>
+      <w:r>
+        <w:t>8300)</w:t>
+      </w:r>
+      <w:r>
+        <w:t>, 1</w:t>
+      </w:r>
+      <w:r>
+        <w:t>63</w:t>
+      </w:r>
+    </w:p>
+    <w:p>
+      <w:pPr>
+        <w:tabs>
+          <w:tab w:val="center" w:pos="5040"/>
+        </w:tabs>
+        <w:ind w:left="1440"/>
+      </w:pPr>
+      <w:r>
+        <w:t xml:space="preserve">Save: </w:t>
+      </w:r>
+      <w:r>
+        <w:t>824f – 8258</w:t>
+      </w:r>
+      <w:r>
+        <w:t xml:space="preserve"> (numbers)</w:t>
+      </w:r>
+      <w:r>
+        <w:t>,</w:t>
+      </w:r>
+      <w:r>
+        <w:t xml:space="preserve"> </w:t>
+      </w:r>
+      <w:r>
+        <w:t xml:space="preserve">English chars, </w:t>
+      </w:r>
+      <w:r>
+        <w:t xml:space="preserve">829f </w:t>
+      </w:r>
+      <w:r>
+        <w:t>–</w:t>
+      </w:r>
+      <w:r>
+        <w:t xml:space="preserve"> </w:t>
+      </w:r>
+      <w:r>
+        <w:t>82f1 (hiragana)</w:t>
+      </w:r>
+    </w:p>
+    <w:p>
+      <w:pPr>
+        <w:tabs>
+          <w:tab w:val="center" w:pos="5040"/>
+        </w:tabs>
+        <w:ind w:left="1440"/>
+      </w:pPr>
+      <w:r>
+        <w:t>Save all for 163</w:t>
+      </w:r>
+    </w:p>
+    <w:p>
+      <w:pPr>
+        <w:ind w:left="720"/>
+      </w:pPr>
+      <w:r>
+        <w:t>83</w:t>
+      </w:r>
+      <w:r>
+        <w:t>40</w:t>
+      </w:r>
+      <w:r>
+        <w:t xml:space="preserve"> – 8</w:t>
+      </w:r>
+      <w:r>
+        <w:t>3</w:t>
+      </w:r>
+      <w:r>
+        <w:t>d6</w:t>
+      </w:r>
+      <w:r>
+        <w:t xml:space="preserve"> [+123]</w:t>
+      </w:r>
+      <w:r>
+        <w:t xml:space="preserve"> </w:t>
+      </w:r>
+      <w:r>
+        <w:t>(</w:t>
+      </w:r>
+      <w:r>
+        <w:t>calc:</w:t>
+      </w:r>
+      <w:r>
+        <w:t>83D7)</w:t>
+      </w:r>
+      <w:r>
+        <w:t>,</w:t>
+      </w:r>
+      <w:r>
+        <w:t xml:space="preserve"> 151</w:t>
+      </w:r>
+    </w:p>
+    <w:p>
+      <w:pPr>
+        <w:ind w:left="1440"/>
+      </w:pPr>
+      <w:r>
+        <w:t xml:space="preserve">Save: </w:t>
+      </w:r>
+      <w:r>
+        <w:t xml:space="preserve">8340 </w:t>
+      </w:r>
+      <w:r>
+        <w:t>–</w:t>
+      </w:r>
+      <w:r>
+        <w:t xml:space="preserve"> 8396</w:t>
+      </w:r>
+      <w:r>
+        <w:t xml:space="preserve"> (katakana)</w:t>
+      </w:r>
+      <w:r>
+        <w:t xml:space="preserve">, </w:t>
+      </w:r>
+      <w:r>
+        <w:t>87</w:t>
+      </w:r>
+    </w:p>
+    <w:p>
+      <w:pPr>
+        <w:ind w:left="720"/>
+      </w:pPr>
+      <w:r>
+        <w:t>8440 – 84be</w:t>
+      </w:r>
+      <w:r>
+        <w:t xml:space="preserve"> </w:t>
+      </w:r>
+      <w:r>
+        <w:t xml:space="preserve"> [+1ba] </w:t>
+      </w:r>
+      <w:r>
+        <w:t>(</w:t>
+      </w:r>
+      <w:r>
+        <w:t>calc:</w:t>
+      </w:r>
+      <w:r>
+        <w:t>84bf)</w:t>
+      </w:r>
+      <w:r>
+        <w:t xml:space="preserve">, </w:t>
+      </w:r>
+      <w:r>
+        <w:t>12</w:t>
+      </w:r>
+      <w:r>
+        <w:t>5</w:t>
+      </w:r>
+      <w:r>
+        <w:t xml:space="preserve">, </w:t>
+      </w:r>
+      <w:r>
+        <w:t xml:space="preserve">Russian A, </w:t>
+      </w:r>
+      <w:r>
+        <w:rPr>
+          <w:highlight w:val="yellow"/>
+        </w:rPr>
+        <w:t xml:space="preserve">_|_ then </w:t>
+      </w:r>
+      <w:r>
+        <w:rPr>
+          <w:highlight w:val="yellow"/>
+        </w:rPr>
+        <w:t>+</w:t>
+      </w:r>
+      <w:r>
+        <w:t xml:space="preserve"> </w:t>
+      </w:r>
+      <w:r>
+        <w:t>,</w:t>
+      </w:r>
+      <w:r>
+        <w:t xml:space="preserve"> has an overlap</w:t>
+      </w:r>
+    </w:p>
+    <w:p>
+      <w:pPr>
+        <w:tabs>
+          <w:tab w:val="left" w:pos="7650"/>
+        </w:tabs>
+        <w:ind w:left="1440"/>
+      </w:pPr>
+      <w:r>
+        <w:t>Save: 844</w:t>
+      </w:r>
+      <w:r>
+        <w:t>0</w:t>
+      </w:r>
+      <w:r>
+        <w:t xml:space="preserve"> – 845d (PS2 buttons and Let me be with you)</w:t>
+      </w:r>
+      <w:r>
+        <w:t xml:space="preserve">, </w:t>
+      </w:r>
+      <w:r>
+        <w:t>30</w:t>
+      </w:r>
+    </w:p>
+    <w:p>
+      <w:pPr>
+        <w:ind w:left="720"/>
+        <w:rPr>
+          <w:strike/>
+        </w:rPr>
+      </w:pPr>
+      <w:r>
+        <w:rPr>
+          <w:strike/>
+        </w:rPr>
+        <w:t>None start with 85 or 86</w:t>
+      </w:r>
+      <w:r>
+        <w:rPr>
+          <w:strike/>
+        </w:rPr>
+        <w:t xml:space="preserve"> (agrees with table)</w:t>
+      </w:r>
+    </w:p>
+    <w:p>
+      <w:pPr>
+        <w:rPr>
+          <w:strike/>
+        </w:rPr>
+      </w:pPr>
+      <w:r>
+        <w:tab/>
+      </w:r>
+      <w:r>
+        <w:rPr>
+          <w:strike/>
+        </w:rPr>
+        <w:t>8740 – 879c</w:t>
+      </w:r>
+      <w:r>
+        <w:rPr>
+          <w:strike/>
+        </w:rPr>
+        <w:t xml:space="preserve"> </w:t>
+      </w:r>
+      <w:r>
+        <w:rPr>
+          <w:strike/>
+        </w:rPr>
+        <w:t xml:space="preserve">[+239] </w:t>
+      </w:r>
+      <w:r>
+        <w:rPr>
+          <w:strike/>
+        </w:rPr>
+        <w:t>(</w:t>
+      </w:r>
+      <w:r>
+        <w:rPr>
+          <w:strike/>
+        </w:rPr>
+        <w:t>calc:</w:t>
+      </w:r>
+      <w:r>
+        <w:rPr>
+          <w:strike/>
+        </w:rPr>
+        <w:t>873E)</w:t>
+      </w:r>
+      <w:r>
+        <w:rPr>
+          <w:strike/>
+        </w:rPr>
+        <w:t xml:space="preserve">, </w:t>
+      </w:r>
+      <w:r>
+        <w:rPr>
+          <w:strike/>
+        </w:rPr>
+        <w:t>-3 ???</w:t>
+      </w:r>
+    </w:p>
+    <w:p>
+      <w:r>
+        <w:tab/>
+        <w:t>88</w:t>
+      </w:r>
+      <w:r>
+        <w:t>9f</w:t>
+      </w:r>
+      <w:r>
+        <w:t xml:space="preserve"> – 88</w:t>
+      </w:r>
+      <w:r>
+        <w:t>f</w:t>
+      </w:r>
+      <w:r>
+        <w:t>f</w:t>
+      </w:r>
+      <w:r>
+        <w:t xml:space="preserve"> </w:t>
+      </w:r>
+      <w:r>
+        <w:t>[+</w:t>
+      </w:r>
+      <w:r>
+        <w:t>237</w:t>
+      </w:r>
+      <w:r>
+        <w:t>]</w:t>
+      </w:r>
+      <w:r>
+        <w:t>, 61</w:t>
+      </w:r>
+    </w:p>
+    <w:p>
+      <w:pPr>
+        <w:ind w:left="1440"/>
+      </w:pPr>
+      <w:r>
+        <w:t>Save: none</w:t>
+      </w:r>
+    </w:p>
+    <w:p>
+      <w:r>
+        <w:tab/>
+      </w:r>
+      <w:r>
+        <w:t>89</w:t>
+      </w:r>
+      <w:r>
+        <w:t>40 – 89f</w:t>
+      </w:r>
+      <w:r>
+        <w:t>f</w:t>
+      </w:r>
+      <w:r>
+        <w:t xml:space="preserve"> [+2f7]</w:t>
+      </w:r>
+      <w:r>
+        <w:t xml:space="preserve"> </w:t>
+      </w:r>
+      <w:r>
+        <w:t>, 192</w:t>
+      </w:r>
+      <w:r>
+        <w:t xml:space="preserve">, </w:t>
+      </w:r>
+      <w:r>
+        <w:t>kanji, dot</w:t>
+      </w:r>
+      <w:r>
+        <w:t xml:space="preserve"> (I think these have no overlap)</w:t>
+      </w:r>
+    </w:p>
+    <w:p>
+      <w:pPr>
+        <w:ind w:left="1440"/>
+      </w:pPr>
+      <w:r>
+        <w:t xml:space="preserve">Save: </w:t>
+      </w:r>
+      <w:r>
+        <w:t xml:space="preserve">897E is </w:t>
+      </w:r>
+      <w:r>
+        <w:t>円</w:t>
+      </w:r>
+      <w:r>
+        <w:t xml:space="preserve">, replace with </w:t>
+      </w:r>
+      <w:r>
+        <w:t>¥</w:t>
+      </w:r>
+      <w:r>
+        <w:t xml:space="preserve"> and skip</w:t>
+      </w:r>
+      <w:r>
+        <w:t>, 1</w:t>
+      </w:r>
+    </w:p>
+    <w:p>
+      <w:r>
+        <w:tab/>
+        <w:t>8a40</w:t>
+      </w:r>
+      <w:r>
+        <w:t xml:space="preserve"> – 8af</w:t>
+      </w:r>
+      <w:r>
+        <w:t>f</w:t>
+      </w:r>
+      <w:r>
+        <w:t xml:space="preserve"> </w:t>
+      </w:r>
+      <w:r>
+        <w:t>[+3b7]</w:t>
+      </w:r>
+      <w:r>
+        <w:t xml:space="preserve"> </w:t>
+      </w:r>
+      <w:r>
+        <w:t>, 192</w:t>
+      </w:r>
+      <w:r>
+        <w:t>, kanji, dot</w:t>
+      </w:r>
+      <w:r>
+        <w:t xml:space="preserve"> </w:t>
+      </w:r>
+      <w:r>
+        <w:t>(all end in 3 dots)</w:t>
+      </w:r>
+    </w:p>
+    <w:p>
+      <w:r>
+        <w:tab/>
+        <w:t>8b40</w:t>
+      </w:r>
+      <w:r>
+        <w:t xml:space="preserve"> – 8bf</w:t>
+      </w:r>
+      <w:r>
+        <w:t>f</w:t>
+      </w:r>
+      <w:r>
+        <w:t xml:space="preserve"> [+477]</w:t>
+      </w:r>
+      <w:r>
+        <w:t xml:space="preserve"> </w:t>
+      </w:r>
+      <w:r>
+        <w:t>, 192</w:t>
+      </w:r>
+      <w:r>
+        <w:t>, kanji, dot</w:t>
+      </w:r>
+    </w:p>
+    <w:p>
+      <w:r>
+        <w:tab/>
+        <w:t>8c40</w:t>
+      </w:r>
+      <w:r>
+        <w:t xml:space="preserve"> – 8cf</w:t>
+      </w:r>
+      <w:r>
+        <w:t>f</w:t>
+      </w:r>
+      <w:r>
+        <w:t xml:space="preserve"> [+</w:t>
+      </w:r>
+      <w:r>
+        <w:t>537]</w:t>
+      </w:r>
+      <w:r>
+        <w:t xml:space="preserve"> </w:t>
+      </w:r>
+      <w:r>
+        <w:t>, 192</w:t>
+      </w:r>
+      <w:r>
+        <w:t>, kanji, dot</w:t>
+      </w:r>
+    </w:p>
+    <w:p>
+      <w:r>
+        <w:tab/>
+        <w:t>8d</w:t>
+      </w:r>
+      <w:r>
+        <w:t>40</w:t>
+      </w:r>
+      <w:r>
+        <w:t xml:space="preserve"> – 8df</w:t>
+      </w:r>
+      <w:r>
+        <w:t>f</w:t>
+      </w:r>
+      <w:r>
+        <w:t xml:space="preserve"> [+5f7]</w:t>
+      </w:r>
+      <w:r>
+        <w:t xml:space="preserve"> </w:t>
+      </w:r>
+      <w:r>
+        <w:t>, 192</w:t>
+      </w:r>
+      <w:r>
+        <w:t>, kanji, dot</w:t>
+      </w:r>
+    </w:p>
+    <w:p>
+      <w:r>
+        <w:tab/>
+        <w:t>8e40</w:t>
+      </w:r>
+      <w:r>
+        <w:t xml:space="preserve"> – 8ef</w:t>
+      </w:r>
+      <w:r>
+        <w:t>f</w:t>
+      </w:r>
+      <w:r>
+        <w:t xml:space="preserve"> [+6b7]</w:t>
+      </w:r>
+      <w:r>
+        <w:t xml:space="preserve"> </w:t>
+      </w:r>
+      <w:r>
+        <w:t>, 192</w:t>
+      </w:r>
+      <w:r>
+        <w:t>, kanji, dot</w:t>
+      </w:r>
+    </w:p>
+    <w:p>
+      <w:r>
+        <w:tab/>
+        <w:t>8f40</w:t>
+      </w:r>
+      <w:r>
+        <w:t xml:space="preserve"> – 8ff</w:t>
+      </w:r>
+      <w:r>
+        <w:t>f</w:t>
+      </w:r>
+      <w:r>
+        <w:t xml:space="preserve"> [+777]</w:t>
+      </w:r>
+      <w:r>
+        <w:t xml:space="preserve"> </w:t>
+      </w:r>
+      <w:r>
+        <w:t>, 192</w:t>
+      </w:r>
+      <w:r>
+        <w:t>, kanji, dot</w:t>
+      </w:r>
+    </w:p>
+    <w:p>
+      <w:r>
+        <w:tab/>
+        <w:t>9040</w:t>
+      </w:r>
+      <w:r>
+        <w:t xml:space="preserve"> – 90f</w:t>
+      </w:r>
+      <w:r>
+        <w:t>f</w:t>
+      </w:r>
+      <w:r>
+        <w:t xml:space="preserve"> [+837]</w:t>
+      </w:r>
+      <w:r>
+        <w:t xml:space="preserve"> </w:t>
+      </w:r>
+      <w:r>
+        <w:t>, 192</w:t>
+      </w:r>
+      <w:r>
+        <w:t>, kanji, dot</w:t>
+      </w:r>
+    </w:p>
+    <w:p>
+      <w:r>
+        <w:tab/>
+        <w:t>9140</w:t>
+      </w:r>
+      <w:r>
+        <w:t xml:space="preserve"> – 91f</w:t>
+      </w:r>
+      <w:r>
+        <w:t>f</w:t>
+      </w:r>
+      <w:r>
+        <w:t xml:space="preserve"> [+8f7]</w:t>
+      </w:r>
+      <w:r>
+        <w:t xml:space="preserve"> </w:t>
+      </w:r>
+      <w:r>
+        <w:t>, 192</w:t>
+      </w:r>
+      <w:r>
+        <w:t>, kanji, dot</w:t>
+      </w:r>
+    </w:p>
+    <w:p>
+      <w:r>
+        <w:tab/>
+        <w:t>9240</w:t>
+      </w:r>
+      <w:r>
+        <w:t xml:space="preserve"> – 92f</w:t>
+      </w:r>
+      <w:r>
+        <w:t>f</w:t>
+      </w:r>
+      <w:r>
+        <w:t xml:space="preserve"> [+9b7]</w:t>
+      </w:r>
+      <w:r>
+        <w:t xml:space="preserve"> </w:t>
+      </w:r>
+      <w:r>
+        <w:t>, 192</w:t>
+      </w:r>
+      <w:r>
+        <w:t>, kanji, dot</w:t>
+      </w:r>
+    </w:p>
+    <w:p>
+      <w:r>
+        <w:tab/>
+        <w:t>9340</w:t>
+      </w:r>
+      <w:r>
+        <w:t xml:space="preserve"> – 93f</w:t>
+      </w:r>
+      <w:r>
+        <w:t>f</w:t>
+      </w:r>
+      <w:r>
+        <w:t xml:space="preserve"> [+</w:t>
+      </w:r>
+      <w:r>
+        <w:t>a77]</w:t>
+      </w:r>
+      <w:r>
+        <w:t xml:space="preserve"> </w:t>
+      </w:r>
+      <w:r>
+        <w:t>, 192</w:t>
+      </w:r>
+      <w:r>
+        <w:t>, kanji, dot</w:t>
+      </w:r>
+    </w:p>
+    <w:p>
+      <w:r>
+        <w:tab/>
+        <w:t>9440</w:t>
+      </w:r>
+      <w:r>
+        <w:t xml:space="preserve"> – 94f</w:t>
+      </w:r>
+      <w:r>
+        <w:t>f</w:t>
+      </w:r>
+      <w:r>
+        <w:t xml:space="preserve"> [+b37]</w:t>
+      </w:r>
+      <w:r>
+        <w:t xml:space="preserve"> </w:t>
+      </w:r>
+      <w:r>
+        <w:t>, 192</w:t>
+      </w:r>
+      <w:r>
+        <w:t>, kanji, dot</w:t>
+      </w:r>
+    </w:p>
+    <w:p>
+      <w:pPr>
+        <w:ind w:left="720"/>
+      </w:pPr>
+      <w:r>
+        <w:t>9540</w:t>
+      </w:r>
+      <w:r>
+        <w:t xml:space="preserve"> – 95f</w:t>
+      </w:r>
+      <w:r>
+        <w:t>f</w:t>
+      </w:r>
+      <w:r>
+        <w:t xml:space="preserve"> [+bf7]</w:t>
+      </w:r>
+      <w:r>
+        <w:t xml:space="preserve"> </w:t>
+      </w:r>
+      <w:r>
+        <w:t>, 192</w:t>
+      </w:r>
+      <w:r>
+        <w:t>, kanji, dot</w:t>
+      </w:r>
+    </w:p>
+    <w:p>
+      <w:pPr>
+        <w:ind w:left="720"/>
+      </w:pPr>
+      <w:r>
+        <w:t>9640</w:t>
+      </w:r>
+      <w:r>
+        <w:t xml:space="preserve"> – 96f</w:t>
+      </w:r>
+      <w:r>
+        <w:t>f</w:t>
+      </w:r>
+      <w:r>
+        <w:t xml:space="preserve"> [+cb7]</w:t>
+      </w:r>
+      <w:r>
+        <w:t>, 192</w:t>
+      </w:r>
+      <w:r>
+        <w:t>, kanji, dot</w:t>
+      </w:r>
+    </w:p>
+    <w:p>
+      <w:pPr>
+        <w:ind w:left="720"/>
+      </w:pPr>
+      <w:r>
+        <w:lastRenderedPageBreak/>
+        <w:t>9740</w:t>
+      </w:r>
+      <w:r>
+        <w:t xml:space="preserve"> – 97f</w:t>
+      </w:r>
+      <w:r>
+        <w:t>f</w:t>
+      </w:r>
+      <w:r>
+        <w:t xml:space="preserve"> [+d77]</w:t>
+      </w:r>
+      <w:r>
+        <w:t>, 192</w:t>
+      </w:r>
+      <w:r>
+        <w:t>, kanji, dot</w:t>
+      </w:r>
+    </w:p>
+    <w:p>
+      <w:pPr>
+        <w:ind w:left="720"/>
+      </w:pPr>
+      <w:r>
+        <w:t>9840</w:t>
+      </w:r>
+      <w:r>
+        <w:t xml:space="preserve"> </w:t>
+      </w:r>
+      <w:r>
+        <w:t>–</w:t>
+      </w:r>
+      <w:r>
+        <w:t xml:space="preserve"> </w:t>
+      </w:r>
+      <w:r>
+        <w:t>9872</w:t>
+      </w:r>
+      <w:r>
+        <w:t xml:space="preserve"> </w:t>
+      </w:r>
+      <w:r>
+        <w:t xml:space="preserve">[+e37] </w:t>
+      </w:r>
+      <w:r>
+        <w:t>(</w:t>
+      </w:r>
+      <w:r>
+        <w:t>test:</w:t>
+      </w:r>
+      <w:r>
+        <w:t>987</w:t>
+      </w:r>
+      <w:r>
+        <w:t>2</w:t>
+      </w:r>
+      <w:r>
+        <w:t>)</w:t>
+      </w:r>
+      <w:r>
+        <w:t>, 51</w:t>
+      </w:r>
+      <w:r>
+        <w:t xml:space="preserve"> (</w:t>
+      </w:r>
+      <w:r>
+        <w:t>can go up to 73 before hitting code, but maybe don’t)</w:t>
+      </w:r>
+    </w:p>
+    <w:p/>
+    <w:p>
+      <w:pPr>
+        <w:ind w:left="720"/>
+      </w:pPr>
+      <w:r>
+        <w:t>~</w:t>
+      </w:r>
+      <w:r>
+        <w:t>3,6</w:t>
+      </w:r>
+      <w:r>
+        <w:t>00</w:t>
+      </w:r>
+      <w:r>
+        <w:t xml:space="preserve"> characters in total</w:t>
+      </w:r>
+    </w:p>
+    <w:p>
+      <w:pPr>
+        <w:ind w:left="720"/>
+      </w:pPr>
+      <w:r>
+        <w:t>3,249 are needed to host all my cha</w:t>
+      </w:r>
+      <w:r>
+        <w:t>r combos</w:t>
+      </w:r>
+    </w:p>
+    <w:p>
+      <w:pPr>
+        <w:ind w:left="720"/>
+      </w:pPr>
+      <w:r>
+        <w:t>Can keep 351 in total</w:t>
+      </w:r>
+    </w:p>
+    <w:p>
+      <w:pPr>
+        <w:tabs>
+          <w:tab w:val="center" w:pos="5040"/>
+        </w:tabs>
+        <w:ind w:left="1440"/>
+      </w:pPr>
+      <w:r>
+        <w:t>Keeping 275 in total, figure out ranges to preserve</w:t>
+      </w:r>
+    </w:p>
+    <w:p>
+      <w:pPr>
+        <w:tabs>
+          <w:tab w:val="center" w:pos="5040"/>
+        </w:tabs>
+      </w:pPr>
+    </w:p>
+    <w:p>
+      <w:pPr>
+        <w:tabs>
+          <w:tab w:val="center" w:pos="5040"/>
+        </w:tabs>
+        <w:ind w:left="720"/>
+      </w:pPr>
+      <w:r>
+        <w:t>Figure out how to write to script and output to table at same time</w:t>
+      </w:r>
+    </w:p>
+    <w:p>
+      <w:r>
+        <w:tab/>
+      </w:r>
+    </w:p>
+    <w:p/>
+    <w:p>
+      <w:r>
+        <w:t>SJIS value range:</w:t>
+      </w:r>
+    </w:p>
+    <w:p>
+      <w:pPr>
+        <w:ind w:left="720"/>
+      </w:pPr>
+      <w:r>
+        <w:t xml:space="preserve">Est: </w:t>
+      </w:r>
+      <w:r>
+        <w:t>0x</w:t>
+      </w:r>
+      <w:r>
+        <w:t>81</w:t>
+      </w:r>
+      <w:r>
+        <w:t>00</w:t>
+      </w:r>
+      <w:r>
+        <w:t xml:space="preserve"> </w:t>
+      </w:r>
+      <w:r>
+        <w:t>–</w:t>
+      </w:r>
+      <w:r>
+        <w:t xml:space="preserve"> </w:t>
+      </w:r>
+      <w:r>
+        <w:t>0x</w:t>
+      </w:r>
+      <w:r>
+        <w:t>98</w:t>
+      </w:r>
+      <w:r>
+        <w:t>00</w:t>
+      </w:r>
+      <w:r>
+        <w:t xml:space="preserve"> (33024-38912)</w:t>
+      </w:r>
+      <w:r>
+        <w:t xml:space="preserve"> ~= 5888</w:t>
+      </w:r>
+    </w:p>
+    <w:p>
+      <w:pPr>
+        <w:ind w:left="720"/>
+      </w:pPr>
+      <w:r>
+        <w:t xml:space="preserve">Sjis.tbl starts at </w:t>
+      </w:r>
+      <w:r>
+        <w:t>8140</w:t>
+      </w:r>
+      <w:r>
+        <w:t>, ends at EAA2</w:t>
+      </w:r>
+    </w:p>
+    <w:p>
+      <w:pPr>
+        <w:ind w:left="1440"/>
+      </w:pPr>
+      <w:r>
+        <w:t>98FC is the latest starting in 98</w:t>
+      </w:r>
+    </w:p>
+    <w:p>
+      <w:pPr>
+        <w:ind w:left="1440"/>
+      </w:pPr>
+      <w:r>
+        <w:t>Are both blank, need to reign in</w:t>
+      </w:r>
+    </w:p>
+    <w:p>
+      <w:pPr>
+        <w:ind w:left="720"/>
+      </w:pPr>
+      <w:r>
+        <w:t>Lowest:</w:t>
+      </w:r>
+      <w:r>
+        <w:t xml:space="preserve"> 8141</w:t>
+      </w:r>
+      <w:r>
+        <w:t>, A starts at 8260</w:t>
+      </w:r>
+    </w:p>
+    <w:p>
+      <w:pPr>
+        <w:ind w:left="720"/>
+      </w:pPr>
+      <w:r>
+        <w:t>Highest:</w:t>
+      </w:r>
+      <w:r>
+        <w:t xml:space="preserve"> </w:t>
+      </w:r>
+      <w:r>
+        <w:t>98</w:t>
+      </w:r>
+      <w:r>
+        <w:t>72</w:t>
+      </w:r>
+    </w:p>
+    <w:p>
+      <w:pPr>
+        <w:ind w:left="1440"/>
+      </w:pPr>
+      <w:r>
+        <w:t xml:space="preserve">SJIS table file </w:t>
+      </w:r>
+      <w:r>
+        <w:t>says that’s 3512 rows</w:t>
+      </w:r>
+    </w:p>
+    <w:p>
+      <w:pPr>
+        <w:ind w:left="1440"/>
+      </w:pPr>
+      <w:r>
+        <w:t>That can fit 59</w:t>
+      </w:r>
+      <w:r>
+        <w:t xml:space="preserve"> characters and change</w:t>
+      </w:r>
+    </w:p>
+    <w:p>
+      <w:pPr>
+        <w:ind w:left="1440"/>
+      </w:pPr>
+      <w:r>
+        <w:t>26 caps, 26 lower = 52</w:t>
+      </w:r>
+      <w:r>
+        <w:t xml:space="preserve">, </w:t>
+      </w:r>
+      <w:r>
+        <w:t xml:space="preserve">plus 7 characters: . </w:t>
+      </w:r>
+      <w:r>
+        <w:t xml:space="preserve">! ? </w:t>
+      </w:r>
+      <w:r>
+        <w:t>, “</w:t>
+      </w:r>
+      <w:r>
+        <w:t xml:space="preserve"> </w:t>
+      </w:r>
+      <w:r>
+        <w:t>_</w:t>
+      </w:r>
+    </w:p>
+    <w:p>
+      <w:pPr>
+        <w:ind w:left="1440"/>
+      </w:pPr>
+      <w:r>
+        <w:t>Plus another 6 characters: . , ! ? “ _</w:t>
+      </w:r>
+    </w:p>
+    <w:p>
+      <w:pPr>
+        <w:ind w:left="1440"/>
+      </w:pPr>
+      <w:r>
+        <w:t>3364 characters for all combos</w:t>
+      </w:r>
+      <w:r>
+        <w:t>, 148 extra chars</w:t>
+      </w:r>
+    </w:p>
+    <w:p>
+      <w:pPr>
+        <w:ind w:left="720"/>
+      </w:pPr>
+      <w:r>
+        <w:t>Is not continuous, identify breaks and see if the code can display them</w:t>
+      </w:r>
+    </w:p>
+    <w:p>
+      <w:pPr>
+        <w:ind w:left="720"/>
+      </w:pPr>
+      <w:r>
+        <w:t>Breaks: (before/after)</w:t>
+      </w:r>
+    </w:p>
+    <w:p>
+      <w:pPr>
+        <w:ind w:left="1440"/>
+      </w:pPr>
+      <w:r>
+        <w:lastRenderedPageBreak/>
+        <w:t>/8141</w:t>
+      </w:r>
+    </w:p>
+    <w:p>
+      <w:pPr>
+        <w:ind w:left="1440"/>
+      </w:pPr>
+      <w:r>
+        <w:t>81AC/824F</w:t>
+      </w:r>
+    </w:p>
+    <w:p>
+      <w:pPr>
+        <w:ind w:left="1440"/>
+      </w:pPr>
+      <w:r>
+        <w:t>82F1/</w:t>
+      </w:r>
+      <w:r>
+        <w:t>8340</w:t>
+      </w:r>
+    </w:p>
+    <w:p>
+      <w:pPr>
+        <w:ind w:left="1440"/>
+      </w:pPr>
+      <w:r>
+        <w:t>83D6/8440</w:t>
+      </w:r>
+    </w:p>
+    <w:p>
+      <w:pPr>
+        <w:ind w:left="1440"/>
+      </w:pPr>
+    </w:p>
+    <w:p/>
+    <w:p>
+      <w:r>
+        <w:t xml:space="preserve">Font </w:t>
+      </w:r>
+      <w:r>
+        <w:t xml:space="preserve">images are in </w:t>
+      </w:r>
+      <w:r>
+        <w:t>SLES_____</w:t>
+      </w:r>
+      <w:r>
+        <w:t xml:space="preserve">.55 ELF executable, set tiles to </w:t>
+      </w:r>
+      <w:r>
+        <w:rPr>
+          <w:strike/>
+        </w:rPr>
+        <w:t>24 x 24</w:t>
+      </w:r>
+      <w:r>
+        <w:t xml:space="preserve"> and you’ll see them</w:t>
+      </w:r>
+    </w:p>
+    <w:p>
+      <w:r>
+        <w:tab/>
+        <w:t xml:space="preserve">I think extracted images are </w:t>
+      </w:r>
+      <w:r>
+        <w:rPr>
+          <w:b/>
+          <w:bCs/>
+        </w:rPr>
+        <w:t>~</w:t>
+      </w:r>
+      <w:r>
+        <w:rPr>
+          <w:b/>
+          <w:bCs/>
+        </w:rPr>
+        <w:t>24wide X 12tall</w:t>
+      </w:r>
+    </w:p>
+    <w:p>
+      <w:pPr>
+        <w:rPr>
+          <w:rFonts w:ascii="Aptos Narrow" w:eastAsia="Times New Roman" w:hAnsi="Aptos Narrow" w:cs="Times New Roman"/>
+          <w:color w:val="000000"/>
+          <w:kern w:val="0"/>
+          <w:sz w:val="22"/>
+          <w:szCs w:val="22"/>
+          <w14:ligatures w14:val="none"/>
+        </w:rPr>
+      </w:pPr>
+      <w:r>
+        <w:t xml:space="preserve">Starts </w:t>
+      </w:r>
+      <w:r>
+        <w:t xml:space="preserve">at offset of </w:t>
+      </w:r>
+      <w:r>
+        <w:t>693BF</w:t>
+      </w:r>
+      <w:r>
+        <w:t xml:space="preserve"> for the </w:t>
+      </w:r>
+      <w:r>
+        <w:rPr>
+          <w:rFonts w:ascii="MS Gothic" w:eastAsia="MS Gothic" w:hAnsi="MS Gothic" w:cs="MS Gothic"/>
+          <w:color w:val="000000"/>
+          <w:kern w:val="0"/>
+          <w:sz w:val="22"/>
+          <w:szCs w:val="22"/>
+          <w14:ligatures w14:val="none"/>
+        </w:rPr>
+        <w:t>、</w:t>
+      </w:r>
+      <w:r>
+        <w:t>character</w:t>
+      </w:r>
+    </w:p>
+    <w:p>
+      <w:pPr>
+        <w:ind w:left="720"/>
+      </w:pPr>
+      <w:r>
+        <w:t>Must use GBA 8bpp Tile form to see them</w:t>
+      </w:r>
+    </w:p>
+    <w:p>
+      <w:pPr>
+        <w:ind w:left="1440"/>
+      </w:pPr>
+      <w:r>
+        <w:t xml:space="preserve">GBA 4pp </w:t>
+      </w:r>
+      <w:r>
+        <w:t>seems</w:t>
+      </w:r>
+      <w:r>
+        <w:t xml:space="preserve"> clearer</w:t>
+      </w:r>
+      <w:r>
+        <w:t>, but the text shows up larger</w:t>
+      </w:r>
+    </w:p>
+    <w:p>
+      <w:pPr>
+        <w:ind w:left="1440"/>
+      </w:pPr>
+      <w:r>
+        <w:t>For either form, the text is a bit cut off, may just have to do with offset</w:t>
+      </w:r>
+    </w:p>
+    <w:p>
+      <w:pPr>
+        <w:ind w:left="720"/>
+      </w:pPr>
+      <w:r>
+        <w:t>Seems like ~3700 characters in total</w:t>
+      </w:r>
+    </w:p>
+    <w:p>
+      <w:pPr>
+        <w:ind w:left="720"/>
+      </w:pPr>
+      <w:r>
+        <w:t xml:space="preserve">26 upper, 26 lower, 10 </w:t>
+      </w:r>
+      <w:r>
+        <w:t>punctuations</w:t>
+      </w:r>
+      <w:r>
+        <w:t xml:space="preserve">, all combinations are </w:t>
+      </w:r>
+      <w:r>
+        <w:t xml:space="preserve"> ~= 3700</w:t>
+      </w:r>
+    </w:p>
+    <w:p>
+      <w:pPr>
+        <w:ind w:left="1440"/>
+      </w:pPr>
+      <w:r>
+        <w:t>Could be a squeeze for some</w:t>
+      </w:r>
+    </w:p>
+    <w:p>
+      <w:pPr>
+        <w:ind w:left="1440"/>
+      </w:pPr>
+      <w:r>
+        <w:t>May want to omit uncommon characters, or have punctuation take up a whole one.</w:t>
+      </w:r>
+    </w:p>
+    <w:p>
+      <w:pPr>
+        <w:ind w:left="720"/>
+      </w:pPr>
+      <w:r>
+        <w:t xml:space="preserve">Starts with </w:t>
+      </w:r>
+      <w:r>
+        <w:t>PsIIlibmc   2540</w:t>
+      </w:r>
+      <w:r>
+        <w:t xml:space="preserve"> </w:t>
+      </w:r>
+      <w:r>
+        <w:t xml:space="preserve">on line </w:t>
+      </w:r>
+      <w:r>
+        <w:t>68BB0</w:t>
+      </w:r>
+    </w:p>
+    <w:p>
+      <w:pPr>
+        <w:ind w:left="720"/>
+      </w:pPr>
+      <w:r>
+        <w:t>693BF</w:t>
+      </w:r>
+      <w:r>
+        <w:t xml:space="preserve"> is </w:t>
+      </w:r>
+      <w:r>
+        <w:t xml:space="preserve">the proper offset </w:t>
+      </w:r>
+      <w:r>
+        <w:t>for starting at</w:t>
+      </w:r>
+      <w:r>
+        <w:t xml:space="preserve"> A</w:t>
+      </w:r>
+      <w:r>
+        <w:t xml:space="preserve">, </w:t>
+      </w:r>
+      <w:r>
+        <w:t>B</w:t>
+      </w:r>
+      <w:r>
+        <w:t xml:space="preserve">, </w:t>
+      </w:r>
+      <w:r>
+        <w:t>C…</w:t>
+      </w:r>
+    </w:p>
+    <w:p>
+      <w:pPr>
+        <w:ind w:left="720"/>
+      </w:pPr>
+      <w:r>
+        <w:t>4bpp = 4 bits per pixel?</w:t>
+      </w:r>
+    </w:p>
+    <w:p>
+      <w:pPr>
+        <w:ind w:left="1440"/>
+      </w:pPr>
+      <w:r>
+        <w:t>Seems to produce OK results, but there are some emptyish spaces</w:t>
+      </w:r>
+    </w:p>
+    <w:p>
+      <w:pPr>
+        <w:ind w:left="720"/>
+      </w:pPr>
+      <w:r>
+        <w:t xml:space="preserve">Each character is </w:t>
+      </w:r>
+      <w:r>
+        <w:t>1</w:t>
+      </w:r>
+      <w:r>
+        <w:t>44 bytes long</w:t>
+      </w:r>
+      <w:r>
+        <w:t>, use increments of that to select the next one</w:t>
+      </w:r>
+    </w:p>
+    <w:p>
+      <w:pPr>
+        <w:ind w:left="1440"/>
+      </w:pPr>
+      <w:r>
+        <w:t>24 pixels wide, 12 pixels tall</w:t>
+      </w:r>
+    </w:p>
+    <w:p>
+      <w:pPr>
+        <w:ind w:left="720"/>
+      </w:pPr>
+      <w:r>
+        <w:t>fontReplacer.py can successfully change</w:t>
+      </w:r>
+      <w:r>
+        <w:t xml:space="preserve"> the letter A into a black box</w:t>
+      </w:r>
+    </w:p>
+    <w:p>
+      <w:pPr>
+        <w:ind w:left="1440"/>
+      </w:pPr>
+      <w:r>
+        <w:t>No spaces by default, I’ll need to include them in my font</w:t>
+      </w:r>
+    </w:p>
+    <w:p>
+      <w:pPr>
+        <w:ind w:left="1440"/>
+      </w:pPr>
+      <w:r>
+        <w:t>Need to draw each character</w:t>
+      </w:r>
+    </w:p>
+    <w:p>
+      <w:pPr>
+        <w:ind w:left="1440"/>
+      </w:pPr>
+      <w:r>
+        <w:lastRenderedPageBreak/>
+        <w:t>Programmatically</w:t>
+      </w:r>
+      <w:r>
+        <w:t xml:space="preserve"> create a combo of all important ones</w:t>
+      </w:r>
+    </w:p>
+    <w:p>
+      <w:pPr>
+        <w:ind w:left="1440"/>
+      </w:pPr>
+      <w:r>
+        <w:t>Insert them into the ELF file</w:t>
+      </w:r>
+    </w:p>
+    <w:p>
+      <w:pPr>
+        <w:ind w:left="1440"/>
+      </w:pPr>
+      <w:r>
+        <w:t xml:space="preserve">***Need to determine exact start and end of </w:t>
+      </w:r>
+      <w:r>
+        <w:t>the character table</w:t>
       </w:r>
     </w:p>
     <w:p>
@@ -960,109 +2108,7 @@
         <w:ind w:left="2160"/>
       </w:pPr>
       <w:r>
-        <w:t>The 2-digit text files do not show up, it just appears empty</w:t>
-      </w:r>
-    </w:p>
-    <w:p>
-      <w:pPr>
-        <w:ind w:left="1440"/>
-      </w:pPr>
-      <w:proofErr w:type="spellStart"/>
-      <w:r>
-        <w:t>SIJS.tbl</w:t>
-      </w:r>
-      <w:proofErr w:type="spellEnd"/>
-      <w:r>
-        <w:t xml:space="preserve"> has the corresponding hex values needed for the text</w:t>
-      </w:r>
-      <w:r>
-        <w:t>, but opening in Notepad it doesn’t know the encoding for the Kanji</w:t>
-      </w:r>
-    </w:p>
-    <w:p>
-      <w:pPr>
-        <w:ind w:left="1440"/>
-      </w:pPr>
-      <w:r>
-        <w:t>May have to find the table in memory/SLMP file that contained all the characters alphabetically</w:t>
-      </w:r>
-    </w:p>
-    <w:p>
-      <w:r>
-        <w:tab/>
-      </w:r>
-      <w:proofErr w:type="spellStart"/>
-      <w:r>
-        <w:t>WindHex</w:t>
-      </w:r>
-      <w:proofErr w:type="spellEnd"/>
-      <w:r>
-        <w:t xml:space="preserve"> doesn’t seem the easiest program to edit with</w:t>
-      </w:r>
-    </w:p>
-    <w:p>
-      <w:r>
-        <w:tab/>
-        <w:t xml:space="preserve">Currently trying </w:t>
-      </w:r>
-      <w:proofErr w:type="spellStart"/>
-      <w:r>
-        <w:rPr>
-          <w:strike/>
-        </w:rPr>
-        <w:t>Madedit</w:t>
-      </w:r>
-      <w:proofErr w:type="spellEnd"/>
-      <w:r>
-        <w:t xml:space="preserve"> Use </w:t>
-      </w:r>
-      <w:proofErr w:type="spellStart"/>
-      <w:r>
-        <w:t>wxMEdit</w:t>
-      </w:r>
-      <w:proofErr w:type="spellEnd"/>
-    </w:p>
-    <w:p>
-      <w:r>
-        <w:tab/>
-      </w:r>
-      <w:r>
-        <w:tab/>
-      </w:r>
-      <w:r>
-        <w:rPr>
-          <w:rFonts w:hint="eastAsia"/>
-        </w:rPr>
-        <w:t>001CF050 has a full table of kana in SLMP file</w:t>
-      </w:r>
-    </w:p>
-    <w:p>
-      <w:pPr>
-        <w:ind w:left="1440"/>
-      </w:pPr>
-      <w:r>
-        <w:rPr>
-          <w:rFonts w:hint="eastAsia"/>
-        </w:rPr>
-        <w:t xml:space="preserve">001E1DD0 has a full table of kana and the letter </w:t>
-      </w:r>
-      <w:r>
-        <w:t>‘</w:t>
-      </w:r>
-      <w:r>
-        <w:rPr>
-          <w:rFonts w:hint="eastAsia"/>
-        </w:rPr>
-        <w:t>C</w:t>
-      </w:r>
-      <w:r>
-        <w:t>’</w:t>
-      </w:r>
-      <w:r>
-        <w:rPr>
-          <w:rFonts w:hint="eastAsia"/>
-        </w:rPr>
-        <w:t xml:space="preserve"> in kana</w:t>
+        <w:t>Experiment with the highest and lowest allowed numbers</w:t>
       </w:r>
     </w:p>
     <w:p>
@@ -1070,19 +2116,58 @@
         <w:ind w:left="2160"/>
       </w:pPr>
       <w:r>
-        <w:t>O</w:t>
-      </w:r>
-      <w:r>
-        <w:rPr>
-          <w:rFonts w:hint="eastAsia"/>
-        </w:rPr>
-        <w:t>=8</w:t>
-      </w:r>
-      <w:r>
-        <w:t xml:space="preserve">2 </w:t>
-      </w:r>
-      <w:r>
-        <w:t>6E</w:t>
+        <w:t>Then determine how many combos I can make and which are important</w:t>
+      </w:r>
+    </w:p>
+    <w:p>
+      <w:pPr>
+        <w:ind w:left="2880"/>
+      </w:pPr>
+      <w:r>
+        <w:t>Look at game text to see what it uses</w:t>
+      </w:r>
+    </w:p>
+    <w:p>
+      <w:pPr>
+        <w:ind w:left="720"/>
+      </w:pPr>
+      <w:r>
+        <w:t>After that I’ll need to make a script for translating</w:t>
+      </w:r>
+    </w:p>
+    <w:p>
+      <w:pPr>
+        <w:ind w:left="1440"/>
+      </w:pPr>
+      <w:r>
+        <w:t>Maybe have it dump to a separate text (json?) with the original text, a</w:t>
+      </w:r>
+      <w:r>
+        <w:t>nd a length maximum in bytes</w:t>
+      </w:r>
+    </w:p>
+    <w:p>
+      <w:pPr>
+        <w:ind w:left="1440"/>
+      </w:pPr>
+      <w:hyperlink r:id="rId7" w:history="1">
+        <w:r>
+          <w:rPr>
+            <w:rStyle w:val="Hyperlink"/>
+          </w:rPr>
+          <w:t>https://www.w3schools.com/python/python_json.asp</w:t>
+        </w:r>
+      </w:hyperlink>
+      <w:r>
+        <w:t xml:space="preserve"> </w:t>
+      </w:r>
+    </w:p>
+    <w:p>
+      <w:pPr>
+        <w:ind w:left="1440"/>
+      </w:pPr>
+      <w:r>
+        <w:t>Then re-insert the translated text</w:t>
       </w:r>
     </w:p>
     <w:p>
@@ -1090,170 +2175,26 @@
         <w:ind w:left="2160"/>
       </w:pPr>
       <w:r>
-        <w:t>P=82 6F</w:t>
-      </w:r>
-      <w:r>
-        <w:rPr>
-          <w:rFonts w:hint="eastAsia"/>
-        </w:rPr>
-        <w:t xml:space="preserve"> </w:t>
-      </w:r>
-    </w:p>
-    <w:p>
-      <w:pPr>
-        <w:ind w:left="2160"/>
-      </w:pPr>
-      <w:r>
-        <w:t>S=82 87</w:t>
-      </w:r>
-    </w:p>
-    <w:p>
-      <w:pPr>
-        <w:ind w:left="2160"/>
-      </w:pPr>
-      <w:r>
-        <w:t>C=82 62</w:t>
-      </w:r>
-    </w:p>
-    <w:p>
-      <w:r>
-        <w:tab/>
-      </w:r>
-      <w:r>
-        <w:tab/>
-        <w:t>Remaining characters are documented in roman_kana_hex_table.xlsx</w:t>
-      </w:r>
-    </w:p>
-    <w:p>
-      <w:pPr>
-        <w:ind w:left="720"/>
-      </w:pPr>
-      <w:r>
-        <w:t>0A seems to be a newline</w:t>
-      </w:r>
-    </w:p>
-    <w:p>
-      <w:pPr>
-        <w:ind w:left="1440"/>
-      </w:pPr>
-      <w:r>
-        <w:t>Only 3 lines can fit</w:t>
-      </w:r>
-    </w:p>
-    <w:p>
-      <w:pPr>
-        <w:ind w:left="720"/>
-      </w:pPr>
-      <w:r>
-        <w:t>00 80 00 seems to have special meaning, like triggering a new scene</w:t>
-      </w:r>
-    </w:p>
-    <w:p>
-      <w:pPr>
-        <w:ind w:left="720"/>
-      </w:pPr>
-      <w:r>
-        <w:rPr>
-          <w:rFonts w:hint="eastAsia"/>
-        </w:rPr>
-        <w:t>Half-width characters only apply to katakana</w:t>
-      </w:r>
-    </w:p>
-    <w:p>
-      <w:pPr>
-        <w:ind w:left="720"/>
-      </w:pPr>
-      <w:r>
-        <w:rPr>
-          <w:rFonts w:hint="eastAsia"/>
-        </w:rPr>
-        <w:t>17 full-width characters comfortably fit in the box</w:t>
-      </w:r>
-    </w:p>
-    <w:p>
-      <w:pPr>
-        <w:ind w:left="720"/>
-      </w:pPr>
-      <w:r>
-        <w:rPr>
-          <w:rFonts w:hint="eastAsia"/>
-        </w:rPr>
-        <w:t>Boxes have 3 lines for text</w:t>
-      </w:r>
-      <w:r>
-        <w:t xml:space="preserve"> </w:t>
-      </w:r>
-    </w:p>
-    <w:p>
-      <w:pPr>
-        <w:ind w:left="1440"/>
-      </w:pPr>
-      <w:r>
-        <w:rPr>
-          <w:rFonts w:hint="eastAsia"/>
-        </w:rPr>
-        <w:t>19 characters are fully visible, 20</w:t>
-      </w:r>
-      <w:r>
-        <w:rPr>
-          <w:rFonts w:hint="eastAsia"/>
-          <w:vertAlign w:val="superscript"/>
-        </w:rPr>
-        <w:t>th</w:t>
-      </w:r>
-      <w:r>
-        <w:rPr>
-          <w:rFonts w:hint="eastAsia"/>
-        </w:rPr>
-        <w:t xml:space="preserve"> is mostly visible, any more is offscreen</w:t>
-      </w:r>
-    </w:p>
-    <w:p>
-      <w:pPr>
-        <w:ind w:left="1440"/>
-      </w:pPr>
-      <w:r>
-        <w:t xml:space="preserve">51 safe characters, 60 </w:t>
-      </w:r>
-      <w:r>
-        <w:t>generous</w:t>
-      </w:r>
-    </w:p>
-    <w:p>
-      <w:pPr>
-        <w:ind w:left="720"/>
-      </w:pPr>
-      <w:r>
-        <w:rPr>
-          <w:rFonts w:hint="eastAsia"/>
-        </w:rPr>
-        <w:t>Boxes have 3 lines for text</w:t>
-      </w:r>
-      <w:r>
-        <w:t xml:space="preserve"> </w:t>
-      </w:r>
-    </w:p>
-    <w:p>
-      <w:pPr>
-        <w:ind w:left="720"/>
-      </w:pPr>
-    </w:p>
-    <w:p>
-      <w:r>
-        <w:t>Testing some translations u</w:t>
-      </w:r>
-      <w:r>
-        <w:t xml:space="preserve">sing </w:t>
-      </w:r>
-      <w:proofErr w:type="spellStart"/>
-      <w:r>
-        <w:t>deepl</w:t>
-      </w:r>
-      <w:proofErr w:type="spellEnd"/>
-      <w:r>
-        <w:t xml:space="preserve"> translator: </w:t>
-      </w:r>
-      <w:hyperlink r:id="rId4" w:history="1">
+        <w:t xml:space="preserve">Adding </w:t>
+      </w:r>
+      <w:r>
+        <w:t>(</w:t>
+      </w:r>
+      <w:r>
+        <w:t>zeroes</w:t>
+      </w:r>
+      <w:r>
+        <w:t>? Something to produce blank characters)</w:t>
+      </w:r>
+      <w:r>
+        <w:t xml:space="preserve"> at the end if it goes on for longer</w:t>
+      </w:r>
+    </w:p>
+    <w:p>
+      <w:pPr>
+        <w:ind w:left="1440"/>
+      </w:pPr>
+      <w:hyperlink r:id="rId8" w:history="1">
         <w:r>
           <w:rPr>
             <w:rStyle w:val="Hyperlink"/>
@@ -1261,15 +2202,2421 @@
           <w:t>https://www.deepl.com/en/translator</w:t>
         </w:r>
       </w:hyperlink>
+    </w:p>
+    <w:p>
+      <w:pPr>
+        <w:ind w:left="2160"/>
+      </w:pPr>
+      <w:r>
+        <w:t>Can this be automated as well? Maybe paste the translation in the same JSON and flag it if it is too long, and how many characters too long it is</w:t>
+      </w:r>
+    </w:p>
+    <w:p>
+      <w:pPr>
+        <w:ind w:left="1440"/>
+      </w:pPr>
+    </w:p>
+    <w:p>
+      <w:pPr>
+        <w:ind w:left="1440"/>
+      </w:pPr>
+    </w:p>
+    <w:p>
+      <w:r>
+        <w:t>After enabling texture dumping in PCSX2, I was able to get some text boxes out</w:t>
+      </w:r>
+    </w:p>
+    <w:p>
+      <w:pPr>
+        <w:ind w:left="720"/>
+      </w:pPr>
+      <w:r>
+        <w:t>Had to modify the .xml files Rainbow produced for another image to get it to re-import it back in, specifically adding _0 to one of the file name fields and changing the height and width fields</w:t>
+      </w:r>
+    </w:p>
+    <w:p>
+      <w:pPr>
+        <w:ind w:left="720"/>
+      </w:pPr>
+      <w:r>
+        <w:t>Then I re imported it and saved it as a TIM2 named first_textbox.tm2</w:t>
+      </w:r>
+    </w:p>
+    <w:p>
+      <w:pPr>
+        <w:ind w:left="720"/>
+      </w:pPr>
+      <w:r>
+        <w:t>Try to find the following hex string that it contained in memory somewhere</w:t>
+      </w:r>
+      <w:r>
+        <w:t>:</w:t>
+      </w:r>
+    </w:p>
+    <w:p>
+      <w:pPr>
+        <w:ind w:left="1440"/>
+      </w:pPr>
+      <w:r>
+        <w:t>01</w:t>
+      </w:r>
       <w:r>
         <w:t xml:space="preserve"> </w:t>
       </w:r>
+      <w:r>
+        <w:t>03</w:t>
+      </w:r>
+      <w:r>
+        <w:t xml:space="preserve"> </w:t>
+      </w:r>
+      <w:r>
+        <w:t>06</w:t>
+      </w:r>
+      <w:r>
+        <w:t xml:space="preserve"> </w:t>
+      </w:r>
+      <w:r>
+        <w:t>06</w:t>
+      </w:r>
+      <w:r>
+        <w:t xml:space="preserve"> </w:t>
+      </w:r>
+      <w:r>
+        <w:t>03</w:t>
+      </w:r>
+      <w:r>
+        <w:t xml:space="preserve"> </w:t>
+      </w:r>
+      <w:r>
+        <w:t>01</w:t>
+      </w:r>
+    </w:p>
+    <w:p>
+      <w:pPr>
+        <w:ind w:left="1440"/>
+      </w:pPr>
+      <w:r>
+        <w:separator/>
+      </w:r>
+      <w:r>
+        <w:separator/>
+      </w:r>
+      <w:r>
+        <w:t>ls</w:t>
+      </w:r>
+    </w:p>
+    <w:p>
+      <w:pPr>
+        <w:ind w:left="1440"/>
+      </w:pPr>
+      <w:r>
+        <w:lastRenderedPageBreak/>
+        <w:t xml:space="preserve">Doesn’t show up anywhere </w:t>
+      </w:r>
+      <w:r>
+        <w:t>in memory</w:t>
+      </w:r>
+    </w:p>
+    <w:p>
+      <w:pPr>
+        <w:ind w:left="1440"/>
+      </w:pPr>
+      <w:r>
+        <w:t>Maybe in grep somehow?</w:t>
+      </w:r>
+    </w:p>
+    <w:p>
+      <w:pPr>
+        <w:ind w:left="1440"/>
+      </w:pPr>
+      <w:r>
+        <w:t xml:space="preserve">grep </w:t>
+      </w:r>
+      <w:r>
+        <w:t>./ -r</w:t>
+      </w:r>
+      <w:r>
+        <w:t>a</w:t>
+      </w:r>
+      <w:r>
+        <w:t xml:space="preserve"> -e</w:t>
+      </w:r>
+      <w:r>
+        <w:t xml:space="preserve"> “text_in_binary_not_hex”</w:t>
+      </w:r>
+    </w:p>
+    <w:p>
+      <w:pPr>
+        <w:ind w:left="1440"/>
+      </w:pPr>
+    </w:p>
+    <w:p/>
+    <w:p>
+      <w:r>
+        <w:t>A001, A002, A003, A004, A005, A006, A007, A008, A009, A010, A011, A020, A021</w:t>
+      </w:r>
+    </w:p>
+    <w:p>
+      <w:pPr>
+        <w:ind w:left="720"/>
+      </w:pPr>
+      <w:r>
+        <w:t xml:space="preserve">9363 = </w:t>
+      </w:r>
+      <w:r>
+        <w:rPr>
+          <w:rFonts w:hint="eastAsia"/>
+        </w:rPr>
+        <w:t>田</w:t>
+      </w:r>
+    </w:p>
+    <w:p>
+      <w:pPr>
+        <w:ind w:left="720"/>
+      </w:pPr>
+      <w:r>
+        <w:t>Folders to check:</w:t>
+      </w:r>
+    </w:p>
+    <w:p>
+      <w:pPr>
+        <w:ind w:left="1440"/>
+      </w:pPr>
+      <w:r>
+        <w:t>A900</w:t>
+      </w:r>
+      <w:r>
+        <w:t xml:space="preserve">, A920, </w:t>
+      </w:r>
+      <w:r>
+        <w:t>A940</w:t>
+      </w:r>
+      <w:r>
+        <w:t>, A980</w:t>
+      </w:r>
+    </w:p>
+    <w:p>
+      <w:pPr>
+        <w:ind w:left="720"/>
+      </w:pPr>
+      <w:r>
+        <w:t xml:space="preserve">Executable file – EE990 has some </w:t>
+      </w:r>
+      <w:r>
+        <w:t>repetitive text, maybe images?</w:t>
+      </w:r>
+    </w:p>
+    <w:p>
+      <w:pPr>
+        <w:ind w:left="720"/>
+      </w:pPr>
+    </w:p>
+    <w:p>
+      <w:pPr>
+        <w:ind w:left="720"/>
+      </w:pPr>
+    </w:p>
+    <w:p>
+      <w:r>
+        <w:t xml:space="preserve">Find </w:t>
+      </w:r>
+      <w:r>
+        <w:t xml:space="preserve">Kanji </w:t>
+      </w:r>
+      <w:r>
+        <w:t xml:space="preserve">images/bitmap </w:t>
+      </w:r>
+      <w:r>
+        <w:t>in game files</w:t>
+      </w:r>
+      <w:r>
+        <w:t>?</w:t>
+      </w:r>
+    </w:p>
+    <w:p>
+      <w:pPr>
+        <w:ind w:left="720"/>
+      </w:pPr>
+      <w:r>
+        <w:t>Try zeroing out large chunks of A003 and see if it does anything</w:t>
+      </w:r>
+    </w:p>
+    <w:p>
+      <w:pPr>
+        <w:ind w:left="720"/>
+      </w:pPr>
+      <w:r>
+        <w:t>File A003 has a very large prefix, may contain more data</w:t>
+      </w:r>
+    </w:p>
+    <w:p>
+      <w:pPr>
+        <w:ind w:left="1440"/>
+      </w:pPr>
+      <w:r>
+        <w:t>It also produces a blank image file</w:t>
+      </w:r>
+    </w:p>
+    <w:p>
+      <w:pPr>
+        <w:ind w:left="1440"/>
+      </w:pPr>
+      <w:r>
+        <w:t xml:space="preserve">Looks mostly random in the tile viewer, maybe </w:t>
+      </w:r>
+      <w:r>
+        <w:t>its still compressed?</w:t>
+      </w:r>
+    </w:p>
+    <w:p>
+      <w:pPr>
+        <w:ind w:left="720"/>
+      </w:pPr>
+      <w:r>
+        <w:t>So far I think I’ve looked through all of them and haven’t fo</w:t>
+      </w:r>
+      <w:r>
+        <w:t>und it</w:t>
+      </w:r>
+    </w:p>
+    <w:p>
+      <w:pPr>
+        <w:ind w:left="1440"/>
+      </w:pPr>
+      <w:r>
+        <w:t>Is it in the PS2 itself somehow?</w:t>
+      </w:r>
+    </w:p>
+    <w:p>
+      <w:pPr>
+        <w:ind w:left="1440"/>
+      </w:pPr>
+      <w:r>
+        <w:t>May also be a table with bits, perhaps I could rewrite the bit length for English characters?</w:t>
+      </w:r>
+    </w:p>
+    <w:p>
+      <w:pPr>
+        <w:ind w:left="720"/>
+      </w:pPr>
+      <w:r>
+        <w:t>A005 extraction is different than the rest</w:t>
+      </w:r>
+    </w:p>
+    <w:p>
+      <w:pPr>
+        <w:ind w:left="720"/>
+      </w:pPr>
+      <w:r>
+        <w:t>Are binary file matches</w:t>
+      </w:r>
+      <w:r>
+        <w:t xml:space="preserve"> for TIM</w:t>
+      </w:r>
+      <w:r>
+        <w:t xml:space="preserve"> in</w:t>
+      </w:r>
+      <w:r>
+        <w:t>:</w:t>
+      </w:r>
+    </w:p>
+    <w:p>
+      <w:pPr>
+        <w:ind w:left="720" w:firstLine="720"/>
+      </w:pPr>
+      <w:r>
+        <w:t>A</w:t>
+      </w:r>
+      <w:r>
+        <w:t>920/A93F – try these, may be original tim files not tim2</w:t>
+      </w:r>
+    </w:p>
+    <w:p>
+      <w:pPr>
+        <w:ind w:left="1440"/>
+      </w:pPr>
+      <w:r>
+        <w:t>A920/A931</w:t>
+      </w:r>
+      <w:r>
+        <w:t xml:space="preserve"> </w:t>
+      </w:r>
+    </w:p>
+    <w:p>
+      <w:pPr>
+        <w:ind w:left="720" w:firstLine="720"/>
+      </w:pPr>
+      <w:r>
+        <w:t>A920/A900</w:t>
+      </w:r>
+    </w:p>
+    <w:p>
+      <w:pPr>
+        <w:ind w:left="720" w:firstLine="720"/>
+      </w:pPr>
+      <w:r>
+        <w:lastRenderedPageBreak/>
+        <w:t>A900/A911</w:t>
+      </w:r>
+    </w:p>
+    <w:p>
+      <w:pPr>
+        <w:ind w:left="720" w:firstLine="720"/>
+      </w:pPr>
+      <w:r>
+        <w:t>SLPM_652.55 – is just code</w:t>
+      </w:r>
+    </w:p>
+    <w:p>
+      <w:pPr>
+        <w:ind w:left="720" w:firstLine="720"/>
+      </w:pPr>
+      <w:r>
+        <w:t xml:space="preserve">MODULES/IOPRP254.IMG – </w:t>
+      </w:r>
+      <w:r>
+        <w:t>both are substrings of TIME</w:t>
+      </w:r>
+    </w:p>
+    <w:p>
+      <w:pPr>
+        <w:ind w:left="720" w:firstLine="720"/>
+      </w:pPr>
+      <w:r>
+        <w:t>seems like coincidence, they’re just big files, murphy’s law and all that</w:t>
+      </w:r>
+    </w:p>
+    <w:p/>
+    <w:p>
+      <w:r>
+        <w:t>Ghidra decompiler</w:t>
+      </w:r>
+    </w:p>
+    <w:p>
+      <w:pPr>
+        <w:ind w:left="720"/>
+      </w:pPr>
+      <w:r>
+        <w:t>font_vramClear</w:t>
+      </w:r>
+    </w:p>
+    <w:p>
+      <w:pPr>
+        <w:ind w:left="720"/>
+      </w:pPr>
+      <w:r>
+        <w:t>font_vramTrans</w:t>
+      </w:r>
+    </w:p>
+    <w:p>
+      <w:pPr>
+        <w:ind w:left="720"/>
+      </w:pPr>
+      <w:r>
+        <w:t>font_vramWrite</w:t>
+      </w:r>
+    </w:p>
+    <w:p>
+      <w:pPr>
+        <w:ind w:left="720"/>
+      </w:pPr>
+      <w:r>
+        <w:t>font_vramWriteOne</w:t>
+      </w:r>
+    </w:p>
+    <w:p>
+      <w:pPr>
+        <w:rPr>
+          <w:b/>
+          <w:bCs/>
+        </w:rPr>
+      </w:pPr>
+      <w:r>
+        <w:tab/>
+      </w:r>
+      <w:r>
+        <w:rPr>
+          <w:b/>
+          <w:bCs/>
+          <w:highlight w:val="yellow"/>
+        </w:rPr>
+        <w:t>fontInit()</w:t>
+      </w:r>
+    </w:p>
+    <w:p>
+      <w:pPr>
+        <w:ind w:left="1440"/>
+      </w:pPr>
+      <w:r>
+        <w:t>_name_data_addr = LoadFile(0x10,0,0,0);</w:t>
+      </w:r>
+      <w:r>
+        <w:t xml:space="preserve"> - from a different function</w:t>
+      </w:r>
+    </w:p>
+    <w:p>
+      <w:pPr>
+        <w:ind w:left="2160"/>
+      </w:pPr>
+      <w:r>
+        <w:t>1E7470 = 0x10?</w:t>
+      </w:r>
+    </w:p>
+    <w:p>
+      <w:pPr>
+        <w:ind w:left="1440"/>
+      </w:pPr>
+      <w:r>
+        <w:t>uVar1 = LoadFile(0,0,0,0);</w:t>
+      </w:r>
+      <w:r>
+        <w:t xml:space="preserve"> </w:t>
+      </w:r>
+    </w:p>
+    <w:p>
+      <w:pPr>
+        <w:ind w:left="2160"/>
+      </w:pPr>
+      <w:r>
+        <w:t>??? = 0 – possible font location</w:t>
+      </w:r>
+    </w:p>
+    <w:p>
+      <w:pPr>
+        <w:ind w:left="1440"/>
+      </w:pPr>
+      <w:r>
+        <w:t>LoadFile(0,0,0,0)</w:t>
+      </w:r>
+      <w:r>
+        <w:t xml:space="preserve"> – search for other load files and see if there’s a pattern</w:t>
+      </w:r>
+    </w:p>
+    <w:p>
+      <w:pPr>
+        <w:ind w:left="2160"/>
+      </w:pPr>
+      <w:r>
+        <w:t xml:space="preserve">LoadFile is also referenced in </w:t>
+      </w:r>
+      <w:r>
+        <w:t>joint_tm2_cps_tarns and staff_disp_init</w:t>
+      </w:r>
+    </w:p>
+    <w:p>
+      <w:pPr>
+        <w:ind w:left="2160"/>
+      </w:pPr>
+      <w:r>
+        <w:t>In both, only the first parameter is used (e.g., a variable or 0x10)</w:t>
+      </w:r>
+    </w:p>
+    <w:p>
+      <w:pPr>
+        <w:ind w:left="2880"/>
+      </w:pPr>
+      <w:r>
+        <w:t>Called param_1 in function def.</w:t>
+      </w:r>
+    </w:p>
+    <w:p>
+      <w:pPr>
+        <w:ind w:left="2880"/>
+      </w:pPr>
+      <w:r>
+        <w:t>Passed to:</w:t>
+      </w:r>
+    </w:p>
+    <w:p>
+      <w:pPr>
+        <w:ind w:left="3600"/>
+      </w:pPr>
+      <w:r>
+        <w:t>f</w:t>
+      </w:r>
+      <w:r>
+        <w:t>ile_name_set</w:t>
+      </w:r>
+      <w:r>
+        <w:t xml:space="preserve"> as first parameter</w:t>
+      </w:r>
+    </w:p>
+    <w:p>
+      <w:pPr>
+        <w:ind w:left="4320"/>
+      </w:pPr>
+      <w:r>
+        <w:t>First parameter is param_1</w:t>
+      </w:r>
+    </w:p>
+    <w:p>
+      <w:pPr>
+        <w:ind w:left="4320"/>
+      </w:pPr>
+      <w:r>
+        <w:t xml:space="preserve">Is &amp;-ed to </w:t>
+      </w:r>
+      <w:r>
+        <w:t>ffffffffffffffe0</w:t>
+      </w:r>
+      <w:r>
+        <w:t>, so only last 5 bits are read</w:t>
+      </w:r>
+    </w:p>
+    <w:p>
+      <w:pPr>
+        <w:ind w:left="4320"/>
+      </w:pPr>
+      <w:r>
+        <w:t xml:space="preserve">Passed to </w:t>
+      </w:r>
+      <w:r>
+        <w:t>sprint as third parameter, along with @492/3/4</w:t>
+      </w:r>
+    </w:p>
+    <w:p>
+      <w:pPr>
+        <w:ind w:left="3600"/>
+      </w:pPr>
+      <w:r>
+        <w:t>cps2bin as first parameter</w:t>
+      </w:r>
+    </w:p>
+    <w:p>
+      <w:pPr>
+        <w:ind w:left="3600"/>
+      </w:pPr>
+      <w:r>
+        <w:lastRenderedPageBreak/>
+        <w:t>memcpy as second parameter, but voided</w:t>
+      </w:r>
+    </w:p>
+    <w:p>
+      <w:pPr>
+        <w:ind w:left="3600"/>
+      </w:pPr>
+    </w:p>
+    <w:p>
+      <w:pPr>
+        <w:ind w:left="1440"/>
+      </w:pPr>
+      <w:r>
+        <w:t>sceGsExecLoadImage(</w:t>
+      </w:r>
+      <w:r>
+        <w:t>0x412f40</w:t>
+      </w:r>
+      <w:r>
+        <w:t>, uVar1</w:t>
+      </w:r>
+      <w:r>
+        <w:t>)</w:t>
+      </w:r>
+      <w:r>
+        <w:t xml:space="preserve"> – search for other load images and see if there’s a pattern</w:t>
+      </w:r>
+    </w:p>
+    <w:p>
+      <w:pPr>
+        <w:ind w:left="1440"/>
+      </w:pPr>
+      <w:r>
+        <w:t>Is ‘uVar1’ global or local?</w:t>
+      </w:r>
+    </w:p>
+    <w:p>
+      <w:pPr>
+        <w:ind w:left="720"/>
+      </w:pPr>
+      <w:r>
+        <w:t>fontsys()</w:t>
+      </w:r>
+    </w:p>
+    <w:p>
+      <w:pPr>
+        <w:ind w:left="1440"/>
+      </w:pPr>
+      <w:r>
+        <w:t>fontsys_readold()</w:t>
+      </w:r>
+    </w:p>
+    <w:p>
+      <w:pPr>
+        <w:ind w:left="1440"/>
+      </w:pPr>
+      <w:r>
+        <w:t>strncasecmp</w:t>
+      </w:r>
+    </w:p>
+    <w:p>
+      <w:pPr>
+        <w:ind w:left="1440"/>
+      </w:pPr>
+      <w:r>
+        <w:t>strlen</w:t>
+      </w:r>
+    </w:p>
+    <w:p>
+      <w:pPr>
+        <w:ind w:left="1440"/>
+      </w:pPr>
+      <w:r>
+        <w:t>_nptr</w:t>
+      </w:r>
+    </w:p>
+    <w:p>
+      <w:pPr>
+        <w:ind w:left="1440"/>
+      </w:pPr>
+      <w:r>
+        <w:t>atoi</w:t>
+      </w:r>
+    </w:p>
+    <w:p>
+      <w:pPr>
+        <w:ind w:left="720"/>
+      </w:pPr>
+      <w:r>
+        <w:t>fontsysExe()</w:t>
+      </w:r>
+    </w:p>
+    <w:p>
+      <w:pPr>
+        <w:ind w:left="1440"/>
+      </w:pPr>
+      <w:r>
+        <w:t>_kanji_f</w:t>
+      </w:r>
+    </w:p>
+    <w:p>
+      <w:pPr>
+        <w:ind w:left="1440"/>
+      </w:pPr>
+      <w:r>
+        <w:t>Memset(&amp;fontDisp</w:t>
+      </w:r>
+      <w:r>
+        <w:t>,0,0x3600</w:t>
+      </w:r>
+      <w:r>
+        <w:t>)</w:t>
+      </w:r>
+    </w:p>
+    <w:p>
+      <w:pPr>
+        <w:ind w:left="1440"/>
+      </w:pPr>
+      <w:r>
+        <w:t>font_vramWrite(_kana_adr)</w:t>
+      </w:r>
+    </w:p>
+    <w:p>
+      <w:pPr>
+        <w:ind w:left="1440"/>
+      </w:pPr>
+      <w:r>
+        <w:t>FontseigyoExecf</w:t>
+      </w:r>
+    </w:p>
+    <w:p>
+      <w:pPr>
+        <w:ind w:left="720"/>
+      </w:pPr>
+      <w:r>
+        <w:t>Gofont()</w:t>
+      </w:r>
+    </w:p>
+    <w:p>
+      <w:pPr>
+        <w:ind w:left="1440"/>
+      </w:pPr>
+      <w:r>
+        <w:t>convPacketPrio()</w:t>
+      </w:r>
+    </w:p>
+    <w:p>
+      <w:pPr>
+        <w:ind w:left="720"/>
+      </w:pPr>
+      <w:r>
+        <w:t>kanjiRomAdrOriginal</w:t>
+      </w:r>
+      <w:r>
+        <w:t>()</w:t>
+      </w:r>
+      <w:r>
+        <w:t xml:space="preserve"> – function that may be related to text locations</w:t>
+      </w:r>
+    </w:p>
+    <w:p>
+      <w:pPr>
+        <w:ind w:left="720"/>
+      </w:pPr>
+      <w:r>
+        <w:t>Has several switch case statements matching hex values like 0x81, 0x82</w:t>
+      </w:r>
+      <w:r>
+        <w:t xml:space="preserve">, </w:t>
+      </w:r>
+      <w:r>
+        <w:t xml:space="preserve">… </w:t>
+      </w:r>
+      <w:r>
+        <w:t>0x98</w:t>
+      </w:r>
+    </w:p>
+    <w:p>
+      <w:pPr>
+        <w:ind w:left="720"/>
+      </w:pPr>
+      <w:r>
+        <w:t xml:space="preserve">Corresponds with the first byte of </w:t>
+      </w:r>
+      <w:r>
+        <w:t>the Kanji (and probably Roman) mappings in the sjis.tbl file</w:t>
+      </w:r>
+    </w:p>
+    <w:p>
+      <w:pPr>
+        <w:ind w:left="720"/>
+      </w:pPr>
+      <w:r>
+        <w:t>Is mentioned in the stock</w:t>
+      </w:r>
+      <w:r>
+        <w:t>_font_one() function</w:t>
+      </w:r>
+    </w:p>
+    <w:p>
+      <w:pPr>
+        <w:ind w:left="720"/>
+      </w:pPr>
+      <w:r>
+        <w:t>Three functions seeming to refer to shift-jis:</w:t>
+      </w:r>
+    </w:p>
+    <w:p>
+      <w:pPr>
+        <w:ind w:left="1440"/>
+      </w:pPr>
+      <w:r>
+        <w:t>sjis_cursor_move</w:t>
+      </w:r>
+    </w:p>
+    <w:p>
+      <w:pPr>
+        <w:ind w:left="1440"/>
+      </w:pPr>
+      <w:r>
+        <w:t>sjis_enter</w:t>
+      </w:r>
+    </w:p>
+    <w:p>
+      <w:pPr>
+        <w:ind w:left="2160"/>
+      </w:pPr>
+      <w:r>
+        <w:t>Has variables</w:t>
+      </w:r>
+      <w:r>
+        <w:t>:</w:t>
+      </w:r>
+    </w:p>
+    <w:p>
+      <w:pPr>
+        <w:ind w:left="2880"/>
+      </w:pPr>
+      <w:r>
+        <w:lastRenderedPageBreak/>
+        <w:t>input_sjis_code</w:t>
+      </w:r>
+    </w:p>
+    <w:p>
+      <w:pPr>
+        <w:ind w:left="2880"/>
+      </w:pPr>
+      <w:r>
+        <w:t>select_moji_index</w:t>
+      </w:r>
+    </w:p>
+    <w:p>
+      <w:pPr>
+        <w:ind w:left="2880"/>
+      </w:pPr>
+      <w:r>
+        <w:t>moji_command</w:t>
+      </w:r>
+      <w:r>
+        <w:t xml:space="preserve"> – moji means letter or character in Jap.</w:t>
+      </w:r>
+    </w:p>
+    <w:p>
+      <w:pPr>
+        <w:ind w:left="1440"/>
+      </w:pPr>
+      <w:r>
+        <w:tab/>
+      </w:r>
+      <w:r>
+        <w:tab/>
+        <w:t>ten_maru_data</w:t>
+      </w:r>
+    </w:p>
+    <w:p>
+      <w:pPr>
+        <w:ind w:left="3600"/>
+      </w:pPr>
+      <w:r>
+        <w:t xml:space="preserve">ten maru could be relevant to fixed-length encodings: </w:t>
+      </w:r>
+      <w:hyperlink r:id="rId9" w:history="1">
+        <w:r>
+          <w:rPr>
+            <w:rStyle w:val="Hyperlink"/>
+          </w:rPr>
+          <w:t>https://japanese.stackexchange.com/questions/17390/on-%E5%8E%9F%E7%A8%BF%E7%94%A8%E7%B4%99-when-are-%E3%82%9B-and-%E3%82%9C-ten-ten-and-maru-supposed-to-occupy-a-square-of-thei</w:t>
+        </w:r>
+      </w:hyperlink>
+      <w:r>
+        <w:t xml:space="preserve"> </w:t>
+      </w:r>
+    </w:p>
+    <w:p>
+      <w:pPr>
+        <w:ind w:left="1440"/>
+        <w:rPr>
+          <w:b/>
+          <w:bCs/>
+        </w:rPr>
+      </w:pPr>
+      <w:r>
+        <w:tab/>
+      </w:r>
+      <w:r>
+        <w:tab/>
+        <w:t xml:space="preserve">ten-ten is the name of “, maru is the name of </w:t>
+      </w:r>
+      <w:r>
+        <w:rPr>
+          <w:b/>
+          <w:bCs/>
+        </w:rPr>
+        <w:t>˚</w:t>
+      </w:r>
+    </w:p>
+    <w:p>
+      <w:pPr>
+        <w:ind w:left="1440"/>
+      </w:pPr>
+      <w:r>
+        <w:t>sjis_rolling_check</w:t>
+      </w:r>
+    </w:p>
+    <w:p>
+      <w:pPr>
+        <w:ind w:left="1440"/>
+      </w:pPr>
+      <w:r>
+        <w:t>select_pos_set</w:t>
+      </w:r>
+    </w:p>
+    <w:p>
+      <w:pPr>
+        <w:ind w:left="1440"/>
+      </w:pPr>
+      <w:r>
+        <w:t>select_moji_set</w:t>
+      </w:r>
+    </w:p>
+    <w:p>
+      <w:pPr>
+        <w:ind w:left="2160"/>
+      </w:pPr>
+      <w:r>
+        <w:t>includes strcpy() command (string copy?)</w:t>
+      </w:r>
+      <w:r>
+        <w:t xml:space="preserve">, is fed </w:t>
+      </w:r>
+      <w:r>
+        <w:t>&amp;</w:t>
+      </w:r>
+      <w:r>
+        <w:t>input_sjis_code parameter</w:t>
+      </w:r>
+    </w:p>
+    <w:p>
+      <w:pPr>
+        <w:ind w:left="2160"/>
+      </w:pPr>
+      <w:r>
+        <w:tab/>
+        <w:t>&amp; is a reference to the object</w:t>
+      </w:r>
+    </w:p>
+    <w:p>
+      <w:pPr>
+        <w:ind w:left="2160"/>
+      </w:pPr>
+      <w:r>
+        <w:t>Memcpy(…NAMEIN_MOJI_OBJ…)</w:t>
+      </w:r>
+    </w:p>
+    <w:p>
+      <w:pPr>
+        <w:ind w:left="2160"/>
+      </w:pPr>
+      <w:r>
+        <w:t>f</w:t>
+      </w:r>
+      <w:r>
+        <w:t>ont_vramWriteOne()</w:t>
+      </w:r>
+      <w:r>
+        <w:t xml:space="preserve"> is called in a do-while loop</w:t>
+      </w:r>
+    </w:p>
+    <w:p>
+      <w:pPr>
+        <w:ind w:left="2160"/>
+      </w:pPr>
+      <w:r>
+        <w:t>obj_selmoji_back_on()</w:t>
+      </w:r>
+    </w:p>
+    <w:p>
+      <w:pPr>
+        <w:ind w:left="2160"/>
+      </w:pPr>
+      <w:r>
+        <w:t>font_vramTrans()</w:t>
+      </w:r>
+    </w:p>
+    <w:p>
+      <w:pPr>
+        <w:rPr>
+          <w:b/>
+        </w:rPr>
+      </w:pPr>
+      <w:r>
+        <w:tab/>
+      </w:r>
+      <w:r>
+        <w:rPr>
+          <w:b/>
+        </w:rPr>
+        <w:t>scenario_printf()</w:t>
+      </w:r>
+    </w:p>
+    <w:p>
+      <w:r>
+        <w:tab/>
+      </w:r>
+      <w:r>
+        <w:tab/>
+      </w:r>
+      <w:r>
+        <w:t>vsprintf()</w:t>
+      </w:r>
+    </w:p>
+    <w:p>
+      <w:pPr>
+        <w:rPr>
+          <w:b/>
+        </w:rPr>
+      </w:pPr>
+      <w:r>
+        <w:tab/>
+      </w:r>
+      <w:r>
+        <w:tab/>
+      </w:r>
+      <w:r>
+        <w:rPr>
+          <w:b/>
+          <w:highlight w:val="yellow"/>
+        </w:rPr>
+        <w:t>_kanji_f = 5; (kanji file?)</w:t>
+      </w:r>
+      <w:r>
+        <w:rPr>
+          <w:b/>
+          <w:highlight w:val="yellow"/>
+        </w:rPr>
+        <w:t xml:space="preserve"> – file A005 had no TIMs, this may be it</w:t>
+      </w:r>
+    </w:p>
+    <w:p>
+      <w:pPr>
+        <w:rPr>
+          <w:b/>
+        </w:rPr>
+      </w:pPr>
+      <w:r>
+        <w:tab/>
+      </w:r>
+      <w:r>
+        <w:tab/>
+      </w:r>
+      <w:r>
+        <w:rPr>
+          <w:b/>
+        </w:rPr>
+        <w:t>_kana_adr = &amp;DispStr; (kana address?)</w:t>
+      </w:r>
+    </w:p>
+    <w:p>
+      <w:r>
+        <w:tab/>
+        <w:t>scenario_printf_chk</w:t>
+      </w:r>
+    </w:p>
+    <w:p>
+      <w:pPr>
+        <w:ind w:left="1440"/>
+      </w:pPr>
+      <w:r>
+        <w:t>return _kanji_f != 0</w:t>
+      </w:r>
+    </w:p>
+    <w:p>
+      <w:pPr>
+        <w:ind w:left="720"/>
+      </w:pPr>
+      <w:r>
+        <w:t>scenario_seq</w:t>
+      </w:r>
+      <w:r>
+        <w:t xml:space="preserve"> – seems to play ‘scenarios’ (scenes?)</w:t>
+      </w:r>
+    </w:p>
+    <w:p>
+      <w:pPr>
+        <w:ind w:left="1440"/>
+      </w:pPr>
+      <w:r>
+        <w:lastRenderedPageBreak/>
+        <w:t>May be related to the ‘S_01_0_0__1…’ style things in the executable</w:t>
+      </w:r>
+    </w:p>
+    <w:p>
+      <w:pPr>
+        <w:ind w:left="1440"/>
+      </w:pPr>
+      <w:r>
+        <w:t>obj_speech_window_status()</w:t>
+      </w:r>
+    </w:p>
+    <w:p>
+      <w:pPr>
+        <w:ind w:left="1440"/>
+      </w:pPr>
+      <w:r>
+        <w:t>get_hideki_abcde() – grabs player’s name?</w:t>
+      </w:r>
+    </w:p>
+    <w:p>
+      <w:pPr>
+        <w:ind w:left="1440"/>
+      </w:pPr>
+      <w:r>
+        <w:t>cname_play_status()</w:t>
+      </w:r>
+    </w:p>
+    <w:p>
+      <w:pPr>
+        <w:ind w:left="1440"/>
+      </w:pPr>
+      <w:r>
+        <w:t>obj_speech_window_on()</w:t>
+      </w:r>
+    </w:p>
+    <w:p>
+      <w:pPr>
+        <w:ind w:left="1440"/>
+      </w:pPr>
+      <w:r>
+        <w:t>name_line_on</w:t>
+      </w:r>
+    </w:p>
+    <w:p>
+      <w:pPr>
+        <w:ind w:left="1440"/>
+      </w:pPr>
+      <w:r>
+        <w:t>speech_window_pos</w:t>
+      </w:r>
+    </w:p>
+    <w:p>
+      <w:pPr>
+        <w:ind w:left="1440"/>
+        <w:rPr>
+          <w:b/>
+        </w:rPr>
+      </w:pPr>
+      <w:r>
+        <w:rPr>
+          <w:b/>
+        </w:rPr>
+        <w:t>scenario_printf(_kana_adr,</w:t>
+      </w:r>
+      <w:r>
+        <w:rPr>
+          <w:b/>
+        </w:rPr>
+        <w:t>…)</w:t>
+      </w:r>
+    </w:p>
+    <w:p>
+      <w:pPr>
+        <w:ind w:left="1440"/>
+        <w:rPr>
+          <w:b/>
+        </w:rPr>
+      </w:pPr>
+      <w:r>
+        <w:rPr>
+          <w:b/>
+        </w:rPr>
+        <w:t>_kana_addr = (char *)byte2sjis(0x412fa0);</w:t>
+      </w:r>
+    </w:p>
+    <w:p>
+      <w:pPr>
+        <w:ind w:left="1440"/>
+        <w:rPr>
+          <w:b/>
+        </w:rPr>
+      </w:pPr>
+      <w:r>
+        <w:rPr>
+          <w:b/>
+        </w:rPr>
+        <w:t>_kanji_f = _scenario_disp_mode</w:t>
+      </w:r>
+    </w:p>
+    <w:p>
+      <w:pPr>
+        <w:rPr>
+          <w:bCs/>
+        </w:rPr>
+      </w:pPr>
+      <w:r>
+        <w:rPr>
+          <w:b/>
+        </w:rPr>
+        <w:tab/>
+      </w:r>
+      <w:r>
+        <w:rPr>
+          <w:bCs/>
+        </w:rPr>
+        <w:t>scenario_chk_kanji</w:t>
+      </w:r>
+    </w:p>
+    <w:p>
+      <w:pPr>
+        <w:rPr>
+          <w:bCs/>
+        </w:rPr>
+      </w:pPr>
+      <w:r>
+        <w:rPr>
+          <w:bCs/>
+        </w:rPr>
+        <w:tab/>
+        <w:t>obj_speech_window</w:t>
+      </w:r>
+    </w:p>
+    <w:p>
+      <w:pPr>
+        <w:ind w:left="1440"/>
+        <w:rPr>
+          <w:bCs/>
+        </w:rPr>
+      </w:pPr>
+      <w:r>
+        <w:rPr>
+          <w:bCs/>
+        </w:rPr>
+        <w:t>convPacketPrio()</w:t>
+      </w:r>
+    </w:p>
+    <w:p>
+      <w:pPr>
+        <w:ind w:left="720"/>
+        <w:rPr>
+          <w:bCs/>
+        </w:rPr>
+      </w:pPr>
+      <w:r>
+        <w:rPr>
+          <w:bCs/>
+        </w:rPr>
+        <w:t>obj_speech_window_on</w:t>
+      </w:r>
+    </w:p>
+    <w:p>
+      <w:pPr>
+        <w:ind w:left="720"/>
+        <w:rPr>
+          <w:bCs/>
+        </w:rPr>
+      </w:pPr>
+      <w:r>
+        <w:rPr>
+          <w:bCs/>
+        </w:rPr>
+        <w:t>obj_speech_window_status</w:t>
+      </w:r>
+    </w:p>
+    <w:p>
+      <w:pPr>
+        <w:ind w:left="720"/>
+        <w:rPr>
+          <w:bCs/>
+        </w:rPr>
+      </w:pPr>
+      <w:r>
+        <w:rPr>
+          <w:bCs/>
+        </w:rPr>
+        <w:t>comobj_sets</w:t>
+      </w:r>
+    </w:p>
+    <w:p>
+      <w:pPr>
+        <w:ind w:left="720"/>
+        <w:rPr>
+          <w:bCs/>
+        </w:rPr>
+      </w:pPr>
+      <w:r>
+        <w:rPr>
+          <w:bCs/>
+        </w:rPr>
+        <w:t>obj_selmoji_back_on</w:t>
+      </w:r>
+    </w:p>
+    <w:p>
+      <w:pPr>
+        <w:ind w:left="720"/>
+        <w:rPr>
+          <w:bCs/>
+        </w:rPr>
+      </w:pPr>
+      <w:r>
+        <w:rPr>
+          <w:bCs/>
+        </w:rPr>
+        <w:t>obj_selmoji_back</w:t>
+      </w:r>
+    </w:p>
+    <w:p>
+      <w:pPr>
+        <w:ind w:left="1440"/>
+        <w:rPr>
+          <w:bCs/>
+        </w:rPr>
+      </w:pPr>
+      <w:r>
+        <w:rPr>
+          <w:bCs/>
+        </w:rPr>
+        <w:t>convPacketPrio</w:t>
+      </w:r>
+    </w:p>
+    <w:p>
+      <w:pPr>
+        <w:ind w:left="720"/>
+        <w:rPr>
+          <w:bCs/>
+        </w:rPr>
+      </w:pPr>
+      <w:r>
+        <w:rPr>
+          <w:bCs/>
+        </w:rPr>
+        <w:t>ng_word_check</w:t>
+      </w:r>
+    </w:p>
+    <w:p>
+      <w:pPr>
+        <w:ind w:left="1440"/>
+        <w:rPr>
+          <w:bCs/>
+        </w:rPr>
+      </w:pPr>
+      <w:r>
+        <w:rPr>
+          <w:bCs/>
+        </w:rPr>
+        <w:t>name_moji_convert</w:t>
+      </w:r>
+    </w:p>
+    <w:p>
+      <w:pPr>
+        <w:ind w:left="1440"/>
+        <w:rPr>
+          <w:bCs/>
+        </w:rPr>
+      </w:pPr>
+      <w:r>
+        <w:rPr>
+          <w:bCs/>
+        </w:rPr>
+        <w:t>ignore_moji_check</w:t>
+      </w:r>
+    </w:p>
+    <w:p>
+      <w:pPr>
+        <w:ind w:left="1440"/>
+        <w:rPr>
+          <w:bCs/>
+        </w:rPr>
+      </w:pPr>
+      <w:r>
+        <w:rPr>
+          <w:bCs/>
+        </w:rPr>
+        <w:t>get_ng_wordn()</w:t>
+      </w:r>
+    </w:p>
+    <w:p>
+      <w:pPr>
+        <w:ind w:left="1440"/>
+        <w:rPr>
+          <w:bCs/>
+        </w:rPr>
+      </w:pPr>
+      <w:r>
+        <w:rPr>
+          <w:bCs/>
+        </w:rPr>
+        <w:t>strlen</w:t>
+      </w:r>
+    </w:p>
+    <w:p>
+      <w:pPr>
+        <w:ind w:left="1440"/>
+        <w:rPr>
+          <w:bCs/>
+        </w:rPr>
+      </w:pPr>
+      <w:r>
+        <w:rPr>
+          <w:bCs/>
+        </w:rPr>
+        <w:t>strncmp</w:t>
+      </w:r>
+    </w:p>
+    <w:p>
+      <w:pPr>
+        <w:ind w:left="720"/>
+        <w:rPr>
+          <w:bCs/>
+        </w:rPr>
+      </w:pPr>
+      <w:r>
+        <w:rPr>
+          <w:bCs/>
+        </w:rPr>
+        <w:t>mprintf</w:t>
+      </w:r>
+    </w:p>
+    <w:p>
+      <w:pPr>
+        <w:ind w:left="1440"/>
+        <w:rPr>
+          <w:bCs/>
+        </w:rPr>
+      </w:pPr>
+      <w:r>
+        <w:rPr>
+          <w:bCs/>
+        </w:rPr>
+        <w:lastRenderedPageBreak/>
+        <w:t>vsprintf</w:t>
+      </w:r>
+    </w:p>
+    <w:p>
+      <w:pPr>
+        <w:ind w:left="1440"/>
+        <w:rPr>
+          <w:bCs/>
+        </w:rPr>
+      </w:pPr>
+      <w:r>
+        <w:rPr>
+          <w:bCs/>
+        </w:rPr>
+        <w:t>mp_matrix</w:t>
+      </w:r>
+    </w:p>
+    <w:p/>
+    <w:p>
+      <w:r>
+        <w:t>Have program to extract images</w:t>
+      </w:r>
+    </w:p>
+    <w:p>
+      <w:pPr>
+        <w:ind w:left="720"/>
+      </w:pPr>
+      <w:r>
+        <w:t>After looking through all images files I have not found a Kanji Table</w:t>
+      </w:r>
+    </w:p>
+    <w:p>
+      <w:pPr>
+        <w:ind w:left="1440"/>
+      </w:pPr>
+      <w:r>
+        <w:t>(</w:t>
+      </w:r>
+      <w:r>
+        <w:t>A001</w:t>
+      </w:r>
+      <w:r>
+        <w:t>?) may be a roman table but it’s the wrong font for ingame</w:t>
+      </w:r>
+    </w:p>
+    <w:p>
+      <w:pPr>
+        <w:ind w:left="1440"/>
+        <w:rPr>
+          <w:strike/>
+        </w:rPr>
+      </w:pPr>
+      <w:r>
+        <w:rPr>
+          <w:strike/>
+        </w:rPr>
+        <w:t>A005 is in the same folder as all the images but doesn’t contain images—maybe the text is in there?</w:t>
+      </w:r>
+    </w:p>
+    <w:p>
+      <w:r>
+        <w:tab/>
+      </w:r>
+      <w:r>
+        <w:tab/>
+      </w:r>
+      <w:r>
+        <w:tab/>
+        <w:t>Not obvious if so</w:t>
+      </w:r>
+    </w:p>
+    <w:p>
+      <w:pPr>
+        <w:ind w:left="2160"/>
+      </w:pPr>
+      <w:r>
+        <w:t>It has images they just were organized differently, still not the font files</w:t>
+      </w:r>
+    </w:p>
+    <w:p>
+      <w:pPr>
+        <w:ind w:left="1440"/>
+      </w:pPr>
+      <w:r>
+        <w:t>Maybe try to GREP in another folder?</w:t>
+      </w:r>
+    </w:p>
+    <w:p>
+      <w:pPr>
+        <w:ind w:left="1440"/>
+      </w:pPr>
+      <w:r>
+        <w:t>Is it built in to the PS2?</w:t>
+      </w:r>
+      <w:r>
+        <w:t xml:space="preserve"> If so, why wouldn’t it have support for the half-width characters?</w:t>
+      </w:r>
+    </w:p>
+    <w:p>
+      <w:pPr>
+        <w:ind w:left="720"/>
+      </w:pPr>
+      <w:r>
+        <w:t>May want to make it a function to make it more automated to scan all files in folder</w:t>
+      </w:r>
+    </w:p>
+    <w:p>
+      <w:pPr>
+        <w:ind w:left="720"/>
+      </w:pPr>
+      <w:r>
+        <w:t>A003 is mostly prefix and shows up blank in rainbow</w:t>
+      </w:r>
+    </w:p>
+    <w:p>
+      <w:pPr>
+        <w:ind w:left="720"/>
+      </w:pPr>
+      <w:r>
+        <w:t>Decompressor e</w:t>
+      </w:r>
+      <w:r>
+        <w:t xml:space="preserve">rrors on </w:t>
+      </w:r>
+      <w:r>
+        <w:t>the following files:</w:t>
+      </w:r>
+      <w:r>
+        <w:t xml:space="preserve"> </w:t>
+      </w:r>
+      <w:r>
+        <w:t xml:space="preserve">A002, </w:t>
+      </w:r>
+      <w:r>
+        <w:t xml:space="preserve">A00F, </w:t>
+      </w:r>
+      <w:r>
+        <w:t>A00A</w:t>
+      </w:r>
+      <w:r>
+        <w:t>, A00</w:t>
+      </w:r>
+      <w:r>
+        <w:t>1, A020</w:t>
+      </w:r>
+    </w:p>
+    <w:p>
+      <w:pPr>
+        <w:ind w:left="720"/>
+      </w:pPr>
+      <w:r>
+        <w:tab/>
+      </w:r>
+      <w:r>
+        <w:t>A020 gets most of the way through and errors out on #324</w:t>
+      </w:r>
+    </w:p>
+    <w:p>
+      <w:pPr>
+        <w:ind w:left="1440"/>
+      </w:pPr>
+      <w:r>
+        <w:t>First mod I made to decompressor borked the output</w:t>
+      </w:r>
+    </w:p>
+    <w:p>
+      <w:pPr>
+        <w:ind w:left="1440"/>
+      </w:pPr>
+      <w:r>
+        <w:t>Could be related to file extractor</w:t>
+      </w:r>
+    </w:p>
+    <w:p>
+      <w:pPr>
+        <w:ind w:left="2160"/>
+      </w:pPr>
+      <w:r>
+        <w:t>Try to make a sanity check that re</w:t>
+      </w:r>
+      <w:r>
+        <w:t>-inserts the files, see if it’s the same as the original file data</w:t>
+      </w:r>
+    </w:p>
+    <w:p>
+      <w:pPr>
+        <w:ind w:left="1440"/>
+      </w:pPr>
+      <w:r>
+        <w:t xml:space="preserve">I put in an if statement to avoid this, but it will drop the last </w:t>
+      </w:r>
+      <w:r>
+        <w:t>byte</w:t>
+      </w:r>
+      <w:r>
+        <w:t xml:space="preserve"> in the event of that occurrence, maybe look into keeping that</w:t>
+      </w:r>
+    </w:p>
+    <w:p>
+      <w:pPr>
+        <w:ind w:left="720"/>
+      </w:pPr>
+      <w:r>
+        <w:t>Use the following to find TIM files:</w:t>
+      </w:r>
+      <w:r>
+        <w:t xml:space="preserve"> </w:t>
+      </w:r>
+      <w:r>
+        <w:t>grep ./ -r -e "TIM2"</w:t>
+      </w:r>
+    </w:p>
+    <w:p/>
+    <w:p>
+      <w:r>
+        <w:t>Created</w:t>
+      </w:r>
+      <w:r>
+        <w:t xml:space="preserve"> bad</w:t>
+      </w:r>
+      <w:r>
+        <w:t xml:space="preserve"> compressor</w:t>
+      </w:r>
+      <w:r>
+        <w:t xml:space="preserve"> for testing</w:t>
+      </w:r>
+    </w:p>
+    <w:p>
+      <w:r>
+        <w:tab/>
+        <w:t>Sanity check with quick recompressing succeeds</w:t>
+      </w:r>
+    </w:p>
+    <w:p>
+      <w:r>
+        <w:lastRenderedPageBreak/>
+        <w:tab/>
+      </w:r>
+      <w:r>
+        <w:t>Game boots even with poorly recompressed images</w:t>
+      </w:r>
+    </w:p>
+    <w:p>
+      <w:r>
+        <w:tab/>
+      </w:r>
+      <w:r>
+        <w:t>Game still boots with edited images from rainbow</w:t>
+      </w:r>
+    </w:p>
+    <w:p>
+      <w:pPr>
+        <w:ind w:left="1440"/>
+      </w:pPr>
+      <w:r>
+        <w:t xml:space="preserve">Still need the </w:t>
+      </w:r>
+      <w:r>
+        <w:t>3</w:t>
+      </w:r>
+      <w:r>
+        <w:t xml:space="preserve">- or </w:t>
+      </w:r>
+      <w:r>
+        <w:t xml:space="preserve">4-byte prefixes for the images </w:t>
+      </w:r>
+      <w:r>
+        <w:t>afaik</w:t>
+      </w:r>
+    </w:p>
+    <w:p>
+      <w:pPr>
+        <w:ind w:left="720"/>
+      </w:pPr>
+    </w:p>
+    <w:p/>
+    <w:p>
+      <w:r>
+        <w:t>Created decompressor, works on Broccoli logo</w:t>
+      </w:r>
+    </w:p>
+    <w:p>
+      <w:pPr>
+        <w:ind w:left="720"/>
+      </w:pPr>
+      <w:r>
+        <w:t>Didn’t work at first I think because there are bits at the end that were necessary, which I didn’t copy from the memory of the game</w:t>
+      </w:r>
+    </w:p>
+    <w:p>
+      <w:pPr>
+        <w:ind w:left="720"/>
+      </w:pPr>
+      <w:r>
+        <w:t>Reverse engineered compression</w:t>
+      </w:r>
+    </w:p>
+    <w:p>
+      <w:pPr>
+        <w:ind w:left="1440"/>
+      </w:pPr>
+      <w:r>
+        <w:t>It uses a strange encoding scheme—the 2-byte instructions should be read as binary, where the first 6 bits are 29 more than the number of bytes to copy, and the second 10 bits are one less than the number of bytes to count back</w:t>
+      </w:r>
+    </w:p>
+    <w:p>
+      <w:pPr>
+        <w:ind w:left="1440"/>
+      </w:pPr>
+      <w:r>
+        <w:t xml:space="preserve">Details in the hexExploration.txt file </w:t>
+      </w:r>
+    </w:p>
+    <w:p>
+      <w:pPr>
+        <w:ind w:left="720"/>
+      </w:pPr>
+      <w:r>
+        <w:t>Haven’t verified if its byte-for-byte yet but eyeballing it it looks pretty close</w:t>
+      </w:r>
+    </w:p>
+    <w:p/>
+    <w:p>
+      <w:r>
+        <w:t>Current thread:</w:t>
+      </w:r>
+    </w:p>
+    <w:p>
+      <w:pPr>
+        <w:ind w:left="720"/>
+      </w:pPr>
+      <w:r>
+        <w:t xml:space="preserve">Replace all Kanji with </w:t>
+      </w:r>
+      <w:r>
+        <w:t>pairs of 2 english letters, (e.g., ab, ba, ac, ca, etc.) and reference those by address</w:t>
+      </w:r>
+    </w:p>
+    <w:p>
+      <w:pPr>
+        <w:ind w:left="1440"/>
+      </w:pPr>
+      <w:r>
+        <w:t>Would fix the spacing problem and memory size problem</w:t>
+      </w:r>
+    </w:p>
+    <w:p>
+      <w:pPr>
+        <w:ind w:left="1440"/>
+      </w:pPr>
+      <w:r>
+        <w:t xml:space="preserve">Would need to find the sprites for the kanji and </w:t>
+      </w:r>
+      <w:r>
+        <w:t>replace them</w:t>
+      </w:r>
+    </w:p>
+    <w:p>
+      <w:pPr>
+        <w:ind w:left="1440"/>
+      </w:pPr>
+      <w:r>
+        <w:t>Probably would have to automate them</w:t>
+      </w:r>
+    </w:p>
+    <w:p>
+      <w:pPr>
+        <w:ind w:left="2160"/>
+      </w:pPr>
+      <w:r>
+        <w:t>~4000 combinations exist</w:t>
+      </w:r>
+      <w:r>
+        <w:t xml:space="preserve"> (including capital and lowercase, and punctuation)</w:t>
+      </w:r>
+    </w:p>
+    <w:p>
+      <w:pPr>
+        <w:ind w:left="720"/>
+      </w:pPr>
+      <w:r>
+        <w:t xml:space="preserve">This would not fix the FMV cutscenes, those would still need to </w:t>
+      </w:r>
+      <w:r>
+        <w:t>be decompressed and have subtitles added, then re-compressed and re-inserted</w:t>
+      </w:r>
+    </w:p>
+    <w:p>
+      <w:pPr>
+        <w:ind w:left="720"/>
+      </w:pPr>
+      <w:r>
+        <w:t>Have a script to grab TIM2 files, testing to see if I can load any in Rainbow</w:t>
+      </w:r>
+    </w:p>
+    <w:p>
+      <w:pPr>
+        <w:ind w:left="1440"/>
+      </w:pPr>
+      <w:r>
+        <w:t>I found some that Rainbow tries to open, but it calls them ‘</w:t>
+      </w:r>
+      <w:r>
+        <w:t>mipmaps’</w:t>
+      </w:r>
+    </w:p>
+    <w:p>
+      <w:pPr>
+        <w:ind w:left="1440"/>
+      </w:pPr>
+      <w:r>
+        <w:lastRenderedPageBreak/>
+        <w:t>The header looks more like what Racoon Sam said were compressed files, maybe I need to decompress them</w:t>
+      </w:r>
+    </w:p>
+    <w:p>
+      <w:pPr>
+        <w:ind w:left="2160"/>
+      </w:pPr>
+      <w:r>
+        <w:t>After reviewing what he said, it sounds like only one image is uncompressed in memory at a time</w:t>
+      </w:r>
+    </w:p>
+    <w:p>
+      <w:pPr>
+        <w:ind w:left="2160"/>
+      </w:pPr>
+      <w:r>
+        <w:t>That’s what I found, the first image was extracted and I was able to copy/paste that block of memory into a .tm2 file and it opens in Rainbow</w:t>
+      </w:r>
+    </w:p>
+    <w:p>
+      <w:pPr>
+        <w:ind w:left="720"/>
+      </w:pPr>
+      <w:r>
+        <w:t>Next steps: extract uncompressed broccoli image and compare to file, see if I can reverse engineer the compression algorithm like Raccon Sam and automate the extraction of the TIM2 files</w:t>
+      </w:r>
+    </w:p>
+    <w:p/>
+    <w:p>
+      <w:r>
+        <w:t>Working on decompiling ELF file with Ghidra</w:t>
+      </w:r>
+    </w:p>
+    <w:p>
+      <w:pPr>
+        <w:ind w:left="720"/>
+      </w:pPr>
+      <w:r>
+        <w:t>Ultimate goal is to find where it references the data related to the text and see if I can point it elsewhere</w:t>
+      </w:r>
+    </w:p>
+    <w:p>
+      <w:pPr>
+        <w:ind w:left="720"/>
+      </w:pPr>
+      <w:r>
+        <w:t>Make sure to select experimental aggressive option</w:t>
+      </w:r>
+    </w:p>
+    <w:p>
+      <w:pPr>
+        <w:ind w:left="720"/>
+      </w:pPr>
+      <w:r>
+        <w:t>Ghidra addresses are 00100000 above other hex editors</w:t>
+      </w:r>
+    </w:p>
+    <w:p>
+      <w:pPr>
+        <w:ind w:left="720"/>
+      </w:pPr>
+      <w:r>
+        <w:t>This turned out to be a lot more difficult than I thought</w:t>
+      </w:r>
+    </w:p>
+    <w:p>
+      <w:pPr>
+        <w:ind w:left="1440"/>
+      </w:pPr>
+      <w:r>
+        <w:t>I’m not sure how to re-compile it once its been decompiled, if that’s even possible</w:t>
+      </w:r>
+    </w:p>
+    <w:p>
+      <w:pPr>
+        <w:ind w:left="1440"/>
+      </w:pPr>
+      <w:r>
+        <w:t>Do more research on that—best case scenario, I can add data back in without a problem</w:t>
+      </w:r>
+    </w:p>
+    <w:p/>
+    <w:p/>
+    <w:p>
+      <w:r>
+        <w:t>Can unpack .iso with Apache 2</w:t>
+      </w:r>
+    </w:p>
+    <w:p>
+      <w:r>
+        <w:t>Can repack with IMGburn</w:t>
+      </w:r>
+    </w:p>
+    <w:p>
+      <w:r>
+        <w:tab/>
+        <w:t>May not produce perfect files, but whatever</w:t>
+      </w:r>
+    </w:p>
+    <w:p/>
+    <w:p>
+      <w:r>
+        <w:t>Text is in the SLPM_652.55 file, not compressed</w:t>
+      </w:r>
+    </w:p>
+    <w:p>
+      <w:pPr>
+        <w:ind w:left="720"/>
+      </w:pPr>
+      <w:r>
+        <w:t xml:space="preserve">Data block above the </w:t>
+      </w:r>
+      <w:r>
+        <w:t>text</w:t>
+      </w:r>
+      <w:r>
+        <w:t xml:space="preserve"> starts at 001024C0</w:t>
+      </w:r>
+    </w:p>
+    <w:p>
+      <w:pPr>
+        <w:ind w:left="720"/>
+      </w:pPr>
+      <w:r>
+        <w:lastRenderedPageBreak/>
+        <w:tab/>
+        <w:t xml:space="preserve">??? ps2dis and wxMEdit show different </w:t>
+      </w:r>
+      <w:r>
+        <w:t>hex value data here</w:t>
+      </w:r>
+    </w:p>
+    <w:p>
+      <w:pPr>
+        <w:ind w:left="720"/>
+      </w:pPr>
+      <w:r>
+        <w:tab/>
+        <w:t>Even in the top pane where ps2dis should jst be showing the raw hex</w:t>
+      </w:r>
+    </w:p>
+    <w:p>
+      <w:pPr>
+        <w:ind w:left="720"/>
+      </w:pPr>
+      <w:r>
+        <w:t>Actual script s</w:t>
+      </w:r>
+      <w:r>
+        <w:t>tarts at 00103</w:t>
+      </w:r>
+      <w:r>
+        <w:t>2D0</w:t>
+      </w:r>
+      <w:r>
+        <w:t>, e</w:t>
+      </w:r>
+      <w:r>
+        <w:t>nds at 00195EF</w:t>
+      </w:r>
+      <w:r>
+        <w:t>0</w:t>
+      </w:r>
+    </w:p>
+    <w:p>
+      <w:pPr>
+        <w:ind w:left="720"/>
+      </w:pPr>
+      <w:r>
+        <w:t>Options text located at 001CA930</w:t>
+      </w:r>
+    </w:p>
+    <w:p>
+      <w:pPr>
+        <w:ind w:left="720"/>
+      </w:pPr>
+      <w:r>
+        <w:t>001E69</w:t>
+      </w:r>
+      <w:r>
+        <w:t>B0 has what I think are names</w:t>
+      </w:r>
+    </w:p>
+    <w:p>
+      <w:r>
+        <w:tab/>
+        <w:t>Several places with text tables:</w:t>
+      </w:r>
+    </w:p>
+    <w:p>
+      <w:r>
+        <w:tab/>
+      </w:r>
+      <w:r>
+        <w:tab/>
+      </w:r>
+      <w:r>
+        <w:t>00</w:t>
+      </w:r>
+      <w:r>
+        <w:t>101C40</w:t>
+      </w:r>
+      <w:r>
+        <w:t xml:space="preserve"> – U</w:t>
+      </w:r>
+      <w:r>
+        <w:t>TF-16 LE makes this legible in kanji</w:t>
+      </w:r>
+    </w:p>
+    <w:p>
+      <w:pPr>
+        <w:ind w:left="1440"/>
+      </w:pPr>
+      <w:r>
+        <w:t>00</w:t>
+      </w:r>
+      <w:r>
+        <w:t>1E8680</w:t>
+      </w:r>
+    </w:p>
+    <w:p/>
+    <w:p>
+      <w:r>
+        <w:t>See if adding certain amounts works (e.g., 4 pairs of hex values)</w:t>
+      </w:r>
+    </w:p>
+    <w:p>
+      <w:pPr>
+        <w:ind w:left="720"/>
+      </w:pPr>
+      <w:r>
+        <w:t>Did not work—removing an empty line still broke it</w:t>
+      </w:r>
+    </w:p>
+    <w:p>
+      <w:pPr>
+        <w:ind w:left="1440"/>
+      </w:pPr>
+      <w:r>
+        <w:t>Seems like offset isn’t the issue, it must be memory/file addresses</w:t>
+      </w:r>
+    </w:p>
+    <w:p/>
+    <w:p/>
+    <w:p>
+      <w:r>
+        <w:t xml:space="preserve">Currently trying to edit SLMP with </w:t>
+      </w:r>
+      <w:r>
+        <w:t>English text</w:t>
+      </w:r>
+    </w:p>
+    <w:p>
+      <w:pPr>
+        <w:ind w:left="720"/>
+      </w:pPr>
+      <w:r>
+        <w:t xml:space="preserve">From the Shift JIS table, it looks like Japanese </w:t>
+      </w:r>
+      <w:r>
+        <w:t xml:space="preserve">text (kanji and kana) are written in </w:t>
+      </w:r>
+      <w:r>
+        <w:t>4 hex digits</w:t>
+      </w:r>
+      <w:r>
+        <w:t xml:space="preserve"> (2 bytes), where English characters are written in 2 hex digits (1 byte)</w:t>
+      </w:r>
+    </w:p>
+    <w:p>
+      <w:pPr>
+        <w:ind w:left="1440"/>
+      </w:pPr>
+      <w:r>
+        <w:t xml:space="preserve">Actually there may be ‘kana’ English characters written in </w:t>
+      </w:r>
+      <w:r>
+        <w:t>4 hex digits, I will have to experiment with whether the game engine can work with just 2</w:t>
+      </w:r>
+    </w:p>
+    <w:p>
+      <w:pPr>
+        <w:ind w:left="2160"/>
+      </w:pPr>
+      <w:r>
+        <w:t>The 2-digit text files do not show up, it just appears empty</w:t>
+      </w:r>
+    </w:p>
+    <w:p>
+      <w:pPr>
+        <w:ind w:left="1440"/>
+      </w:pPr>
+      <w:r>
+        <w:t>SIJS.tbl has the corresponding hex values needed for the text</w:t>
+      </w:r>
+      <w:r>
+        <w:t>, but opening in Notepad it doesn’t know the encoding for the Kanji</w:t>
+      </w:r>
+    </w:p>
+    <w:p>
+      <w:pPr>
+        <w:ind w:left="1440"/>
+      </w:pPr>
+      <w:r>
+        <w:t>May have to find the table in memory/SLMP file that contained all the characters alphabetically</w:t>
+      </w:r>
+    </w:p>
+    <w:p>
+      <w:r>
+        <w:tab/>
+        <w:t>WindHex doesn’t seem the easiest program to edit with</w:t>
+      </w:r>
+    </w:p>
+    <w:p>
+      <w:r>
+        <w:tab/>
+        <w:t xml:space="preserve">Currently trying </w:t>
+      </w:r>
+      <w:r>
+        <w:rPr>
+          <w:strike/>
+        </w:rPr>
+        <w:t>Madedit</w:t>
+      </w:r>
+      <w:r>
+        <w:t xml:space="preserve"> Use wxMEdit</w:t>
+      </w:r>
+    </w:p>
+    <w:p>
+      <w:r>
+        <w:tab/>
+      </w:r>
+      <w:r>
+        <w:tab/>
+      </w:r>
+      <w:r>
+        <w:rPr>
+          <w:rFonts w:hint="eastAsia"/>
+        </w:rPr>
+        <w:t>001CF050 has a full table of kana in SLMP file</w:t>
+      </w:r>
+    </w:p>
+    <w:p>
+      <w:pPr>
+        <w:ind w:left="1440"/>
+      </w:pPr>
+      <w:r>
+        <w:rPr>
+          <w:rFonts w:hint="eastAsia"/>
+        </w:rPr>
+        <w:lastRenderedPageBreak/>
+        <w:t xml:space="preserve">001E1DD0 has a full table of kana and the letter </w:t>
+      </w:r>
+      <w:r>
+        <w:t>‘</w:t>
+      </w:r>
+      <w:r>
+        <w:rPr>
+          <w:rFonts w:hint="eastAsia"/>
+        </w:rPr>
+        <w:t>C</w:t>
+      </w:r>
+      <w:r>
+        <w:t>’</w:t>
+      </w:r>
+      <w:r>
+        <w:rPr>
+          <w:rFonts w:hint="eastAsia"/>
+        </w:rPr>
+        <w:t xml:space="preserve"> in kana</w:t>
+      </w:r>
+    </w:p>
+    <w:p>
+      <w:pPr>
+        <w:ind w:left="2160"/>
+      </w:pPr>
+      <w:r>
+        <w:t>O</w:t>
+      </w:r>
+      <w:r>
+        <w:rPr>
+          <w:rFonts w:hint="eastAsia"/>
+        </w:rPr>
+        <w:t>=8</w:t>
+      </w:r>
+      <w:r>
+        <w:t xml:space="preserve">2 </w:t>
+      </w:r>
+      <w:r>
+        <w:t>6E</w:t>
+      </w:r>
+    </w:p>
+    <w:p>
+      <w:pPr>
+        <w:ind w:left="2160"/>
+      </w:pPr>
+      <w:r>
+        <w:t>P=82 6F</w:t>
+      </w:r>
+      <w:r>
+        <w:rPr>
+          <w:rFonts w:hint="eastAsia"/>
+        </w:rPr>
+        <w:t xml:space="preserve"> </w:t>
+      </w:r>
+    </w:p>
+    <w:p>
+      <w:pPr>
+        <w:ind w:left="2160"/>
+      </w:pPr>
+      <w:r>
+        <w:t>S=82 87</w:t>
+      </w:r>
+    </w:p>
+    <w:p>
+      <w:pPr>
+        <w:ind w:left="2160"/>
+      </w:pPr>
+      <w:r>
+        <w:t>C=82 62</w:t>
+      </w:r>
+    </w:p>
+    <w:p>
+      <w:r>
+        <w:tab/>
+      </w:r>
+      <w:r>
+        <w:tab/>
+        <w:t>Remaining characters are documented in roman_kana_hex_table.xlsx</w:t>
+      </w:r>
+    </w:p>
+    <w:p>
+      <w:pPr>
+        <w:ind w:left="720"/>
+      </w:pPr>
+      <w:r>
+        <w:t>0A seems to be a newline</w:t>
+      </w:r>
+    </w:p>
+    <w:p>
+      <w:pPr>
+        <w:ind w:left="1440"/>
+      </w:pPr>
+      <w:r>
+        <w:t>Only 3 lines can fit</w:t>
+      </w:r>
+    </w:p>
+    <w:p>
+      <w:pPr>
+        <w:ind w:left="720"/>
+      </w:pPr>
+      <w:r>
+        <w:t>00 80 00 seems to have special meaning, like triggering a new scene</w:t>
+      </w:r>
+    </w:p>
+    <w:p>
+      <w:pPr>
+        <w:ind w:left="720"/>
+      </w:pPr>
+      <w:r>
+        <w:rPr>
+          <w:rFonts w:hint="eastAsia"/>
+        </w:rPr>
+        <w:t>Half-width characters only apply to katakana</w:t>
+      </w:r>
+    </w:p>
+    <w:p>
+      <w:pPr>
+        <w:ind w:left="720"/>
+      </w:pPr>
+      <w:r>
+        <w:rPr>
+          <w:rFonts w:hint="eastAsia"/>
+        </w:rPr>
+        <w:t>17 full-width characters comfortably fit in the box</w:t>
+      </w:r>
+    </w:p>
+    <w:p>
+      <w:pPr>
+        <w:ind w:left="720"/>
+      </w:pPr>
+      <w:r>
+        <w:rPr>
+          <w:rFonts w:hint="eastAsia"/>
+        </w:rPr>
+        <w:t>Boxes have 3 lines for text</w:t>
+      </w:r>
+      <w:r>
+        <w:t xml:space="preserve"> </w:t>
+      </w:r>
+    </w:p>
+    <w:p>
+      <w:pPr>
+        <w:ind w:left="1440"/>
+      </w:pPr>
+      <w:r>
+        <w:rPr>
+          <w:rFonts w:hint="eastAsia"/>
+        </w:rPr>
+        <w:t>19 characters are fully visible, 20</w:t>
+      </w:r>
+      <w:r>
+        <w:rPr>
+          <w:rFonts w:hint="eastAsia"/>
+          <w:vertAlign w:val="superscript"/>
+        </w:rPr>
+        <w:t>th</w:t>
+      </w:r>
+      <w:r>
+        <w:rPr>
+          <w:rFonts w:hint="eastAsia"/>
+        </w:rPr>
+        <w:t xml:space="preserve"> is mostly visible, any more is offscreen</w:t>
+      </w:r>
+    </w:p>
+    <w:p>
+      <w:pPr>
+        <w:ind w:left="1440"/>
+      </w:pPr>
+      <w:r>
+        <w:t xml:space="preserve">51 safe characters, 60 </w:t>
+      </w:r>
+      <w:r>
+        <w:t>generous</w:t>
+      </w:r>
+    </w:p>
+    <w:p>
+      <w:pPr>
+        <w:ind w:left="720"/>
+      </w:pPr>
+      <w:r>
+        <w:rPr>
+          <w:rFonts w:hint="eastAsia"/>
+        </w:rPr>
+        <w:t>Boxes have 3 lines for text</w:t>
+      </w:r>
+      <w:r>
+        <w:t xml:space="preserve"> </w:t>
+      </w:r>
+    </w:p>
+    <w:p>
+      <w:pPr>
+        <w:ind w:left="720"/>
+      </w:pPr>
+    </w:p>
+    <w:p>
+      <w:r>
+        <w:t>Testing some translations u</w:t>
+      </w:r>
+      <w:r>
+        <w:t xml:space="preserve">sing deepl translator: </w:t>
+      </w:r>
+      <w:hyperlink r:id="rId10" w:history="1">
+        <w:r>
+          <w:rPr>
+            <w:rStyle w:val="Hyperlink"/>
+          </w:rPr>
+          <w:t>https://www.deepl.com/en/translator</w:t>
+        </w:r>
+      </w:hyperlink>
+      <w:r>
+        <w:t xml:space="preserve"> </w:t>
+      </w:r>
     </w:p>
     <w:p>
       <w:r>
         <w:t xml:space="preserve">Full width character converter: </w:t>
       </w:r>
-      <w:hyperlink r:id="rId5" w:history="1">
+      <w:hyperlink r:id="rId11" w:history="1">
         <w:r>
           <w:rPr>
             <w:rStyle w:val="Hyperlink"/>
@@ -1375,6 +4722,7 @@
           <w:rFonts w:ascii="Cascadia Mono" w:hAnsi="Cascadia Mono" w:hint="eastAsia"/>
           <w:lang w:val="en"/>
         </w:rPr>
+        <w:lastRenderedPageBreak/>
         <w:t>Ｔｏｋｙｏ－Ｒｅａｌｌｙ　ｉｓ　ｂｉｇ．</w:t>
       </w:r>
     </w:p>
@@ -1442,6 +4790,59 @@
     </w:p>
     <w:p>
       <w:pPr>
+        <w:rPr>
+          <w:rFonts w:asciiTheme="minorEastAsia" w:hAnsiTheme="minorEastAsia"/>
+          <w:lang w:val="en"/>
+        </w:rPr>
+      </w:pPr>
+      <w:r>
+        <w:rPr>
+          <w:rFonts w:asciiTheme="minorEastAsia" w:hAnsiTheme="minorEastAsia"/>
+          <w:lang w:val="en"/>
+        </w:rPr>
+        <w:t>Tokyo, huh... It really is the big city, isn't it?</w:t>
+      </w:r>
+    </w:p>
+    <w:p>
+      <w:pPr>
+        <w:rPr>
+          <w:rFonts w:asciiTheme="minorEastAsia" w:hAnsiTheme="minorEastAsia"/>
+          <w:lang w:val="en"/>
+        </w:rPr>
+      </w:pPr>
+      <w:r>
+        <w:rPr>
+          <w:rFonts w:asciiTheme="minorEastAsia" w:hAnsiTheme="minorEastAsia"/>
+          <w:lang w:val="en"/>
+        </w:rPr>
+        <w:t>Back in my hometown, there was nothing but greenery and cows,</w:t>
+      </w:r>
+    </w:p>
+    <w:p>
+      <w:pPr>
+        <w:rPr>
+          <w:rFonts w:asciiTheme="minorEastAsia" w:hAnsiTheme="minorEastAsia"/>
+          <w:lang w:val="en"/>
+        </w:rPr>
+      </w:pPr>
+      <w:r>
+        <w:rPr>
+          <w:rFonts w:asciiTheme="minorEastAsia" w:hAnsiTheme="minorEastAsia"/>
+          <w:lang w:val="en"/>
+        </w:rPr>
+        <w:t>and it was so laid-back, but...</w:t>
+      </w:r>
+    </w:p>
+    <w:p>
+      <w:pPr>
+        <w:rPr>
+          <w:rFonts w:asciiTheme="minorEastAsia" w:hAnsiTheme="minorEastAsia"/>
+          <w:lang w:val="en"/>
+        </w:rPr>
+      </w:pPr>
+    </w:p>
+    <w:p>
+      <w:pPr>
         <w:ind w:left="720"/>
         <w:rPr>
           <w:lang w:val="en"/>
@@ -1585,40 +4986,40 @@
         <w:ind w:left="720"/>
       </w:pPr>
       <w:r>
+        <w:t>At first just replace with ‘text box 1, text box 2’, etc.</w:t>
+      </w:r>
+    </w:p>
+    <w:p>
+      <w:pPr>
+        <w:ind w:left="720"/>
+      </w:pPr>
+      <w:r>
+        <w:t>Also try changing the file size</w:t>
+      </w:r>
+    </w:p>
+    <w:p>
+      <w:pPr>
+        <w:ind w:left="1440"/>
+      </w:pPr>
+      <w:r>
+        <w:t>Pasting some text in seemed to grow the file size by just a bit, and now the game won’t boot. It may verify file size or depend on addresses in some way</w:t>
+      </w:r>
+    </w:p>
+    <w:p>
+      <w:pPr>
+        <w:ind w:left="1440"/>
+      </w:pPr>
+      <w:r>
+        <w:tab/>
+        <w:t>Putting data at the very end doesn’t seem to break anything</w:t>
+      </w:r>
+    </w:p>
+    <w:p>
+      <w:pPr>
+        <w:ind w:left="2880"/>
+      </w:pPr>
+      <w:r>
         <w:lastRenderedPageBreak/>
-        <w:t>At first just replace with ‘text box 1, text box 2’, etc.</w:t>
-      </w:r>
-    </w:p>
-    <w:p>
-      <w:pPr>
-        <w:ind w:left="720"/>
-      </w:pPr>
-      <w:r>
-        <w:t>Also try changing the file size</w:t>
-      </w:r>
-    </w:p>
-    <w:p>
-      <w:pPr>
-        <w:ind w:left="1440"/>
-      </w:pPr>
-      <w:r>
-        <w:t>Pasting some text in seemed to grow the file size by just a bit, and now the game won’t boot. It may verify file size or depend on addresses in some way</w:t>
-      </w:r>
-    </w:p>
-    <w:p>
-      <w:pPr>
-        <w:ind w:left="1440"/>
-      </w:pPr>
-      <w:r>
-        <w:tab/>
-        <w:t>Putting data at the very end doesn’t seem to break anything</w:t>
-      </w:r>
-    </w:p>
-    <w:p>
-      <w:pPr>
-        <w:ind w:left="2880"/>
-      </w:pPr>
-      <w:r>
         <w:t xml:space="preserve">May need to copy the </w:t>
       </w:r>
       <w:r>
@@ -1643,21 +5044,8 @@
       <w:pPr>
         <w:ind w:left="3600"/>
       </w:pPr>
-      <w:proofErr w:type="gramStart"/>
-      <w:r>
-        <w:t>Actually</w:t>
-      </w:r>
-      <w:proofErr w:type="gramEnd"/>
-      <w:r>
-        <w:t xml:space="preserve"> I think looking at the assembly the way I did *is* considered </w:t>
-      </w:r>
-      <w:proofErr w:type="spellStart"/>
-      <w:r>
-        <w:t>decompilation</w:t>
-      </w:r>
-      <w:proofErr w:type="spellEnd"/>
-      <w:r>
-        <w:t>, but my ps2dis disassembler just isn’t very good</w:t>
+      <w:r>
+        <w:t>Actually I think looking at the assembly the way I did *is* considered decompilation, but my ps2dis disassembler just isn’t very good</w:t>
       </w:r>
     </w:p>
     <w:p>
@@ -1680,15 +5068,7 @@
         <w:t xml:space="preserve">Perhaps if I only add in </w:t>
       </w:r>
       <w:r>
-        <w:t xml:space="preserve">complete </w:t>
-      </w:r>
-      <w:proofErr w:type="gramStart"/>
-      <w:r>
-        <w:t>lines</w:t>
-      </w:r>
-      <w:proofErr w:type="gramEnd"/>
-      <w:r>
-        <w:t xml:space="preserve"> it will work</w:t>
+        <w:t>complete lines it will work</w:t>
       </w:r>
     </w:p>
     <w:p>
@@ -1712,7 +5092,7 @@
       <w:r>
         <w:t xml:space="preserve">Consider decompiling with: </w:t>
       </w:r>
-      <w:hyperlink r:id="rId6" w:history="1">
+      <w:hyperlink r:id="rId12" w:history="1">
         <w:r>
           <w:rPr>
             <w:rStyle w:val="Hyperlink"/>
@@ -1731,7 +5111,7 @@
       <w:r>
         <w:t xml:space="preserve">May be able to compare edited code with: </w:t>
       </w:r>
-      <w:hyperlink r:id="rId7" w:history="1">
+      <w:hyperlink r:id="rId13" w:history="1">
         <w:r>
           <w:rPr>
             <w:rStyle w:val="Hyperlink"/>
@@ -1763,15 +5143,7 @@
         </w:rPr>
       </w:pPr>
       <w:r>
-        <w:t>Or add the existing shift-</w:t>
-      </w:r>
-      <w:proofErr w:type="spellStart"/>
-      <w:r>
-        <w:t>jis</w:t>
-      </w:r>
-      <w:proofErr w:type="spellEnd"/>
-      <w:r>
-        <w:t xml:space="preserve"> English back in somehow</w:t>
+        <w:t>Or add the existing shift-jis English back in somehow</w:t>
       </w:r>
     </w:p>
     <w:p>
@@ -1792,194 +5164,152 @@
     <w:p/>
     <w:p>
       <w:r>
-        <w:t xml:space="preserve">I’ve heard </w:t>
-      </w:r>
-      <w:proofErr w:type="spellStart"/>
-      <w:r>
-        <w:t>Ghidra</w:t>
-      </w:r>
-      <w:proofErr w:type="spellEnd"/>
-      <w:r>
-        <w:t xml:space="preserve"> is a good one, </w:t>
-      </w:r>
-      <w:proofErr w:type="gramStart"/>
-      <w:r>
-        <w:t>may be</w:t>
-      </w:r>
-      <w:proofErr w:type="gramEnd"/>
-      <w:r>
-        <w:t xml:space="preserve"> add-ins that let you do MIPS</w:t>
-      </w:r>
-    </w:p>
-    <w:p>
+        <w:t>I’ve heard Ghidra is a good one, may be add-ins that let you do MIPS</w:t>
+      </w:r>
+    </w:p>
+    <w:p>
+      <w:r>
+        <w:tab/>
+      </w:r>
+      <w:r>
+        <w:t>MW MIPS C Compiler</w:t>
+      </w:r>
+      <w:r>
+        <w:t xml:space="preserve"> listed in code</w:t>
+      </w:r>
+    </w:p>
+    <w:p/>
+    <w:p>
+      <w:r>
+        <w:t>Also noticed the term ‘PSIIlib</w:t>
+      </w:r>
+      <w:r>
+        <w:t>gp 2530’ just above the text</w:t>
+      </w:r>
+    </w:p>
+    <w:p/>
+    <w:p>
+      <w:r>
+        <w:t>Cutting/pasting:</w:t>
+      </w:r>
+    </w:p>
+    <w:p>
+      <w:pPr>
+        <w:ind w:left="720"/>
+      </w:pPr>
       <w:r>
         <w:lastRenderedPageBreak/>
-        <w:tab/>
-      </w:r>
-      <w:r>
-        <w:t>MW MIPS C Compiler</w:t>
-      </w:r>
-      <w:r>
-        <w:t xml:space="preserve"> listed in code</w:t>
+        <w:t>Try to cut/paste the text to the end of the file and see if it still boots</w:t>
+      </w:r>
+    </w:p>
+    <w:p>
+      <w:pPr>
+        <w:ind w:left="1440"/>
+      </w:pPr>
+      <w:r>
+        <w:t>PSIIlibgp – 1024C0 (contains text)</w:t>
+      </w:r>
+    </w:p>
+    <w:p>
+      <w:pPr>
+        <w:ind w:left="1440"/>
+      </w:pPr>
+      <w:r>
+        <w:t>Empty line after the whole text is at 1C9210</w:t>
+      </w:r>
+    </w:p>
+    <w:p>
+      <w:pPr>
+        <w:ind w:left="2160"/>
+      </w:pPr>
+      <w:r>
+        <w:t>Cut between these two</w:t>
+      </w:r>
+    </w:p>
+    <w:p>
+      <w:pPr>
+        <w:ind w:left="1440"/>
+      </w:pPr>
+      <w:r>
+        <w:t>I made a python script for this, but it doesn’t seem to have worked</w:t>
+      </w:r>
+    </w:p>
+    <w:p>
+      <w:pPr>
+        <w:ind w:left="1440"/>
+      </w:pPr>
+      <w:r>
+        <w:t>The game boots, but doesn’t hit the start screen if the full script is extracted</w:t>
+      </w:r>
+    </w:p>
+    <w:p>
+      <w:pPr>
+        <w:ind w:left="1440"/>
+      </w:pPr>
+      <w:r>
+        <w:t>If only the first box is extracted, it bugs out and jumps to the first interactive scene with Chii</w:t>
+      </w:r>
+    </w:p>
+    <w:p>
+      <w:pPr>
+        <w:ind w:left="720"/>
+      </w:pPr>
+      <w:r>
+        <w:t>Try deleting as much as possible from the file and see if it still boots</w:t>
+      </w:r>
+    </w:p>
+    <w:p>
+      <w:pPr>
+        <w:ind w:left="720"/>
+      </w:pPr>
+      <w:r>
+        <w:t>Where is the data actually needed?</w:t>
+      </w:r>
+    </w:p>
+    <w:p>
+      <w:pPr>
+        <w:ind w:left="720"/>
+      </w:pPr>
+      <w:r>
+        <w:t>Tried that, here’s what I found:</w:t>
+      </w:r>
+    </w:p>
+    <w:p>
+      <w:pPr>
+        <w:ind w:left="1440"/>
+      </w:pPr>
+      <w:r>
+        <w:t>Last try: 1C9210 – Does not boot</w:t>
+      </w:r>
+    </w:p>
+    <w:p>
+      <w:pPr>
+        <w:ind w:left="1440"/>
+      </w:pPr>
+      <w:r>
+        <w:t>Earliest successful:</w:t>
+      </w:r>
+      <w:r>
+        <w:t xml:space="preserve"> </w:t>
+      </w:r>
+      <w:r>
+        <w:t>1E9A80</w:t>
       </w:r>
     </w:p>
     <w:p/>
     <w:p>
-      <w:r>
-        <w:t>Also noticed the term ‘</w:t>
-      </w:r>
-      <w:proofErr w:type="spellStart"/>
-      <w:r>
-        <w:t>PSIIlib</w:t>
-      </w:r>
-      <w:r>
-        <w:t>gp</w:t>
-      </w:r>
-      <w:proofErr w:type="spellEnd"/>
-      <w:r>
-        <w:t xml:space="preserve"> 2530’ just above the text</w:t>
+      <w:pPr>
+        <w:ind w:left="720"/>
+      </w:pPr>
+    </w:p>
+    <w:p>
+      <w:r>
+        <w:br w:type="page"/>
       </w:r>
     </w:p>
     <w:p/>
     <w:p>
       <w:r>
-        <w:t>Cutting/pasting:</w:t>
-      </w:r>
-    </w:p>
-    <w:p>
-      <w:pPr>
-        <w:ind w:left="720"/>
-      </w:pPr>
-      <w:r>
-        <w:t>Try to cut/paste the text to the end of the file and see if it still boots</w:t>
-      </w:r>
-    </w:p>
-    <w:p>
-      <w:pPr>
-        <w:ind w:left="1440"/>
-      </w:pPr>
-      <w:proofErr w:type="spellStart"/>
-      <w:r>
-        <w:t>PSIIlibgp</w:t>
-      </w:r>
-      <w:proofErr w:type="spellEnd"/>
-      <w:r>
-        <w:t xml:space="preserve"> – 1024C0 (contains text)</w:t>
-      </w:r>
-    </w:p>
-    <w:p>
-      <w:pPr>
-        <w:ind w:left="1440"/>
-      </w:pPr>
-      <w:r>
-        <w:t>Empty line after the whole text is at 1C9210</w:t>
-      </w:r>
-    </w:p>
-    <w:p>
-      <w:pPr>
-        <w:ind w:left="2160"/>
-      </w:pPr>
-      <w:r>
-        <w:t>Cut between these two</w:t>
-      </w:r>
-    </w:p>
-    <w:p>
-      <w:pPr>
-        <w:ind w:left="1440"/>
-      </w:pPr>
-      <w:r>
-        <w:t>I made a python script for this, but it doesn’t seem to have worked</w:t>
-      </w:r>
-    </w:p>
-    <w:p>
-      <w:pPr>
-        <w:ind w:left="1440"/>
-      </w:pPr>
-      <w:r>
-        <w:t>The game boots, but doesn’t hit the start screen if the full script is extracted</w:t>
-      </w:r>
-    </w:p>
-    <w:p>
-      <w:pPr>
-        <w:ind w:left="1440"/>
-      </w:pPr>
-      <w:r>
-        <w:t>If only the first box is extracted, it bugs out and jumps to the first interactive scene with Chii</w:t>
-      </w:r>
-    </w:p>
-    <w:p>
-      <w:pPr>
-        <w:ind w:left="720"/>
-      </w:pPr>
-      <w:r>
-        <w:t>Try deleting as much as possible from the file and see if it still boots</w:t>
-      </w:r>
-    </w:p>
-    <w:p>
-      <w:pPr>
-        <w:ind w:left="720"/>
-      </w:pPr>
-      <w:r>
-        <w:t xml:space="preserve">Where is the data </w:t>
-      </w:r>
-      <w:proofErr w:type="gramStart"/>
-      <w:r>
-        <w:t>actually needed</w:t>
-      </w:r>
-      <w:proofErr w:type="gramEnd"/>
-      <w:r>
-        <w:t>?</w:t>
-      </w:r>
-    </w:p>
-    <w:p>
-      <w:pPr>
-        <w:ind w:left="720"/>
-      </w:pPr>
-      <w:proofErr w:type="gramStart"/>
-      <w:r>
-        <w:t>Tried</w:t>
-      </w:r>
-      <w:proofErr w:type="gramEnd"/>
-      <w:r>
-        <w:t xml:space="preserve"> that, here’s what I found:</w:t>
-      </w:r>
-    </w:p>
-    <w:p>
-      <w:pPr>
-        <w:ind w:left="1440"/>
-      </w:pPr>
-      <w:r>
-        <w:t>Last try: 1C9210 – Does not boot</w:t>
-      </w:r>
-    </w:p>
-    <w:p>
-      <w:pPr>
-        <w:ind w:left="1440"/>
-      </w:pPr>
-      <w:r>
-        <w:t>Earliest successful:</w:t>
-      </w:r>
-      <w:r>
-        <w:t xml:space="preserve"> </w:t>
-      </w:r>
-      <w:r>
-        <w:t>1E9A80</w:t>
-      </w:r>
-    </w:p>
-    <w:p/>
-    <w:p>
-      <w:pPr>
-        <w:ind w:left="720"/>
-      </w:pPr>
-    </w:p>
-    <w:p>
-      <w:r>
-        <w:br w:type="page"/>
-      </w:r>
-    </w:p>
-    <w:p/>
-    <w:p>
-      <w:r>
         <w:t>Old notes</w:t>
       </w:r>
       <w:r>
@@ -1988,17 +5318,9 @@
     </w:p>
     <w:p>
       <w:r>
-        <w:t xml:space="preserve">Intro to </w:t>
-      </w:r>
-      <w:proofErr w:type="spellStart"/>
-      <w:r>
-        <w:t>romhacking</w:t>
-      </w:r>
-      <w:proofErr w:type="spellEnd"/>
-      <w:r>
-        <w:t xml:space="preserve">: </w:t>
-      </w:r>
-      <w:hyperlink r:id="rId8" w:history="1">
+        <w:t xml:space="preserve">Intro to romhacking: </w:t>
+      </w:r>
+      <w:hyperlink r:id="rId14" w:history="1">
         <w:r>
           <w:rPr>
             <w:rStyle w:val="Hyperlink"/>
@@ -2012,17 +5334,9 @@
     </w:p>
     <w:p>
       <w:r>
-        <w:t xml:space="preserve">PS2 </w:t>
-      </w:r>
-      <w:proofErr w:type="spellStart"/>
-      <w:r>
-        <w:t>romhacking</w:t>
-      </w:r>
-      <w:proofErr w:type="spellEnd"/>
-      <w:r>
-        <w:t xml:space="preserve"> guides: </w:t>
-      </w:r>
-      <w:hyperlink r:id="rId9" w:history="1">
+        <w:t xml:space="preserve">PS2 romhacking guides: </w:t>
+      </w:r>
+      <w:hyperlink r:id="rId15" w:history="1">
         <w:r>
           <w:rPr>
             <w:rStyle w:val="Hyperlink"/>
@@ -2036,17 +5350,9 @@
     </w:p>
     <w:p>
       <w:r>
-        <w:t xml:space="preserve">PS2 </w:t>
-      </w:r>
-      <w:proofErr w:type="spellStart"/>
-      <w:r>
-        <w:t>decryptor</w:t>
-      </w:r>
-      <w:proofErr w:type="spellEnd"/>
-      <w:r>
-        <w:t xml:space="preserve"> that works with PCSX2: </w:t>
-      </w:r>
-      <w:hyperlink r:id="rId10" w:history="1">
+        <w:t xml:space="preserve">PS2 decryptor that works with PCSX2: </w:t>
+      </w:r>
+      <w:hyperlink r:id="rId16" w:history="1">
         <w:r>
           <w:rPr>
             <w:rStyle w:val="Hyperlink"/>
@@ -2067,7 +5373,7 @@
       <w:pPr>
         <w:ind w:left="720"/>
       </w:pPr>
-      <w:hyperlink r:id="rId11" w:history="1">
+      <w:hyperlink r:id="rId17" w:history="1">
         <w:r>
           <w:rPr>
             <w:rStyle w:val="Hyperlink"/>
@@ -2080,7 +5386,7 @@
       <w:pPr>
         <w:ind w:left="720"/>
       </w:pPr>
-      <w:hyperlink r:id="rId12" w:history="1">
+      <w:hyperlink r:id="rId18" w:history="1">
         <w:r>
           <w:rPr>
             <w:rStyle w:val="Hyperlink"/>
@@ -2096,7 +5402,7 @@
       <w:pPr>
         <w:ind w:left="720"/>
       </w:pPr>
-      <w:hyperlink r:id="rId13" w:history="1">
+      <w:hyperlink r:id="rId19" w:history="1">
         <w:r>
           <w:rPr>
             <w:rStyle w:val="Hyperlink"/>
@@ -2115,7 +5421,7 @@
       <w:r>
         <w:t xml:space="preserve">: </w:t>
       </w:r>
-      <w:hyperlink r:id="rId14" w:history="1">
+      <w:hyperlink r:id="rId20" w:history="1">
         <w:r>
           <w:rPr>
             <w:rStyle w:val="Hyperlink"/>
@@ -2129,13 +5435,8 @@
     </w:p>
     <w:p/>
     <w:p>
-      <w:proofErr w:type="spellStart"/>
-      <w:r>
-        <w:t>Chiidake</w:t>
-      </w:r>
-      <w:proofErr w:type="spellEnd"/>
-      <w:r>
-        <w:t xml:space="preserve"> was made by Broccoli Games</w:t>
+      <w:r>
+        <w:t>Chiidake was made by Broccoli Games</w:t>
       </w:r>
       <w:r>
         <w:t>, maybe trying other games will help</w:t>
@@ -2148,7 +5449,7 @@
       <w:r>
         <w:t xml:space="preserve">List of games they’ve made: </w:t>
       </w:r>
-      <w:hyperlink r:id="rId15" w:history="1">
+      <w:hyperlink r:id="rId21" w:history="1">
         <w:r>
           <w:rPr>
             <w:rStyle w:val="Hyperlink"/>
@@ -2176,7 +5477,7 @@
       <w:r>
         <w:t xml:space="preserve">Mention of another game being translated: </w:t>
       </w:r>
-      <w:hyperlink r:id="rId16" w:history="1">
+      <w:hyperlink r:id="rId22" w:history="1">
         <w:r>
           <w:rPr>
             <w:rStyle w:val="Hyperlink"/>
@@ -2195,37 +5496,16 @@
       <w:r>
         <w:tab/>
       </w:r>
-      <w:proofErr w:type="spellStart"/>
-      <w:r>
-        <w:t>Shinseiki</w:t>
-      </w:r>
-      <w:proofErr w:type="spellEnd"/>
-      <w:r>
-        <w:t xml:space="preserve"> Evangelion: </w:t>
-      </w:r>
-      <w:proofErr w:type="spellStart"/>
-      <w:r>
-        <w:t>Koutetsu</w:t>
-      </w:r>
-      <w:proofErr w:type="spellEnd"/>
-      <w:r>
-        <w:t xml:space="preserve"> no Girlfriend 2</w:t>
-      </w:r>
-    </w:p>
-    <w:p>
-      <w:pPr>
-        <w:ind w:left="1440"/>
-      </w:pPr>
-      <w:r>
-        <w:t xml:space="preserve">(could be the </w:t>
-      </w:r>
-      <w:proofErr w:type="spellStart"/>
-      <w:r>
-        <w:t>psp</w:t>
-      </w:r>
-      <w:proofErr w:type="spellEnd"/>
-      <w:r>
-        <w:t xml:space="preserve"> version, I haven’t found evidence of the PS2 version being translated)</w:t>
+      <w:r>
+        <w:t>Shinseiki Evangelion: Koutetsu no Girlfriend 2</w:t>
+      </w:r>
+    </w:p>
+    <w:p>
+      <w:pPr>
+        <w:ind w:left="1440"/>
+      </w:pPr>
+      <w:r>
+        <w:t>(could be the psp version, I haven’t found evidence of the PS2 version being translated)</w:t>
       </w:r>
     </w:p>
     <w:p>
@@ -2235,7 +5515,7 @@
       <w:r>
         <w:t xml:space="preserve">The PSP version has a translation: </w:t>
       </w:r>
-      <w:hyperlink r:id="rId17" w:history="1">
+      <w:hyperlink r:id="rId23" w:history="1">
         <w:r>
           <w:rPr>
             <w:rStyle w:val="Hyperlink"/>
@@ -2264,17 +5544,9 @@
     <w:p/>
     <w:p>
       <w:r>
-        <w:t xml:space="preserve">May want to use </w:t>
-      </w:r>
-      <w:proofErr w:type="spellStart"/>
-      <w:r>
-        <w:t>Quickbms</w:t>
-      </w:r>
-      <w:proofErr w:type="spellEnd"/>
-      <w:r>
-        <w:t xml:space="preserve">: </w:t>
-      </w:r>
-      <w:hyperlink r:id="rId18" w:history="1">
+        <w:t xml:space="preserve">May want to use Quickbms: </w:t>
+      </w:r>
+      <w:hyperlink r:id="rId24" w:history="1">
         <w:r>
           <w:rPr>
             <w:rStyle w:val="Hyperlink"/>
@@ -2297,20 +5569,7 @@
         <w:ind w:left="720"/>
       </w:pPr>
       <w:r>
-        <w:t xml:space="preserve">Might need to find </w:t>
-      </w:r>
-      <w:proofErr w:type="gramStart"/>
-      <w:r>
-        <w:t>relevant .</w:t>
-      </w:r>
-      <w:proofErr w:type="spellStart"/>
-      <w:r>
-        <w:t>bms</w:t>
-      </w:r>
-      <w:proofErr w:type="spellEnd"/>
-      <w:proofErr w:type="gramEnd"/>
-      <w:r>
-        <w:t xml:space="preserve"> scripts to </w:t>
+        <w:t xml:space="preserve">Might need to find relevant .bms scripts to </w:t>
       </w:r>
       <w:r>
         <w:t>use</w:t>
@@ -2324,7 +5583,7 @@
         <w:tab/>
         <w:t xml:space="preserve">List of all scripts: </w:t>
       </w:r>
-      <w:hyperlink r:id="rId19" w:history="1">
+      <w:hyperlink r:id="rId25" w:history="1">
         <w:r>
           <w:rPr>
             <w:rStyle w:val="Hyperlink"/>
@@ -2339,36 +5598,15 @@
     <w:p/>
     <w:p>
       <w:r>
-        <w:t xml:space="preserve">May want to try corrupting files and loading </w:t>
-      </w:r>
-      <w:proofErr w:type="gramStart"/>
-      <w:r>
-        <w:t>it</w:t>
-      </w:r>
-      <w:proofErr w:type="gramEnd"/>
-      <w:r>
-        <w:t xml:space="preserve"> into PCSX2 to see what it does</w:t>
-      </w:r>
-    </w:p>
-    <w:p>
-      <w:pPr>
-        <w:ind w:left="720"/>
-      </w:pPr>
-      <w:proofErr w:type="gramStart"/>
-      <w:r>
-        <w:t>Also</w:t>
-      </w:r>
-      <w:proofErr w:type="gramEnd"/>
-      <w:r>
-        <w:t xml:space="preserve"> should probably practice re-</w:t>
-      </w:r>
-      <w:proofErr w:type="gramStart"/>
-      <w:r>
-        <w:t>assembling .iso</w:t>
-      </w:r>
-      <w:proofErr w:type="gramEnd"/>
-      <w:r>
-        <w:t xml:space="preserve"> files to make sure I can do that at all</w:t>
+        <w:t>May want to try corrupting files and loading it into PCSX2 to see what it does</w:t>
+      </w:r>
+    </w:p>
+    <w:p>
+      <w:pPr>
+        <w:ind w:left="720"/>
+      </w:pPr>
+      <w:r>
+        <w:t>Also should probably practice re-assembling .iso files to make sure I can do that at all</w:t>
       </w:r>
     </w:p>
     <w:p/>
@@ -2415,21 +5653,8 @@
     <w:p/>
     <w:p>
       <w:r>
-        <w:t xml:space="preserve">One of the bin files contains “encoded by </w:t>
-      </w:r>
-      <w:proofErr w:type="spellStart"/>
-      <w:r>
-        <w:t>TMPGEnc</w:t>
-      </w:r>
-      <w:proofErr w:type="spellEnd"/>
-      <w:r>
-        <w:t xml:space="preserve"> (</w:t>
-      </w:r>
-      <w:proofErr w:type="spellStart"/>
-      <w:r>
-        <w:t>ver</w:t>
-      </w:r>
-      <w:proofErr w:type="spellEnd"/>
+        <w:t>One of the bin files contains “encoded by TMPGEnc (ver</w:t>
+      </w:r>
       <w:r>
         <w:t xml:space="preserve"> 2.57.41.14E)</w:t>
       </w:r>
@@ -2477,11 +5702,9 @@
       <w:r>
         <w:t xml:space="preserve">s (they translate hex values to readable characters) such as </w:t>
       </w:r>
-      <w:proofErr w:type="spellStart"/>
       <w:r>
         <w:t>WindHex</w:t>
       </w:r>
-      <w:proofErr w:type="spellEnd"/>
     </w:p>
     <w:p>
       <w:pPr>
@@ -2492,7 +5715,7 @@
       <w:r>
         <w:t xml:space="preserve">Text translation hacking tutorial: </w:t>
       </w:r>
-      <w:hyperlink r:id="rId20" w:history="1">
+      <w:hyperlink r:id="rId26" w:history="1">
         <w:r>
           <w:rPr>
             <w:rStyle w:val="Hyperlink"/>
@@ -2524,15 +5747,7 @@
         <w:t>Results from exploring contents of files</w:t>
       </w:r>
       <w:r>
-        <w:t xml:space="preserve"> (with </w:t>
-      </w:r>
-      <w:proofErr w:type="spellStart"/>
-      <w:r>
-        <w:t>WindHex</w:t>
-      </w:r>
-      <w:proofErr w:type="spellEnd"/>
-      <w:r>
-        <w:t>)</w:t>
+        <w:t xml:space="preserve"> (with WindHex)</w:t>
       </w:r>
       <w:r>
         <w:t>:</w:t>
@@ -2549,15 +5764,7 @@
         <w:ind w:left="720"/>
       </w:pPr>
       <w:r>
-        <w:t xml:space="preserve">SLPM_652.55 – can’t be read with </w:t>
-      </w:r>
-      <w:proofErr w:type="spellStart"/>
-      <w:r>
-        <w:t>WindHex</w:t>
-      </w:r>
-      <w:proofErr w:type="spellEnd"/>
-      <w:r>
-        <w:t>, but can be read with ps2dis</w:t>
+        <w:t>SLPM_652.55 – can’t be read with WindHex, but can be read with ps2dis</w:t>
       </w:r>
     </w:p>
     <w:p>
@@ -2596,23 +5803,8 @@
         <w:ind w:left="720"/>
       </w:pPr>
       <w:r>
-        <w:t xml:space="preserve">EZMIDI.IRX </w:t>
-      </w:r>
-      <w:proofErr w:type="gramStart"/>
-      <w:r>
-        <w:t>- .ELF</w:t>
-      </w:r>
-      <w:proofErr w:type="gramEnd"/>
-      <w:r>
-        <w:t xml:space="preserve"> contained in first few characters, </w:t>
-      </w:r>
-      <w:proofErr w:type="spellStart"/>
-      <w:proofErr w:type="gramStart"/>
-      <w:r>
-        <w:t>midi.driver</w:t>
-      </w:r>
-      <w:proofErr w:type="spellEnd"/>
-      <w:proofErr w:type="gramEnd"/>
+        <w:t>EZMIDI.IRX - .ELF contained in first few characters, midi.driver</w:t>
+      </w:r>
     </w:p>
     <w:p>
       <w:pPr>
@@ -2636,23 +5828,8 @@
         <w:ind w:left="720"/>
       </w:pPr>
       <w:r>
-        <w:t xml:space="preserve">LIBSD.IRX </w:t>
-      </w:r>
-      <w:proofErr w:type="gramStart"/>
-      <w:r>
-        <w:t>- .ELF</w:t>
-      </w:r>
-      <w:proofErr w:type="gramEnd"/>
-      <w:r>
-        <w:t xml:space="preserve"> , </w:t>
-      </w:r>
-      <w:proofErr w:type="spellStart"/>
-      <w:proofErr w:type="gramStart"/>
-      <w:r>
-        <w:t>Sound.Device.Library</w:t>
-      </w:r>
-      <w:proofErr w:type="spellEnd"/>
-      <w:proofErr w:type="gramEnd"/>
+        <w:t>LIBSD.IRX - .ELF , Sound.Device.Library</w:t>
+      </w:r>
     </w:p>
     <w:p>
       <w:pPr>
@@ -2671,15 +5848,7 @@
         <w:t xml:space="preserve"> starting with A###</w:t>
       </w:r>
       <w:r>
-        <w:t xml:space="preserve"> seem to </w:t>
-      </w:r>
-      <w:proofErr w:type="gramStart"/>
-      <w:r>
-        <w:t>count up</w:t>
-      </w:r>
-      <w:proofErr w:type="gramEnd"/>
-      <w:r>
-        <w:t xml:space="preserve"> starting from the folder name in hexadecimal</w:t>
+        <w:t xml:space="preserve"> seem to count up starting from the folder name in hexadecimal</w:t>
       </w:r>
     </w:p>
     <w:p>
@@ -2691,15 +5860,7 @@
     <w:p/>
     <w:p>
       <w:r>
-        <w:t>A220&gt;, A242&gt;, A1A0&gt;, A1C0&gt;, A1E0&gt;, A100&gt;, A120&gt;, A140&gt;, A160&gt;, A180&gt;, A0A0&gt;, A0C0&gt;, A0E0&gt;, A060&gt;, A080</w:t>
-      </w:r>
-      <w:proofErr w:type="gramStart"/>
-      <w:r>
-        <w:t>&gt;,  (</w:t>
-      </w:r>
-      <w:proofErr w:type="gramEnd"/>
-      <w:r>
-        <w:t>(audio files?))</w:t>
+        <w:t>A220&gt;, A242&gt;, A1A0&gt;, A1C0&gt;, A1E0&gt;, A100&gt;, A120&gt;, A140&gt;, A160&gt;, A180&gt;, A0A0&gt;, A0C0&gt;, A0E0&gt;, A060&gt;, A080&gt;,  ((audio files?))</w:t>
       </w:r>
     </w:p>
     <w:p>
@@ -2717,64 +5878,17 @@
       </w:r>
       <w:r>
         <w:tab/>
-        <w:t xml:space="preserve">Ex: A1C7 contains </w:t>
-      </w:r>
-      <w:proofErr w:type="spellStart"/>
-      <w:r>
-        <w:t>IECSsreV</w:t>
-      </w:r>
-      <w:proofErr w:type="spellEnd"/>
-      <w:r>
-        <w:t xml:space="preserve">, </w:t>
-      </w:r>
-      <w:proofErr w:type="spellStart"/>
-      <w:r>
-        <w:t>IECSuqeS</w:t>
-      </w:r>
-      <w:proofErr w:type="spellEnd"/>
-      <w:r>
-        <w:t xml:space="preserve">, </w:t>
-      </w:r>
-      <w:proofErr w:type="spellStart"/>
-      <w:r>
-        <w:t>IECSqseS</w:t>
-      </w:r>
-      <w:proofErr w:type="spellEnd"/>
-    </w:p>
-    <w:p>
-      <w:r>
-        <w:tab/>
-      </w:r>
-      <w:r>
-        <w:tab/>
-        <w:t xml:space="preserve">Ex: </w:t>
-      </w:r>
-      <w:proofErr w:type="spellStart"/>
-      <w:r>
-        <w:t>IECSigaVP</w:t>
-      </w:r>
-      <w:proofErr w:type="spellEnd"/>
-      <w:r>
-        <w:t xml:space="preserve">, </w:t>
-      </w:r>
-      <w:proofErr w:type="spellStart"/>
-      <w:proofErr w:type="gramStart"/>
-      <w:r>
-        <w:t>IECSdaeH</w:t>
-      </w:r>
-      <w:proofErr w:type="spellEnd"/>
-      <w:r>
-        <w:t>@,</w:t>
-      </w:r>
-      <w:proofErr w:type="gramEnd"/>
-      <w:r>
-        <w:t xml:space="preserve"> </w:t>
-      </w:r>
-      <w:proofErr w:type="spellStart"/>
-      <w:r>
-        <w:t>IECSbteS</w:t>
-      </w:r>
-      <w:proofErr w:type="spellEnd"/>
+        <w:t>Ex: A1C7 contains IECSsreV, IECSuqeS, IECSqseS</w:t>
+      </w:r>
+    </w:p>
+    <w:p>
+      <w:r>
+        <w:tab/>
+      </w:r>
+      <w:r>
+        <w:tab/>
+        <w:t>Ex: IECSigaVP, IECSdaeH@, IECSbteS</w:t>
+      </w:r>
     </w:p>
     <w:p>
       <w:pPr>
@@ -2783,7 +5897,7 @@
       <w:r>
         <w:t xml:space="preserve">Googling some of them yields this forum post: </w:t>
       </w:r>
-      <w:hyperlink r:id="rId21" w:history="1">
+      <w:hyperlink r:id="rId27" w:history="1">
         <w:r>
           <w:rPr>
             <w:rStyle w:val="Hyperlink"/>
@@ -2813,14 +5927,7 @@
       </w:r>
       <w:r>
         <w:tab/>
-      </w:r>
-      <w:proofErr w:type="gramStart"/>
-      <w:r>
-        <w:t>.HD/.BD</w:t>
-      </w:r>
-      <w:proofErr w:type="gramEnd"/>
-      <w:r>
-        <w:t xml:space="preserve"> files? Used to store sound or other media?</w:t>
+        <w:t>.HD/.BD files? Used to store sound or other media?</w:t>
       </w:r>
     </w:p>
     <w:p>
@@ -2883,20 +5990,7 @@
       </w:pPr>
       <w:r>
         <w:tab/>
-        <w:t xml:space="preserve">Larger files all end in 0077777777777777 </w:t>
-      </w:r>
-      <w:proofErr w:type="gramStart"/>
-      <w:r>
-        <w:t>(..</w:t>
-      </w:r>
-      <w:proofErr w:type="spellStart"/>
-      <w:proofErr w:type="gramEnd"/>
-      <w:r>
-        <w:t>wwwwwwwwwwwwww</w:t>
-      </w:r>
-      <w:proofErr w:type="spellEnd"/>
-      <w:r>
-        <w:t>)</w:t>
+        <w:t>Larger files all end in 0077777777777777 (..wwwwwwwwwwwwww)</w:t>
       </w:r>
     </w:p>
     <w:p>
@@ -2923,45 +6017,19 @@
       </w:pPr>
       <w:r>
         <w:tab/>
-        <w:t xml:space="preserve">There’s more …’s than in a compressed file I looked at, but </w:t>
-      </w:r>
-      <w:proofErr w:type="spellStart"/>
-      <w:proofErr w:type="gramStart"/>
-      <w:r>
-        <w:t>its</w:t>
-      </w:r>
-      <w:proofErr w:type="spellEnd"/>
-      <w:proofErr w:type="gramEnd"/>
-      <w:r>
-        <w:t xml:space="preserve"> hard to tell</w:t>
+        <w:t>There’s more …’s than in a compressed file I looked at, but its hard to tell</w:t>
       </w:r>
     </w:p>
     <w:p/>
     <w:p>
       <w:r>
-        <w:t>A900</w:t>
-      </w:r>
-      <w:proofErr w:type="gramStart"/>
-      <w:r>
-        <w:t>&gt;,A</w:t>
-      </w:r>
-      <w:proofErr w:type="gramEnd"/>
-      <w:r>
-        <w:t>920&gt;, A940 &gt;, A020&gt;, A040&gt; ((FMVs?))</w:t>
-      </w:r>
-    </w:p>
-    <w:p>
-      <w:r>
-        <w:tab/>
-        <w:t xml:space="preserve">All files in these folders have ‘encoded by </w:t>
-      </w:r>
-      <w:proofErr w:type="spellStart"/>
-      <w:r>
-        <w:t>TMPGEnc</w:t>
-      </w:r>
-      <w:proofErr w:type="spellEnd"/>
-      <w:r>
-        <w:t xml:space="preserve"> (ver. 2.510.49.157)’</w:t>
+        <w:t>A900&gt;,A920&gt;, A940 &gt;, A020&gt;, A040&gt; ((FMVs?))</w:t>
+      </w:r>
+    </w:p>
+    <w:p>
+      <w:r>
+        <w:tab/>
+        <w:t>All files in these folders have ‘encoded by TMPGEnc (ver. 2.510.49.157)’</w:t>
       </w:r>
     </w:p>
     <w:p>
@@ -2976,14 +6044,7 @@
     <w:p>
       <w:r>
         <w:tab/>
-      </w:r>
-      <w:proofErr w:type="gramStart"/>
-      <w:r>
-        <w:t>Suggests</w:t>
-      </w:r>
-      <w:proofErr w:type="gramEnd"/>
-      <w:r>
-        <w:t xml:space="preserve"> it is a video format or similar</w:t>
+        <w:t>Suggests it is a video format or similar</w:t>
       </w:r>
     </w:p>
     <w:p/>
@@ -3040,7 +6101,7 @@
         <w:tab/>
         <w:t xml:space="preserve">Large files have </w:t>
       </w:r>
-      <w:hyperlink r:id="rId22" w:history="1">
+      <w:hyperlink r:id="rId28" w:history="1">
         <w:r>
           <w:rPr>
             <w:rStyle w:val="Hyperlink"/>
@@ -3055,15 +6116,7 @@
     <w:p/>
     <w:p>
       <w:r>
-        <w:t xml:space="preserve">Relative </w:t>
-      </w:r>
-      <w:proofErr w:type="gramStart"/>
-      <w:r>
-        <w:t>searching</w:t>
-      </w:r>
-      <w:proofErr w:type="gramEnd"/>
-      <w:r>
-        <w:t>:</w:t>
+        <w:t>Relative searching:</w:t>
       </w:r>
     </w:p>
     <w:p>
@@ -3110,15 +6163,7 @@
         <w:t>ぃ</w:t>
       </w:r>
       <w:r>
-        <w:t xml:space="preserve"> (</w:t>
-      </w:r>
-      <w:proofErr w:type="spellStart"/>
-      <w:r>
-        <w:t>chisai</w:t>
-      </w:r>
-      <w:proofErr w:type="spellEnd"/>
-      <w:r>
-        <w:t xml:space="preserve">/small </w:t>
+        <w:t xml:space="preserve"> (chisai/small </w:t>
       </w:r>
       <w:r>
         <w:rPr>
@@ -3133,14 +6178,7 @@
     <w:p>
       <w:r>
         <w:tab/>
-      </w:r>
-      <w:proofErr w:type="gramStart"/>
-      <w:r>
-        <w:t>Have</w:t>
-      </w:r>
-      <w:proofErr w:type="gramEnd"/>
-      <w:r>
-        <w:t xml:space="preserve"> not had luck with this yet</w:t>
+        <w:t>Have not had luck with this yet</w:t>
       </w:r>
     </w:p>
     <w:p/>
@@ -3149,30 +6187,15 @@
         <w:t>MIPS R5900</w:t>
       </w:r>
       <w:r>
-        <w:t xml:space="preserve"> is the </w:t>
-      </w:r>
-      <w:proofErr w:type="spellStart"/>
-      <w:r>
-        <w:t>cpu</w:t>
-      </w:r>
-      <w:proofErr w:type="spellEnd"/>
-      <w:r>
-        <w:t xml:space="preserve"> type</w:t>
-      </w:r>
-    </w:p>
-    <w:p>
-      <w:r>
-        <w:tab/>
-      </w:r>
-      <w:proofErr w:type="spellStart"/>
-      <w:r>
-        <w:t>Decompiler</w:t>
-      </w:r>
-      <w:proofErr w:type="spellEnd"/>
-      <w:r>
-        <w:t xml:space="preserve"> may help: </w:t>
-      </w:r>
-      <w:hyperlink r:id="rId23" w:history="1">
+        <w:t xml:space="preserve"> is the cpu type</w:t>
+      </w:r>
+    </w:p>
+    <w:p>
+      <w:r>
+        <w:tab/>
+        <w:t xml:space="preserve">Decompiler may help: </w:t>
+      </w:r>
+      <w:hyperlink r:id="rId29" w:history="1">
         <w:r>
           <w:rPr>
             <w:rStyle w:val="Hyperlink"/>
@@ -3195,31 +6218,7 @@
         <w:ind w:left="1440"/>
       </w:pPr>
       <w:r>
-        <w:t xml:space="preserve">python3 </w:t>
-      </w:r>
-      <w:proofErr w:type="spellStart"/>
-      <w:r>
-        <w:t>spimdisasm</w:t>
-      </w:r>
-      <w:proofErr w:type="spellEnd"/>
-      <w:r>
-        <w:t xml:space="preserve"> </w:t>
-      </w:r>
-      <w:proofErr w:type="spellStart"/>
-      <w:r>
-        <w:t>singleFileDisasm</w:t>
-      </w:r>
-      <w:proofErr w:type="spellEnd"/>
-      <w:r>
-        <w:t xml:space="preserve"> --</w:t>
-      </w:r>
-      <w:proofErr w:type="spellStart"/>
-      <w:r>
-        <w:t>instr</w:t>
-      </w:r>
-      <w:proofErr w:type="spellEnd"/>
-      <w:r>
-        <w:t>-category r5900 ./SLPM_652.55</w:t>
+        <w:t>python3 spimdisasm singleFileDisasm --instr-category r5900 ./SLPM_652.55</w:t>
       </w:r>
       <w:r>
         <w:t>.txt</w:t>
@@ -3234,15 +6233,7 @@
     <w:p>
       <w:r>
         <w:tab/>
-        <w:t>Must be run inside the first ‘</w:t>
-      </w:r>
-      <w:proofErr w:type="spellStart"/>
-      <w:r>
-        <w:t>spimdisasm</w:t>
-      </w:r>
-      <w:proofErr w:type="spellEnd"/>
-      <w:r>
-        <w:t>’ folder in repos in WSL</w:t>
+        <w:t>Must be run inside the first ‘spimdisasm’ folder in repos in WSL</w:t>
       </w:r>
     </w:p>
     <w:p>
@@ -3261,7 +6252,7 @@
       <w:r>
         <w:tab/>
       </w:r>
-      <w:hyperlink r:id="rId24" w:history="1">
+      <w:hyperlink r:id="rId30" w:history="1">
         <w:r>
           <w:rPr>
             <w:rStyle w:val="Hyperlink"/>
@@ -3283,7 +6274,7 @@
       <w:pPr>
         <w:ind w:left="720"/>
       </w:pPr>
-      <w:hyperlink r:id="rId25" w:history="1">
+      <w:hyperlink r:id="rId31" w:history="1">
         <w:r>
           <w:rPr>
             <w:rStyle w:val="Hyperlink"/>
@@ -3301,13 +6292,8 @@
       </w:pPr>
       <w:r>
         <w:tab/>
-        <w:t xml:space="preserve">Someone on here is writing a decompressor, will </w:t>
-      </w:r>
-      <w:proofErr w:type="gramStart"/>
-      <w:r>
-        <w:t>look into</w:t>
-      </w:r>
-      <w:proofErr w:type="gramEnd"/>
+        <w:t>Someone on here is writing a decompressor, will look into</w:t>
+      </w:r>
     </w:p>
     <w:p>
       <w:pPr>
@@ -3316,21 +6302,8 @@
       <w:r>
         <w:t>“</w:t>
       </w:r>
-      <w:proofErr w:type="spellStart"/>
-      <w:r>
-        <w:t>Yeeaaaaah</w:t>
-      </w:r>
-      <w:proofErr w:type="spellEnd"/>
-      <w:r>
-        <w:t xml:space="preserve"> the files are standard TIM2 files, packed with a typical </w:t>
-      </w:r>
-      <w:proofErr w:type="spellStart"/>
-      <w:r>
-        <w:t>LZish</w:t>
-      </w:r>
-      <w:proofErr w:type="spellEnd"/>
-      <w:r>
-        <w:t xml:space="preserve"> compression. &lt;=$7F are raw bytes, anything above that is a compression word (2 bytes) where 6 bits are for amount and 10 bits for distance.</w:t>
+      <w:r>
+        <w:t>Yeeaaaaah the files are standard TIM2 files, packed with a typical LZish compression. &lt;=$7F are raw bytes, anything above that is a compression word (2 bytes) where 6 bits are for amount and 10 bits for distance.</w:t>
       </w:r>
       <w:r>
         <w:t>”</w:t>
@@ -3343,7 +6316,7 @@
       <w:r>
         <w:t xml:space="preserve">The maker of the program is the owner of this Twitter: </w:t>
       </w:r>
-      <w:hyperlink r:id="rId26" w:history="1">
+      <w:hyperlink r:id="rId32" w:history="1">
         <w:r>
           <w:rPr>
             <w:rStyle w:val="Hyperlink"/>
@@ -3359,7 +6332,7 @@
       <w:pPr>
         <w:ind w:left="1440"/>
       </w:pPr>
-      <w:hyperlink r:id="rId27" w:history="1">
+      <w:hyperlink r:id="rId33" w:history="1">
         <w:r>
           <w:rPr>
             <w:rStyle w:val="Hyperlink"/>
@@ -3386,7 +6359,7 @@
       <w:pPr>
         <w:ind w:left="1440"/>
       </w:pPr>
-      <w:hyperlink r:id="rId28" w:history="1">
+      <w:hyperlink r:id="rId34" w:history="1">
         <w:r>
           <w:rPr>
             <w:rStyle w:val="Hyperlink"/>
@@ -3402,7 +6375,7 @@
       <w:pPr>
         <w:ind w:left="1440"/>
       </w:pPr>
-      <w:hyperlink r:id="rId29" w:history="1">
+      <w:hyperlink r:id="rId35" w:history="1">
         <w:r>
           <w:rPr>
             <w:rStyle w:val="Hyperlink"/>
@@ -3419,15 +6392,7 @@
         <w:ind w:left="720"/>
       </w:pPr>
       <w:r>
-        <w:t xml:space="preserve">Sounds like he started by comparing the contents of </w:t>
-      </w:r>
-      <w:proofErr w:type="spellStart"/>
-      <w:r>
-        <w:t>savestates</w:t>
-      </w:r>
-      <w:proofErr w:type="spellEnd"/>
-      <w:r>
-        <w:t xml:space="preserve"> in PCSX2 to the contents of the game files, let’s try this with text and see where it leads</w:t>
+        <w:t>Sounds like he started by comparing the contents of savestates in PCSX2 to the contents of the game files, let’s try this with text and see where it leads</w:t>
       </w:r>
     </w:p>
     <w:p>
@@ -3448,23 +6413,7 @@
       <w:r>
         <w:lastRenderedPageBreak/>
         <w:tab/>
-        <w:t xml:space="preserve">In </w:t>
-      </w:r>
-      <w:proofErr w:type="spellStart"/>
-      <w:r>
-        <w:t>WindHex</w:t>
-      </w:r>
-      <w:proofErr w:type="spellEnd"/>
-      <w:r>
-        <w:t xml:space="preserve"> editor using the </w:t>
-      </w:r>
-      <w:proofErr w:type="spellStart"/>
-      <w:r>
-        <w:t>sjis</w:t>
-      </w:r>
-      <w:proofErr w:type="spellEnd"/>
-      <w:r>
-        <w:t xml:space="preserve"> encoding format</w:t>
+        <w:t>In WindHex editor using the sjis encoding format</w:t>
       </w:r>
     </w:p>
     <w:p>
@@ -3482,15 +6431,7 @@
         <w:t>very</w:t>
       </w:r>
       <w:r>
-        <w:t xml:space="preserve"> long time, I think the game </w:t>
-      </w:r>
-      <w:proofErr w:type="gramStart"/>
-      <w:r>
-        <w:t>actually loads</w:t>
-      </w:r>
-      <w:proofErr w:type="gramEnd"/>
-      <w:r>
-        <w:t xml:space="preserve"> the entire script into memory at the very start</w:t>
+        <w:t xml:space="preserve"> long time, I think the game actually loads the entire script into memory at the very start</w:t>
       </w:r>
     </w:p>
     <w:p>
@@ -3607,14 +6548,7 @@
       </w:r>
       <w:r>
         <w:tab/>
-      </w:r>
-      <w:proofErr w:type="spellStart"/>
-      <w:r>
-        <w:t>HxD</w:t>
-      </w:r>
-      <w:proofErr w:type="spellEnd"/>
-      <w:r>
-        <w:t xml:space="preserve"> hex editor lets you copy/paste easier, try using that for now</w:t>
+        <w:t>HxD hex editor lets you copy/paste easier, try using that for now</w:t>
       </w:r>
     </w:p>
     <w:p>
@@ -3636,21 +6570,8 @@
       <w:r>
         <w:t xml:space="preserve">I’m currently going through and comparing it to </w:t>
       </w:r>
-      <w:proofErr w:type="spellStart"/>
-      <w:r>
-        <w:t>entire_script.bin</w:t>
-      </w:r>
-      <w:proofErr w:type="spellEnd"/>
-      <w:r>
-        <w:t xml:space="preserve"> in </w:t>
-      </w:r>
-      <w:proofErr w:type="spellStart"/>
-      <w:r>
-        <w:t>HxD</w:t>
-      </w:r>
-      <w:proofErr w:type="spellEnd"/>
-      <w:r>
-        <w:t>, see where this leads</w:t>
+      <w:r>
+        <w:t>entire_script.bin in HxD, see where this leads</w:t>
       </w:r>
     </w:p>
     <w:p>
@@ -3669,15 +6590,7 @@
         <w:t>A000&gt;</w:t>
       </w:r>
       <w:r>
-        <w:t xml:space="preserve">A014 has lots of </w:t>
-      </w:r>
-      <w:proofErr w:type="spellStart"/>
-      <w:r>
-        <w:t>wwwwww</w:t>
-      </w:r>
-      <w:proofErr w:type="spellEnd"/>
-      <w:r>
-        <w:t xml:space="preserve"> and 777777’s in it, but is </w:t>
+        <w:t xml:space="preserve">A014 has lots of wwwwww and 777777’s in it, but is </w:t>
       </w:r>
       <w:r>
         <w:t>241kb</w:t>
@@ -3697,23 +6610,7 @@
         <w:t>I may</w:t>
       </w:r>
       <w:r>
-        <w:t xml:space="preserve"> try comparing the uncompressed text to the disc files and see if there are similarities, and keep an </w:t>
-      </w:r>
-      <w:proofErr w:type="gramStart"/>
-      <w:r>
-        <w:t>ear out</w:t>
-      </w:r>
-      <w:proofErr w:type="gramEnd"/>
-      <w:r>
-        <w:t xml:space="preserve"> for a response from </w:t>
-      </w:r>
-      <w:proofErr w:type="spellStart"/>
-      <w:r>
-        <w:t>mr</w:t>
-      </w:r>
-      <w:proofErr w:type="spellEnd"/>
-      <w:r>
-        <w:t xml:space="preserve"> script writer</w:t>
+        <w:t xml:space="preserve"> try comparing the uncompressed text to the disc files and see if there are similarities, and keep an ear out for a response from mr script writer</w:t>
       </w:r>
     </w:p>
     <w:p/>
@@ -3728,305 +6625,234 @@
         <w:t>e</w:t>
       </w:r>
       <w:r>
+        <w:t xml:space="preserve"> WindHex to search for </w:t>
+      </w:r>
+      <w:r>
+        <w:t>ƒIƒŒ</w:t>
+      </w:r>
+      <w:r>
+        <w:t xml:space="preserve"> (</w:t>
+      </w:r>
+      <w:r>
+        <w:t>O-RE) from the first line of text in the game</w:t>
+      </w:r>
+    </w:p>
+    <w:p>
+      <w:r>
+        <w:tab/>
+        <w:t xml:space="preserve">Bookmark: </w:t>
+      </w:r>
+      <w:r>
+        <w:t>A004</w:t>
+      </w:r>
+    </w:p>
+    <w:p/>
+    <w:p>
+      <w:r>
+        <w:t xml:space="preserve">Currently sorting files into </w:t>
+      </w:r>
+      <w:r>
+        <w:t>folders based on content</w:t>
+      </w:r>
+    </w:p>
+    <w:p>
+      <w:r>
+        <w:tab/>
+        <w:t>Bookmark: A</w:t>
+      </w:r>
+      <w:r>
+        <w:t>040</w:t>
+      </w:r>
+    </w:p>
+    <w:p/>
+    <w:p>
+      <w:r>
+        <w:t>There is a pattern in the files:</w:t>
+      </w:r>
+      <w:r>
+        <w:t xml:space="preserve"> (may want to re-extract from ISO to put it back this way)</w:t>
+      </w:r>
+    </w:p>
+    <w:p>
+      <w:r>
+        <w:tab/>
+        <w:t>The count in hex so windows sorting is sometimes confusing</w:t>
+      </w:r>
+    </w:p>
+    <w:p>
+      <w:r>
+        <w:tab/>
+        <w:t xml:space="preserve">Take </w:t>
+      </w:r>
+      <w:r>
+        <w:t>folder A100 for example:</w:t>
+      </w:r>
+    </w:p>
+    <w:p>
+      <w:r>
+        <w:tab/>
+      </w:r>
+      <w:r>
+        <w:tab/>
+        <w:t xml:space="preserve">The </w:t>
+      </w:r>
+      <w:r>
+        <w:t>1st</w:t>
+      </w:r>
+      <w:r>
+        <w:t xml:space="preserve"> file is A100, and contains IECSsreV, IECSdaeH@, and IECSigaV</w:t>
+      </w:r>
+    </w:p>
+    <w:p>
+      <w:r>
+        <w:tab/>
+      </w:r>
+      <w:r>
+        <w:tab/>
+        <w:t xml:space="preserve">The </w:t>
+      </w:r>
+      <w:r>
+        <w:t>2nd</w:t>
+      </w:r>
+      <w:r>
+        <w:t xml:space="preserve"> file is A101, and contains</w:t>
+      </w:r>
+      <w:r>
+        <w:t xml:space="preserve"> IECSsreV, IECSuqeS, and IECSqseS@</w:t>
+      </w:r>
+    </w:p>
+    <w:p>
+      <w:r>
+        <w:tab/>
+      </w:r>
+      <w:r>
+        <w:tab/>
+      </w:r>
+      <w:r>
+        <w:tab/>
+        <w:t>Sounds like these are related to sound waves</w:t>
+      </w:r>
+    </w:p>
+    <w:p>
+      <w:pPr>
+        <w:ind w:left="720" w:firstLine="720"/>
+      </w:pPr>
+      <w:r>
+        <w:t xml:space="preserve">The </w:t>
+      </w:r>
+      <w:r>
+        <w:t>3rd</w:t>
+      </w:r>
+      <w:r>
         <w:t xml:space="preserve"> </w:t>
       </w:r>
-      <w:proofErr w:type="spellStart"/>
-      <w:r>
-        <w:t>WindHex</w:t>
-      </w:r>
-      <w:proofErr w:type="spellEnd"/>
-      <w:r>
-        <w:t xml:space="preserve"> to search for </w:t>
-      </w:r>
-      <w:proofErr w:type="spellStart"/>
-      <w:r>
-        <w:t>ƒIƒŒ</w:t>
-      </w:r>
-      <w:proofErr w:type="spellEnd"/>
-      <w:r>
-        <w:t xml:space="preserve"> (</w:t>
-      </w:r>
-      <w:r>
-        <w:t>O-RE) from the first line of text in the game</w:t>
-      </w:r>
-    </w:p>
-    <w:p>
-      <w:r>
-        <w:tab/>
-        <w:t xml:space="preserve">Bookmark: </w:t>
-      </w:r>
-      <w:r>
-        <w:t>A004</w:t>
+      <w:r>
+        <w:t xml:space="preserve">file </w:t>
+      </w:r>
+      <w:r>
+        <w:t xml:space="preserve">is </w:t>
+      </w:r>
+      <w:r>
+        <w:t xml:space="preserve">A102, and </w:t>
+      </w:r>
+      <w:r>
+        <w:t>much larger</w:t>
+      </w:r>
+      <w:r>
+        <w:t xml:space="preserve"> and more densely packed</w:t>
+      </w:r>
+    </w:p>
+    <w:p>
+      <w:r>
+        <w:tab/>
+      </w:r>
+      <w:r>
+        <w:tab/>
+      </w:r>
+      <w:r>
+        <w:tab/>
+      </w:r>
+      <w:r>
+        <w:t>The first row is</w:t>
+      </w:r>
+      <w:r>
+        <w:t xml:space="preserve"> all 00’s</w:t>
+      </w:r>
+    </w:p>
+    <w:p>
+      <w:r>
+        <w:tab/>
+      </w:r>
+      <w:r>
+        <w:tab/>
+      </w:r>
+      <w:r>
+        <w:tab/>
+        <w:t>The first column is usually a number/hex digit</w:t>
+      </w:r>
+    </w:p>
+    <w:p>
+      <w:r>
+        <w:tab/>
+      </w:r>
+      <w:r>
+        <w:tab/>
+      </w:r>
+      <w:r>
+        <w:tab/>
+        <w:t>The second column is usually a 00 or a 02</w:t>
+      </w:r>
+    </w:p>
+    <w:p>
+      <w:r>
+        <w:tab/>
+      </w:r>
+      <w:r>
+        <w:tab/>
+      </w:r>
+      <w:r>
+        <w:tab/>
+        <w:t xml:space="preserve">The final row is </w:t>
+      </w:r>
+      <w:r>
+        <w:t>00 77 77 77 …. (or wwwwwwww)</w:t>
+      </w:r>
+    </w:p>
+    <w:p>
+      <w:pPr>
+        <w:ind w:left="2880"/>
+      </w:pPr>
+      <w:r>
+        <w:t>Sometimes there will be a row of 00’s followed by a row of 77’s in the middle of the file</w:t>
+      </w:r>
+    </w:p>
+    <w:p>
+      <w:pPr>
+        <w:ind w:left="1440"/>
+      </w:pPr>
+      <w:r>
+        <w:t>Then file A103 is just like A100, so the pattern repeats</w:t>
+      </w:r>
+    </w:p>
+    <w:p>
+      <w:pPr>
+        <w:ind w:left="1440"/>
+      </w:pPr>
+      <w:r>
+        <w:t>It seems as if most folders follow this pattern</w:t>
+      </w:r>
+    </w:p>
+    <w:p>
+      <w:pPr>
+        <w:ind w:left="2160"/>
+      </w:pPr>
+      <w:r>
+        <w:t>Sometimes the folder starts mid-pattern, but that may be because it continues the pattern of a previous folder</w:t>
       </w:r>
     </w:p>
     <w:p/>
     <w:p>
       <w:r>
-        <w:t xml:space="preserve">Currently sorting files into </w:t>
-      </w:r>
-      <w:r>
-        <w:t>folders based on content</w:t>
-      </w:r>
-    </w:p>
-    <w:p>
-      <w:r>
-        <w:tab/>
-        <w:t>Bookmark: A</w:t>
-      </w:r>
-      <w:r>
-        <w:t>040</w:t>
-      </w:r>
-    </w:p>
-    <w:p/>
-    <w:p>
-      <w:r>
-        <w:t>There is a pattern in the files:</w:t>
-      </w:r>
-      <w:r>
-        <w:t xml:space="preserve"> (may want to re-extract from ISO to put it back this way)</w:t>
-      </w:r>
-    </w:p>
-    <w:p>
-      <w:r>
-        <w:tab/>
-        <w:t>The count in hex so windows sorting is sometimes confusing</w:t>
-      </w:r>
-    </w:p>
-    <w:p>
-      <w:r>
-        <w:tab/>
-        <w:t xml:space="preserve">Take </w:t>
-      </w:r>
-      <w:r>
-        <w:t>folder A100 for example:</w:t>
-      </w:r>
-    </w:p>
-    <w:p>
-      <w:r>
-        <w:tab/>
-      </w:r>
-      <w:r>
-        <w:tab/>
-        <w:t xml:space="preserve">The </w:t>
-      </w:r>
-      <w:r>
-        <w:t>1st</w:t>
-      </w:r>
-      <w:r>
-        <w:t xml:space="preserve"> file is A100, and contains </w:t>
-      </w:r>
-      <w:proofErr w:type="spellStart"/>
-      <w:r>
-        <w:t>IECSsreV</w:t>
-      </w:r>
-      <w:proofErr w:type="spellEnd"/>
-      <w:r>
-        <w:t xml:space="preserve">, </w:t>
-      </w:r>
-      <w:proofErr w:type="spellStart"/>
-      <w:proofErr w:type="gramStart"/>
-      <w:r>
-        <w:t>IECSdaeH</w:t>
-      </w:r>
-      <w:proofErr w:type="spellEnd"/>
-      <w:r>
-        <w:t>@,</w:t>
-      </w:r>
-      <w:proofErr w:type="gramEnd"/>
-      <w:r>
-        <w:t xml:space="preserve"> and IECSigaV</w:t>
-      </w:r>
-    </w:p>
-    <w:p>
-      <w:r>
-        <w:tab/>
-      </w:r>
-      <w:r>
-        <w:tab/>
-        <w:t xml:space="preserve">The </w:t>
-      </w:r>
-      <w:r>
-        <w:t>2nd</w:t>
-      </w:r>
-      <w:r>
-        <w:t xml:space="preserve"> file is A101, and contains</w:t>
-      </w:r>
-      <w:r>
-        <w:t xml:space="preserve"> </w:t>
-      </w:r>
-      <w:proofErr w:type="spellStart"/>
-      <w:r>
-        <w:t>IECSsreV</w:t>
-      </w:r>
-      <w:proofErr w:type="spellEnd"/>
-      <w:r>
-        <w:t xml:space="preserve">, </w:t>
-      </w:r>
-      <w:proofErr w:type="spellStart"/>
-      <w:r>
-        <w:t>IECSuqeS</w:t>
-      </w:r>
-      <w:proofErr w:type="spellEnd"/>
-      <w:r>
-        <w:t xml:space="preserve">, and </w:t>
-      </w:r>
-      <w:proofErr w:type="spellStart"/>
-      <w:r>
-        <w:t>IECSqseS</w:t>
-      </w:r>
-      <w:proofErr w:type="spellEnd"/>
-      <w:r>
-        <w:t>@</w:t>
-      </w:r>
-    </w:p>
-    <w:p>
-      <w:r>
-        <w:tab/>
-      </w:r>
-      <w:r>
-        <w:tab/>
-      </w:r>
-      <w:r>
-        <w:tab/>
-        <w:t>Sounds like these are related to sound waves</w:t>
-      </w:r>
-    </w:p>
-    <w:p>
-      <w:pPr>
-        <w:ind w:left="720" w:firstLine="720"/>
-      </w:pPr>
-      <w:r>
-        <w:t xml:space="preserve">The </w:t>
-      </w:r>
-      <w:r>
-        <w:t>3rd</w:t>
-      </w:r>
-      <w:r>
-        <w:t xml:space="preserve"> </w:t>
-      </w:r>
-      <w:r>
-        <w:t xml:space="preserve">file </w:t>
-      </w:r>
-      <w:r>
-        <w:t xml:space="preserve">is </w:t>
-      </w:r>
-      <w:r>
-        <w:t xml:space="preserve">A102, and </w:t>
-      </w:r>
-      <w:r>
-        <w:t>much larger</w:t>
-      </w:r>
-      <w:r>
-        <w:t xml:space="preserve"> and more densely packed</w:t>
-      </w:r>
-    </w:p>
-    <w:p>
-      <w:r>
-        <w:tab/>
-      </w:r>
-      <w:r>
-        <w:tab/>
-      </w:r>
-      <w:r>
-        <w:tab/>
-      </w:r>
-      <w:r>
-        <w:t>The first row is</w:t>
-      </w:r>
-      <w:r>
-        <w:t xml:space="preserve"> all 00’s</w:t>
-      </w:r>
-    </w:p>
-    <w:p>
-      <w:r>
-        <w:tab/>
-      </w:r>
-      <w:r>
-        <w:tab/>
-      </w:r>
-      <w:r>
-        <w:tab/>
-        <w:t>The first column is usually a number/hex digit</w:t>
-      </w:r>
-    </w:p>
-    <w:p>
-      <w:r>
-        <w:tab/>
-      </w:r>
-      <w:r>
-        <w:tab/>
-      </w:r>
-      <w:r>
-        <w:tab/>
-        <w:t>The second column is usually a 00 or a 02</w:t>
-      </w:r>
-    </w:p>
-    <w:p>
-      <w:r>
-        <w:tab/>
-      </w:r>
-      <w:r>
-        <w:tab/>
-      </w:r>
-      <w:r>
-        <w:tab/>
-        <w:t xml:space="preserve">The final row is </w:t>
-      </w:r>
-      <w:r>
-        <w:t xml:space="preserve">00 77 77 77 …. (or </w:t>
-      </w:r>
-      <w:proofErr w:type="spellStart"/>
-      <w:r>
-        <w:t>wwwwwwww</w:t>
-      </w:r>
-      <w:proofErr w:type="spellEnd"/>
-      <w:r>
-        <w:t>)</w:t>
-      </w:r>
-    </w:p>
-    <w:p>
-      <w:pPr>
-        <w:ind w:left="2880"/>
-      </w:pPr>
-      <w:r>
-        <w:t>Sometimes there will be a row of 00’s followed by a row of 77’s in the middle of the file</w:t>
-      </w:r>
-    </w:p>
-    <w:p>
-      <w:pPr>
-        <w:ind w:left="1440"/>
-      </w:pPr>
-      <w:r>
-        <w:t>Then file A103 is just like A100, so the pattern repeats</w:t>
-      </w:r>
-    </w:p>
-    <w:p>
-      <w:pPr>
-        <w:ind w:left="1440"/>
-      </w:pPr>
-      <w:r>
-        <w:t>It seems as if most folders follow this pattern</w:t>
-      </w:r>
-    </w:p>
-    <w:p>
-      <w:pPr>
-        <w:ind w:left="2160"/>
-      </w:pPr>
-      <w:r>
-        <w:t xml:space="preserve">Sometimes the folder </w:t>
-      </w:r>
-      <w:proofErr w:type="gramStart"/>
-      <w:r>
-        <w:t>starts</w:t>
-      </w:r>
-      <w:proofErr w:type="gramEnd"/>
-      <w:r>
-        <w:t xml:space="preserve"> mid-pattern, but that may be because it continues the pattern of a previous folder</w:t>
-      </w:r>
-    </w:p>
-    <w:p/>
-    <w:p>
-      <w:r>
         <w:t>Text is in the SLPM_6</w:t>
       </w:r>
       <w:r>
@@ -4040,13 +6866,8 @@
       <w:r>
         <w:t xml:space="preserve">Encoded in typical Shift-JIS, </w:t>
       </w:r>
-      <w:proofErr w:type="spellStart"/>
-      <w:r>
-        <w:t>wxMEdit</w:t>
-      </w:r>
-      <w:proofErr w:type="spellEnd"/>
-      <w:r>
-        <w:t xml:space="preserve"> can view</w:t>
+      <w:r>
+        <w:t>wxMEdit can view</w:t>
       </w:r>
     </w:p>
     <w:p>
@@ -4067,6 +6888,126 @@
     </w:sectPr>
   </w:body>
 </w:document>
+</file>
+
+<file path=word/numbering.xml><?xml version="1.0" encoding="utf-8"?>
+<w:numbering xmlns:wpc="http://schemas.microsoft.com/office/word/2010/wordprocessingCanvas" xmlns:cx="http://schemas.microsoft.com/office/drawing/2014/chartex" xmlns:cx1="http://schemas.microsoft.com/office/drawing/2015/9/8/chartex" xmlns:cx2="http://schemas.microsoft.com/office/drawing/2015/10/21/chartex" xmlns:cx3="http://schemas.microsoft.com/office/drawing/2016/5/9/chartex" xmlns:cx4="http://schemas.microsoft.com/office/drawing/2016/5/10/chartex" xmlns:cx5="http://schemas.microsoft.com/office/drawing/2016/5/11/chartex" xmlns:cx6="http://schemas.microsoft.com/office/drawing/2016/5/12/chartex" xmlns:cx7="http://schemas.microsoft.com/office/drawing/2016/5/13/chartex" xmlns:cx8="http://schemas.microsoft.com/office/drawing/2016/5/14/chartex" xmlns:mc="http://schemas.openxmlformats.org/markup-compatibility/2006" xmlns:aink="http://schemas.microsoft.com/office/drawing/2016/ink" xmlns:am3d="http://schemas.microsoft.com/office/drawing/2017/model3d" xmlns:o="urn:schemas-microsoft-com:office:office" xmlns:oel="http://schemas.microsoft.com/office/2019/extlst" xmlns:r="http://schemas.openxmlformats.org/officeDocument/2006/relationships" xmlns:m="http://schemas.openxmlformats.org/officeDocument/2006/math" xmlns:v="urn:schemas-microsoft-com:vml" xmlns:wp14="http://schemas.microsoft.com/office/word/2010/wordprocessingDrawing" xmlns:wp="http://schemas.openxmlformats.org/drawingml/2006/wordprocessingDrawing" xmlns:w10="urn:schemas-microsoft-com:office:word" xmlns:w="http://schemas.openxmlformats.org/wordprocessingml/2006/main" xmlns:w14="http://schemas.microsoft.com/office/word/2010/wordml" xmlns:w15="http://schemas.microsoft.com/office/word/2012/wordml" xmlns:w16cex="http://schemas.microsoft.com/office/word/2018/wordml/cex" xmlns:w16cid="http://schemas.microsoft.com/office/word/2016/wordml/cid" xmlns:w16="http://schemas.microsoft.com/office/word/2018/wordml" xmlns:w16du="http://schemas.microsoft.com/office/word/2023/wordml/word16du" xmlns:w16sdtdh="http://schemas.microsoft.com/office/word/2020/wordml/sdtdatahash" xmlns:w16sdtfl="http://schemas.microsoft.com/office/word/2024/wordml/sdtformatlock" xmlns:w16se="http://schemas.microsoft.com/office/word/2015/wordml/symex" xmlns:wpg="http://schemas.microsoft.com/office/word/2010/wordprocessingGroup" xmlns:wpi="http://schemas.microsoft.com/office/word/2010/wordprocessingInk" xmlns:wne="http://schemas.microsoft.com/office/word/2006/wordml" xmlns:wps="http://schemas.microsoft.com/office/word/2010/wordprocessingShape" mc:Ignorable="w14 w15 w16se w16cid w16 w16cex w16sdtdh w16sdtfl w16du wp14">
+  <w:abstractNum w:abstractNumId="0" w15:restartNumberingAfterBreak="0">
+    <w:nsid w:val="46514690"/>
+    <w:multiLevelType w:val="hybridMultilevel"/>
+    <w:tmpl w:val="3632A6D2"/>
+    <w:lvl w:ilvl="0" w:tplc="05BEC44C">
+      <w:numFmt w:val="bullet"/>
+      <w:lvlText w:val="-"/>
+      <w:lvlJc w:val="left"/>
+      <w:pPr>
+        <w:ind w:left="720" w:hanging="360"/>
+      </w:pPr>
+      <w:rPr>
+        <w:rFonts w:ascii="Aptos" w:eastAsiaTheme="minorEastAsia" w:hAnsi="Aptos" w:cstheme="minorBidi" w:hint="default"/>
+      </w:rPr>
+    </w:lvl>
+    <w:lvl w:ilvl="1" w:tplc="04090003" w:tentative="1">
+      <w:start w:val="1"/>
+      <w:numFmt w:val="bullet"/>
+      <w:lvlText w:val="o"/>
+      <w:lvlJc w:val="left"/>
+      <w:pPr>
+        <w:ind w:left="1440" w:hanging="360"/>
+      </w:pPr>
+      <w:rPr>
+        <w:rFonts w:ascii="Courier New" w:hAnsi="Courier New" w:cs="Courier New" w:hint="default"/>
+      </w:rPr>
+    </w:lvl>
+    <w:lvl w:ilvl="2" w:tplc="04090005" w:tentative="1">
+      <w:start w:val="1"/>
+      <w:numFmt w:val="bullet"/>
+      <w:lvlText w:val=""/>
+      <w:lvlJc w:val="left"/>
+      <w:pPr>
+        <w:ind w:left="2160" w:hanging="360"/>
+      </w:pPr>
+      <w:rPr>
+        <w:rFonts w:ascii="Wingdings" w:hAnsi="Wingdings" w:hint="default"/>
+      </w:rPr>
+    </w:lvl>
+    <w:lvl w:ilvl="3" w:tplc="04090001" w:tentative="1">
+      <w:start w:val="1"/>
+      <w:numFmt w:val="bullet"/>
+      <w:lvlText w:val=""/>
+      <w:lvlJc w:val="left"/>
+      <w:pPr>
+        <w:ind w:left="2880" w:hanging="360"/>
+      </w:pPr>
+      <w:rPr>
+        <w:rFonts w:ascii="Symbol" w:hAnsi="Symbol" w:hint="default"/>
+      </w:rPr>
+    </w:lvl>
+    <w:lvl w:ilvl="4" w:tplc="04090003" w:tentative="1">
+      <w:start w:val="1"/>
+      <w:numFmt w:val="bullet"/>
+      <w:lvlText w:val="o"/>
+      <w:lvlJc w:val="left"/>
+      <w:pPr>
+        <w:ind w:left="3600" w:hanging="360"/>
+      </w:pPr>
+      <w:rPr>
+        <w:rFonts w:ascii="Courier New" w:hAnsi="Courier New" w:cs="Courier New" w:hint="default"/>
+      </w:rPr>
+    </w:lvl>
+    <w:lvl w:ilvl="5" w:tplc="04090005" w:tentative="1">
+      <w:start w:val="1"/>
+      <w:numFmt w:val="bullet"/>
+      <w:lvlText w:val=""/>
+      <w:lvlJc w:val="left"/>
+      <w:pPr>
+        <w:ind w:left="4320" w:hanging="360"/>
+      </w:pPr>
+      <w:rPr>
+        <w:rFonts w:ascii="Wingdings" w:hAnsi="Wingdings" w:hint="default"/>
+      </w:rPr>
+    </w:lvl>
+    <w:lvl w:ilvl="6" w:tplc="04090001" w:tentative="1">
+      <w:start w:val="1"/>
+      <w:numFmt w:val="bullet"/>
+      <w:lvlText w:val=""/>
+      <w:lvlJc w:val="left"/>
+      <w:pPr>
+        <w:ind w:left="5040" w:hanging="360"/>
+      </w:pPr>
+      <w:rPr>
+        <w:rFonts w:ascii="Symbol" w:hAnsi="Symbol" w:hint="default"/>
+      </w:rPr>
+    </w:lvl>
+    <w:lvl w:ilvl="7" w:tplc="04090003" w:tentative="1">
+      <w:start w:val="1"/>
+      <w:numFmt w:val="bullet"/>
+      <w:lvlText w:val="o"/>
+      <w:lvlJc w:val="left"/>
+      <w:pPr>
+        <w:ind w:left="5760" w:hanging="360"/>
+      </w:pPr>
+      <w:rPr>
+        <w:rFonts w:ascii="Courier New" w:hAnsi="Courier New" w:cs="Courier New" w:hint="default"/>
+      </w:rPr>
+    </w:lvl>
+    <w:lvl w:ilvl="8" w:tplc="04090005" w:tentative="1">
+      <w:start w:val="1"/>
+      <w:numFmt w:val="bullet"/>
+      <w:lvlText w:val=""/>
+      <w:lvlJc w:val="left"/>
+      <w:pPr>
+        <w:ind w:left="6480" w:hanging="360"/>
+      </w:pPr>
+      <w:rPr>
+        <w:rFonts w:ascii="Wingdings" w:hAnsi="Wingdings" w:hint="default"/>
+      </w:rPr>
+    </w:lvl>
+  </w:abstractNum>
+  <w:num w:numId="1" w16cid:durableId="313603288">
+    <w:abstractNumId w:val="0"/>
+  </w:num>
+</w:numbering>
 </file>
 
 <file path=word/styles.xml><?xml version="1.0" encoding="utf-8"?>
@@ -4469,6 +7410,7 @@
   <w:style w:type="paragraph" w:default="1" w:styleId="Normal">
     <w:name w:val="Normal"/>
     <w:qFormat/>
+    <w:rsid w:val="00635939"/>
   </w:style>
   <w:style w:type="paragraph" w:styleId="Heading1">
     <w:name w:val="heading 1"/>
@@ -4520,7 +7462,6 @@
     <w:next w:val="Normal"/>
     <w:link w:val="Heading3Char"/>
     <w:uiPriority w:val="9"/>
-    <w:semiHidden/>
     <w:unhideWhenUsed/>
     <w:qFormat/>
     <w:rsid w:val="00291FA6"/>
@@ -4672,7 +7613,6 @@
   <w:style w:type="character" w:default="1" w:styleId="DefaultParagraphFont">
     <w:name w:val="Default Paragraph Font"/>
     <w:uiPriority w:val="1"/>
-    <w:semiHidden/>
     <w:unhideWhenUsed/>
   </w:style>
   <w:style w:type="table" w:default="1" w:styleId="TableNormal">
@@ -4728,7 +7668,6 @@
     <w:basedOn w:val="DefaultParagraphFont"/>
     <w:link w:val="Heading3"/>
     <w:uiPriority w:val="9"/>
-    <w:semiHidden/>
     <w:rsid w:val="00291FA6"/>
     <w:rPr>
       <w:rFonts w:eastAsiaTheme="majorEastAsia" w:cstheme="majorBidi"/>
